--- a/practice-03-rxjava/Практика_03_Кашпирев_МД.docx
+++ b/practice-03-rxjava/Практика_03_Кашпирев_МД.docx
@@ -42,7 +42,7 @@
                 <w:sz w:val="24"/>
               </w:rPr>
               <w:drawing>
-                <wp:inline distT="0" distB="0" distL="0" distR="0" wp14:anchorId="5AEFBD0D" wp14:editId="3A347137">
+                <wp:inline distT="0" distB="0" distL="0" distR="0" wp14:anchorId="6F31A091" wp14:editId="5DE9C466">
                   <wp:extent cx="1066800" cy="1066800"/>
                   <wp:effectExtent l="0" t="0" r="0" b="0"/>
                   <wp:docPr id="1" name="Рисунок 3"/>
@@ -221,7 +221,7 @@
               <mc:AlternateContent>
                 <mc:Choice Requires="wps">
                   <w:drawing>
-                    <wp:inline distT="0" distB="0" distL="0" distR="0" wp14:anchorId="08E82E7D" wp14:editId="4E4C2D47">
+                    <wp:inline distT="0" distB="0" distL="0" distR="0" wp14:anchorId="6C206248" wp14:editId="31674D35">
                       <wp:extent cx="5600700" cy="1270"/>
                       <wp:effectExtent l="19050" t="19050" r="19050" b="27305"/>
                       <wp:docPr id="2" name="Прямая соединительная линия 2"/>
@@ -883,7 +883,7 @@
       <w:r>
         <w:fldChar w:fldCharType="separate"/>
       </w:r>
-      <w:hyperlink w:anchor="_Toc242033999" w:history="1">
+      <w:hyperlink w:anchor="_Toc242051950" w:history="1">
         <w:r>
           <w:rPr>
             <w:rStyle w:val="aff8"/>
@@ -911,7 +911,7 @@
             <w:noProof/>
             <w:webHidden/>
           </w:rPr>
-          <w:instrText xml:space="preserve"> PAGEREF _Toc242033999 \h </w:instrText>
+          <w:instrText xml:space="preserve"> PAGEREF _Toc242051950 \h </w:instrText>
         </w:r>
         <w:r>
           <w:rPr>
@@ -956,14 +956,14 @@
           <w:lang w:val="ru-RU" w:eastAsia="ru-RU"/>
         </w:rPr>
       </w:pPr>
-      <w:hyperlink w:anchor="_Toc242034000" w:history="1">
+      <w:hyperlink w:anchor="_Toc242051951" w:history="1">
         <w:r>
           <w:rPr>
             <w:rStyle w:val="aff8"/>
             <w:rFonts w:eastAsiaTheme="majorEastAsia"/>
             <w:noProof/>
           </w:rPr>
-          <w:t>1 Реализация приложения</w:t>
+          <w:t>1 Требования и теоретические основы</w:t>
         </w:r>
         <w:r>
           <w:rPr>
@@ -984,7 +984,7 @@
             <w:noProof/>
             <w:webHidden/>
           </w:rPr>
-          <w:instrText xml:space="preserve"> PAGEREF _Toc242034000 \h </w:instrText>
+          <w:instrText xml:space="preserve"> PAGEREF _Toc242051951 \h </w:instrText>
         </w:r>
         <w:r>
           <w:rPr>
@@ -1017,7 +1017,7 @@
     </w:p>
     <w:p>
       <w:pPr>
-        <w:pStyle w:val="14"/>
+        <w:pStyle w:val="2c"/>
         <w:tabs>
           <w:tab w:val="right" w:leader="dot" w:pos="9345"/>
         </w:tabs>
@@ -1029,14 +1029,14 @@
           <w:lang w:val="ru-RU" w:eastAsia="ru-RU"/>
         </w:rPr>
       </w:pPr>
-      <w:hyperlink w:anchor="_Toc242034001" w:history="1">
+      <w:hyperlink w:anchor="_Toc242051952" w:history="1">
         <w:r>
           <w:rPr>
             <w:rStyle w:val="aff8"/>
             <w:rFonts w:eastAsiaTheme="majorEastAsia"/>
             <w:noProof/>
           </w:rPr>
-          <w:t>2 Запуск и проверка</w:t>
+          <w:t>1.1 Соответствие условиям задания</w:t>
         </w:r>
         <w:r>
           <w:rPr>
@@ -1057,7 +1057,153 @@
             <w:noProof/>
             <w:webHidden/>
           </w:rPr>
-          <w:instrText xml:space="preserve"> PAGEREF _Toc242034001 \h </w:instrText>
+          <w:instrText xml:space="preserve"> PAGEREF _Toc242051952 \h </w:instrText>
+        </w:r>
+        <w:r>
+          <w:rPr>
+            <w:noProof/>
+            <w:webHidden/>
+          </w:rPr>
+        </w:r>
+        <w:r>
+          <w:rPr>
+            <w:noProof/>
+            <w:webHidden/>
+          </w:rPr>
+          <w:fldChar w:fldCharType="separate"/>
+        </w:r>
+        <w:r>
+          <w:rPr>
+            <w:noProof/>
+            <w:webHidden/>
+          </w:rPr>
+          <w:t>4</w:t>
+        </w:r>
+        <w:r>
+          <w:rPr>
+            <w:noProof/>
+            <w:webHidden/>
+          </w:rPr>
+          <w:fldChar w:fldCharType="end"/>
+        </w:r>
+      </w:hyperlink>
+    </w:p>
+    <w:p>
+      <w:pPr>
+        <w:pStyle w:val="2c"/>
+        <w:tabs>
+          <w:tab w:val="right" w:leader="dot" w:pos="9345"/>
+        </w:tabs>
+        <w:rPr>
+          <w:rFonts w:asciiTheme="minorHAnsi" w:eastAsiaTheme="minorEastAsia" w:hAnsiTheme="minorHAnsi" w:cstheme="minorBidi"/>
+          <w:noProof/>
+          <w:color w:val="auto"/>
+          <w:sz w:val="22"/>
+          <w:lang w:val="ru-RU" w:eastAsia="ru-RU"/>
+        </w:rPr>
+      </w:pPr>
+      <w:hyperlink w:anchor="_Toc242051953" w:history="1">
+        <w:r>
+          <w:rPr>
+            <w:rStyle w:val="aff8"/>
+            <w:rFonts w:eastAsiaTheme="majorEastAsia"/>
+            <w:noProof/>
+          </w:rPr>
+          <w:t>1.2 Реактивная последовательность данных</w:t>
+        </w:r>
+        <w:r>
+          <w:rPr>
+            <w:noProof/>
+            <w:webHidden/>
+          </w:rPr>
+          <w:tab/>
+        </w:r>
+        <w:r>
+          <w:rPr>
+            <w:noProof/>
+            <w:webHidden/>
+          </w:rPr>
+          <w:fldChar w:fldCharType="begin"/>
+        </w:r>
+        <w:r>
+          <w:rPr>
+            <w:noProof/>
+            <w:webHidden/>
+          </w:rPr>
+          <w:instrText xml:space="preserve"> PAGEREF _Toc242051953 \h </w:instrText>
+        </w:r>
+        <w:r>
+          <w:rPr>
+            <w:noProof/>
+            <w:webHidden/>
+          </w:rPr>
+        </w:r>
+        <w:r>
+          <w:rPr>
+            <w:noProof/>
+            <w:webHidden/>
+          </w:rPr>
+          <w:fldChar w:fldCharType="separate"/>
+        </w:r>
+        <w:r>
+          <w:rPr>
+            <w:noProof/>
+            <w:webHidden/>
+          </w:rPr>
+          <w:t>4</w:t>
+        </w:r>
+        <w:r>
+          <w:rPr>
+            <w:noProof/>
+            <w:webHidden/>
+          </w:rPr>
+          <w:fldChar w:fldCharType="end"/>
+        </w:r>
+      </w:hyperlink>
+    </w:p>
+    <w:p>
+      <w:pPr>
+        <w:pStyle w:val="2c"/>
+        <w:tabs>
+          <w:tab w:val="right" w:leader="dot" w:pos="9345"/>
+        </w:tabs>
+        <w:rPr>
+          <w:rFonts w:asciiTheme="minorHAnsi" w:eastAsiaTheme="minorEastAsia" w:hAnsiTheme="minorHAnsi" w:cstheme="minorBidi"/>
+          <w:noProof/>
+          <w:color w:val="auto"/>
+          <w:sz w:val="22"/>
+          <w:lang w:val="ru-RU" w:eastAsia="ru-RU"/>
+        </w:rPr>
+      </w:pPr>
+      <w:hyperlink w:anchor="_Toc242051954" w:history="1">
+        <w:r>
+          <w:rPr>
+            <w:rStyle w:val="aff8"/>
+            <w:rFonts w:eastAsiaTheme="majorEastAsia"/>
+            <w:noProof/>
+          </w:rPr>
+          <w:t>1.3 Преобразование агрегирование и ошибки</w:t>
+        </w:r>
+        <w:r>
+          <w:rPr>
+            <w:noProof/>
+            <w:webHidden/>
+          </w:rPr>
+          <w:tab/>
+        </w:r>
+        <w:r>
+          <w:rPr>
+            <w:noProof/>
+            <w:webHidden/>
+          </w:rPr>
+          <w:fldChar w:fldCharType="begin"/>
+        </w:r>
+        <w:r>
+          <w:rPr>
+            <w:noProof/>
+            <w:webHidden/>
+          </w:rPr>
+          <w:instrText xml:space="preserve"> PAGEREF _Toc242051954 \h </w:instrText>
         </w:r>
         <w:r>
           <w:rPr>
@@ -1102,14 +1248,14 @@
           <w:lang w:val="ru-RU" w:eastAsia="ru-RU"/>
         </w:rPr>
       </w:pPr>
-      <w:hyperlink w:anchor="_Toc242034002" w:history="1">
+      <w:hyperlink w:anchor="_Toc242051955" w:history="1">
         <w:r>
           <w:rPr>
             <w:rStyle w:val="aff8"/>
             <w:rFonts w:eastAsiaTheme="majorEastAsia"/>
             <w:noProof/>
           </w:rPr>
-          <w:t>2.1 Результаты выполнения</w:t>
+          <w:t>1.4 Планирование и управление нагрузкой</w:t>
         </w:r>
         <w:r>
           <w:rPr>
@@ -1130,7 +1276,7 @@
             <w:noProof/>
             <w:webHidden/>
           </w:rPr>
-          <w:instrText xml:space="preserve"> PAGEREF _Toc242034002 \h </w:instrText>
+          <w:instrText xml:space="preserve"> PAGEREF _Toc242051955 \h </w:instrText>
         </w:r>
         <w:r>
           <w:rPr>
@@ -1150,7 +1296,7 @@
             <w:noProof/>
             <w:webHidden/>
           </w:rPr>
-          <w:t>6</w:t>
+          <w:t>5</w:t>
         </w:r>
         <w:r>
           <w:rPr>
@@ -1175,14 +1321,14 @@
           <w:lang w:val="ru-RU" w:eastAsia="ru-RU"/>
         </w:rPr>
       </w:pPr>
-      <w:hyperlink w:anchor="_Toc242034003" w:history="1">
+      <w:hyperlink w:anchor="_Toc242051956" w:history="1">
         <w:r>
           <w:rPr>
             <w:rStyle w:val="aff8"/>
             <w:rFonts w:eastAsiaTheme="majorEastAsia"/>
             <w:noProof/>
           </w:rPr>
-          <w:t>3 Прохождение BootcampLabs</w:t>
+          <w:t>2 Проектирование и реализация</w:t>
         </w:r>
         <w:r>
           <w:rPr>
@@ -1203,7 +1349,372 @@
             <w:noProof/>
             <w:webHidden/>
           </w:rPr>
-          <w:instrText xml:space="preserve"> PAGEREF _Toc242034003 \h </w:instrText>
+          <w:instrText xml:space="preserve"> PAGEREF _Toc242051956 \h </w:instrText>
+        </w:r>
+        <w:r>
+          <w:rPr>
+            <w:noProof/>
+            <w:webHidden/>
+          </w:rPr>
+        </w:r>
+        <w:r>
+          <w:rPr>
+            <w:noProof/>
+            <w:webHidden/>
+          </w:rPr>
+          <w:fldChar w:fldCharType="separate"/>
+        </w:r>
+        <w:r>
+          <w:rPr>
+            <w:noProof/>
+            <w:webHidden/>
+          </w:rPr>
+          <w:t>7</w:t>
+        </w:r>
+        <w:r>
+          <w:rPr>
+            <w:noProof/>
+            <w:webHidden/>
+          </w:rPr>
+          <w:fldChar w:fldCharType="end"/>
+        </w:r>
+      </w:hyperlink>
+    </w:p>
+    <w:p>
+      <w:pPr>
+        <w:pStyle w:val="2c"/>
+        <w:tabs>
+          <w:tab w:val="right" w:leader="dot" w:pos="9345"/>
+        </w:tabs>
+        <w:rPr>
+          <w:rFonts w:asciiTheme="minorHAnsi" w:eastAsiaTheme="minorEastAsia" w:hAnsiTheme="minorHAnsi" w:cstheme="minorBidi"/>
+          <w:noProof/>
+          <w:color w:val="auto"/>
+          <w:sz w:val="22"/>
+          <w:lang w:val="ru-RU" w:eastAsia="ru-RU"/>
+        </w:rPr>
+      </w:pPr>
+      <w:hyperlink w:anchor="_Toc242051957" w:history="1">
+        <w:r>
+          <w:rPr>
+            <w:rStyle w:val="aff8"/>
+            <w:rFonts w:eastAsiaTheme="majorEastAsia"/>
+            <w:noProof/>
+          </w:rPr>
+          <w:t>2.1 Структура и модель данных</w:t>
+        </w:r>
+        <w:r>
+          <w:rPr>
+            <w:noProof/>
+            <w:webHidden/>
+          </w:rPr>
+          <w:tab/>
+        </w:r>
+        <w:r>
+          <w:rPr>
+            <w:noProof/>
+            <w:webHidden/>
+          </w:rPr>
+          <w:fldChar w:fldCharType="begin"/>
+        </w:r>
+        <w:r>
+          <w:rPr>
+            <w:noProof/>
+            <w:webHidden/>
+          </w:rPr>
+          <w:instrText xml:space="preserve"> PAGEREF _Toc242051957 \h </w:instrText>
+        </w:r>
+        <w:r>
+          <w:rPr>
+            <w:noProof/>
+            <w:webHidden/>
+          </w:rPr>
+        </w:r>
+        <w:r>
+          <w:rPr>
+            <w:noProof/>
+            <w:webHidden/>
+          </w:rPr>
+          <w:fldChar w:fldCharType="separate"/>
+        </w:r>
+        <w:r>
+          <w:rPr>
+            <w:noProof/>
+            <w:webHidden/>
+          </w:rPr>
+          <w:t>7</w:t>
+        </w:r>
+        <w:r>
+          <w:rPr>
+            <w:noProof/>
+            <w:webHidden/>
+          </w:rPr>
+          <w:fldChar w:fldCharType="end"/>
+        </w:r>
+      </w:hyperlink>
+    </w:p>
+    <w:p>
+      <w:pPr>
+        <w:pStyle w:val="2c"/>
+        <w:tabs>
+          <w:tab w:val="right" w:leader="dot" w:pos="9345"/>
+        </w:tabs>
+        <w:rPr>
+          <w:rFonts w:asciiTheme="minorHAnsi" w:eastAsiaTheme="minorEastAsia" w:hAnsiTheme="minorHAnsi" w:cstheme="minorBidi"/>
+          <w:noProof/>
+          <w:color w:val="auto"/>
+          <w:sz w:val="22"/>
+          <w:lang w:val="ru-RU" w:eastAsia="ru-RU"/>
+        </w:rPr>
+      </w:pPr>
+      <w:hyperlink w:anchor="_Toc242051958" w:history="1">
+        <w:r>
+          <w:rPr>
+            <w:rStyle w:val="aff8"/>
+            <w:rFonts w:eastAsiaTheme="majorEastAsia"/>
+            <w:noProof/>
+          </w:rPr>
+          <w:t>2.2 Модель Supply и проверочный набор</w:t>
+        </w:r>
+        <w:r>
+          <w:rPr>
+            <w:noProof/>
+            <w:webHidden/>
+          </w:rPr>
+          <w:tab/>
+        </w:r>
+        <w:r>
+          <w:rPr>
+            <w:noProof/>
+            <w:webHidden/>
+          </w:rPr>
+          <w:fldChar w:fldCharType="begin"/>
+        </w:r>
+        <w:r>
+          <w:rPr>
+            <w:noProof/>
+            <w:webHidden/>
+          </w:rPr>
+          <w:instrText xml:space="preserve"> PAGEREF _Toc242051958 \h </w:instrText>
+        </w:r>
+        <w:r>
+          <w:rPr>
+            <w:noProof/>
+            <w:webHidden/>
+          </w:rPr>
+        </w:r>
+        <w:r>
+          <w:rPr>
+            <w:noProof/>
+            <w:webHidden/>
+          </w:rPr>
+          <w:fldChar w:fldCharType="separate"/>
+        </w:r>
+        <w:r>
+          <w:rPr>
+            <w:noProof/>
+            <w:webHidden/>
+          </w:rPr>
+          <w:t>7</w:t>
+        </w:r>
+        <w:r>
+          <w:rPr>
+            <w:noProof/>
+            <w:webHidden/>
+          </w:rPr>
+          <w:fldChar w:fldCharType="end"/>
+        </w:r>
+      </w:hyperlink>
+    </w:p>
+    <w:p>
+      <w:pPr>
+        <w:pStyle w:val="2c"/>
+        <w:tabs>
+          <w:tab w:val="right" w:leader="dot" w:pos="9345"/>
+        </w:tabs>
+        <w:rPr>
+          <w:rFonts w:asciiTheme="minorHAnsi" w:eastAsiaTheme="minorEastAsia" w:hAnsiTheme="minorHAnsi" w:cstheme="minorBidi"/>
+          <w:noProof/>
+          <w:color w:val="auto"/>
+          <w:sz w:val="22"/>
+          <w:lang w:val="ru-RU" w:eastAsia="ru-RU"/>
+        </w:rPr>
+      </w:pPr>
+      <w:hyperlink w:anchor="_Toc242051959" w:history="1">
+        <w:r>
+          <w:rPr>
+            <w:rStyle w:val="aff8"/>
+            <w:rFonts w:eastAsiaTheme="majorEastAsia"/>
+            <w:noProof/>
+          </w:rPr>
+          <w:t>2.3 Локальная обработка ошибочной записи</w:t>
+        </w:r>
+        <w:r>
+          <w:rPr>
+            <w:noProof/>
+            <w:webHidden/>
+          </w:rPr>
+          <w:tab/>
+        </w:r>
+        <w:r>
+          <w:rPr>
+            <w:noProof/>
+            <w:webHidden/>
+          </w:rPr>
+          <w:fldChar w:fldCharType="begin"/>
+        </w:r>
+        <w:r>
+          <w:rPr>
+            <w:noProof/>
+            <w:webHidden/>
+          </w:rPr>
+          <w:instrText xml:space="preserve"> PAGEREF _Toc242051959 \h </w:instrText>
+        </w:r>
+        <w:r>
+          <w:rPr>
+            <w:noProof/>
+            <w:webHidden/>
+          </w:rPr>
+        </w:r>
+        <w:r>
+          <w:rPr>
+            <w:noProof/>
+            <w:webHidden/>
+          </w:rPr>
+          <w:fldChar w:fldCharType="separate"/>
+        </w:r>
+        <w:r>
+          <w:rPr>
+            <w:noProof/>
+            <w:webHidden/>
+          </w:rPr>
+          <w:t>8</w:t>
+        </w:r>
+        <w:r>
+          <w:rPr>
+            <w:noProof/>
+            <w:webHidden/>
+          </w:rPr>
+          <w:fldChar w:fldCharType="end"/>
+        </w:r>
+      </w:hyperlink>
+    </w:p>
+    <w:p>
+      <w:pPr>
+        <w:pStyle w:val="2c"/>
+        <w:tabs>
+          <w:tab w:val="right" w:leader="dot" w:pos="9345"/>
+        </w:tabs>
+        <w:rPr>
+          <w:rFonts w:asciiTheme="minorHAnsi" w:eastAsiaTheme="minorEastAsia" w:hAnsiTheme="minorHAnsi" w:cstheme="minorBidi"/>
+          <w:noProof/>
+          <w:color w:val="auto"/>
+          <w:sz w:val="22"/>
+          <w:lang w:val="ru-RU" w:eastAsia="ru-RU"/>
+        </w:rPr>
+      </w:pPr>
+      <w:hyperlink w:anchor="_Toc242051960" w:history="1">
+        <w:r>
+          <w:rPr>
+            <w:rStyle w:val="aff8"/>
+            <w:rFonts w:eastAsiaTheme="majorEastAsia"/>
+            <w:noProof/>
+          </w:rPr>
+          <w:t>2.4 Агрегирование в нескольких потоках</w:t>
+        </w:r>
+        <w:r>
+          <w:rPr>
+            <w:noProof/>
+            <w:webHidden/>
+          </w:rPr>
+          <w:tab/>
+        </w:r>
+        <w:r>
+          <w:rPr>
+            <w:noProof/>
+            <w:webHidden/>
+          </w:rPr>
+          <w:fldChar w:fldCharType="begin"/>
+        </w:r>
+        <w:r>
+          <w:rPr>
+            <w:noProof/>
+            <w:webHidden/>
+          </w:rPr>
+          <w:instrText xml:space="preserve"> PAGEREF _Toc242051960 \h </w:instrText>
+        </w:r>
+        <w:r>
+          <w:rPr>
+            <w:noProof/>
+            <w:webHidden/>
+          </w:rPr>
+        </w:r>
+        <w:r>
+          <w:rPr>
+            <w:noProof/>
+            <w:webHidden/>
+          </w:rPr>
+          <w:fldChar w:fldCharType="separate"/>
+        </w:r>
+        <w:r>
+          <w:rPr>
+            <w:noProof/>
+            <w:webHidden/>
+          </w:rPr>
+          <w:t>8</w:t>
+        </w:r>
+        <w:r>
+          <w:rPr>
+            <w:noProof/>
+            <w:webHidden/>
+          </w:rPr>
+          <w:fldChar w:fldCharType="end"/>
+        </w:r>
+      </w:hyperlink>
+    </w:p>
+    <w:p>
+      <w:pPr>
+        <w:pStyle w:val="2c"/>
+        <w:tabs>
+          <w:tab w:val="right" w:leader="dot" w:pos="9345"/>
+        </w:tabs>
+        <w:rPr>
+          <w:rFonts w:asciiTheme="minorHAnsi" w:eastAsiaTheme="minorEastAsia" w:hAnsiTheme="minorHAnsi" w:cstheme="minorBidi"/>
+          <w:noProof/>
+          <w:color w:val="auto"/>
+          <w:sz w:val="22"/>
+          <w:lang w:val="ru-RU" w:eastAsia="ru-RU"/>
+        </w:rPr>
+      </w:pPr>
+      <w:hyperlink w:anchor="_Toc242051961" w:history="1">
+        <w:r>
+          <w:rPr>
+            <w:rStyle w:val="aff8"/>
+            <w:rFonts w:eastAsiaTheme="majorEastAsia"/>
+            <w:noProof/>
+          </w:rPr>
+          <w:t>2.5 Поступление во времени и Flowable</w:t>
+        </w:r>
+        <w:r>
+          <w:rPr>
+            <w:noProof/>
+            <w:webHidden/>
+          </w:rPr>
+          <w:tab/>
+        </w:r>
+        <w:r>
+          <w:rPr>
+            <w:noProof/>
+            <w:webHidden/>
+          </w:rPr>
+          <w:fldChar w:fldCharType="begin"/>
+        </w:r>
+        <w:r>
+          <w:rPr>
+            <w:noProof/>
+            <w:webHidden/>
+          </w:rPr>
+          <w:instrText xml:space="preserve"> PAGEREF _Toc242051961 \h </w:instrText>
         </w:r>
         <w:r>
           <w:rPr>
@@ -1236,6 +1747,79 @@
     </w:p>
     <w:p>
       <w:pPr>
+        <w:pStyle w:val="2c"/>
+        <w:tabs>
+          <w:tab w:val="right" w:leader="dot" w:pos="9345"/>
+        </w:tabs>
+        <w:rPr>
+          <w:rFonts w:asciiTheme="minorHAnsi" w:eastAsiaTheme="minorEastAsia" w:hAnsiTheme="minorHAnsi" w:cstheme="minorBidi"/>
+          <w:noProof/>
+          <w:color w:val="auto"/>
+          <w:sz w:val="22"/>
+          <w:lang w:val="ru-RU" w:eastAsia="ru-RU"/>
+        </w:rPr>
+      </w:pPr>
+      <w:hyperlink w:anchor="_Toc242051962" w:history="1">
+        <w:r>
+          <w:rPr>
+            <w:rStyle w:val="aff8"/>
+            <w:rFonts w:eastAsiaTheme="majorEastAsia"/>
+            <w:noProof/>
+          </w:rPr>
+          <w:t>2.6 Ключевые фрагменты исходного кода</w:t>
+        </w:r>
+        <w:r>
+          <w:rPr>
+            <w:noProof/>
+            <w:webHidden/>
+          </w:rPr>
+          <w:tab/>
+        </w:r>
+        <w:r>
+          <w:rPr>
+            <w:noProof/>
+            <w:webHidden/>
+          </w:rPr>
+          <w:fldChar w:fldCharType="begin"/>
+        </w:r>
+        <w:r>
+          <w:rPr>
+            <w:noProof/>
+            <w:webHidden/>
+          </w:rPr>
+          <w:instrText xml:space="preserve"> PAGEREF _Toc242051962 \h </w:instrText>
+        </w:r>
+        <w:r>
+          <w:rPr>
+            <w:noProof/>
+            <w:webHidden/>
+          </w:rPr>
+        </w:r>
+        <w:r>
+          <w:rPr>
+            <w:noProof/>
+            <w:webHidden/>
+          </w:rPr>
+          <w:fldChar w:fldCharType="separate"/>
+        </w:r>
+        <w:r>
+          <w:rPr>
+            <w:noProof/>
+            <w:webHidden/>
+          </w:rPr>
+          <w:t>9</w:t>
+        </w:r>
+        <w:r>
+          <w:rPr>
+            <w:noProof/>
+            <w:webHidden/>
+          </w:rPr>
+          <w:fldChar w:fldCharType="end"/>
+        </w:r>
+      </w:hyperlink>
+    </w:p>
+    <w:p>
+      <w:pPr>
         <w:pStyle w:val="14"/>
         <w:tabs>
           <w:tab w:val="right" w:leader="dot" w:pos="9345"/>
@@ -1248,7 +1832,445 @@
           <w:lang w:val="ru-RU" w:eastAsia="ru-RU"/>
         </w:rPr>
       </w:pPr>
-      <w:hyperlink w:anchor="_Toc242034004" w:history="1">
+      <w:hyperlink w:anchor="_Toc242051963" w:history="1">
+        <w:r>
+          <w:rPr>
+            <w:rStyle w:val="aff8"/>
+            <w:rFonts w:eastAsiaTheme="majorEastAsia"/>
+            <w:noProof/>
+          </w:rPr>
+          <w:t>3 Запуск и проверка результатов</w:t>
+        </w:r>
+        <w:r>
+          <w:rPr>
+            <w:noProof/>
+            <w:webHidden/>
+          </w:rPr>
+          <w:tab/>
+        </w:r>
+        <w:r>
+          <w:rPr>
+            <w:noProof/>
+            <w:webHidden/>
+          </w:rPr>
+          <w:fldChar w:fldCharType="begin"/>
+        </w:r>
+        <w:r>
+          <w:rPr>
+            <w:noProof/>
+            <w:webHidden/>
+          </w:rPr>
+          <w:instrText xml:space="preserve"> PAGEREF _Toc242051963 \h </w:instrText>
+        </w:r>
+        <w:r>
+          <w:rPr>
+            <w:noProof/>
+            <w:webHidden/>
+          </w:rPr>
+        </w:r>
+        <w:r>
+          <w:rPr>
+            <w:noProof/>
+            <w:webHidden/>
+          </w:rPr>
+          <w:fldChar w:fldCharType="separate"/>
+        </w:r>
+        <w:r>
+          <w:rPr>
+            <w:noProof/>
+            <w:webHidden/>
+          </w:rPr>
+          <w:t>11</w:t>
+        </w:r>
+        <w:r>
+          <w:rPr>
+            <w:noProof/>
+            <w:webHidden/>
+          </w:rPr>
+          <w:fldChar w:fldCharType="end"/>
+        </w:r>
+      </w:hyperlink>
+    </w:p>
+    <w:p>
+      <w:pPr>
+        <w:pStyle w:val="2c"/>
+        <w:tabs>
+          <w:tab w:val="right" w:leader="dot" w:pos="9345"/>
+        </w:tabs>
+        <w:rPr>
+          <w:rFonts w:asciiTheme="minorHAnsi" w:eastAsiaTheme="minorEastAsia" w:hAnsiTheme="minorHAnsi" w:cstheme="minorBidi"/>
+          <w:noProof/>
+          <w:color w:val="auto"/>
+          <w:sz w:val="22"/>
+          <w:lang w:val="ru-RU" w:eastAsia="ru-RU"/>
+        </w:rPr>
+      </w:pPr>
+      <w:hyperlink w:anchor="_Toc242051964" w:history="1">
+        <w:r>
+          <w:rPr>
+            <w:rStyle w:val="aff8"/>
+            <w:rFonts w:eastAsiaTheme="majorEastAsia"/>
+            <w:noProof/>
+          </w:rPr>
+          <w:t>3.1 Подготовка окружения и запуск</w:t>
+        </w:r>
+        <w:r>
+          <w:rPr>
+            <w:noProof/>
+            <w:webHidden/>
+          </w:rPr>
+          <w:tab/>
+        </w:r>
+        <w:r>
+          <w:rPr>
+            <w:noProof/>
+            <w:webHidden/>
+          </w:rPr>
+          <w:fldChar w:fldCharType="begin"/>
+        </w:r>
+        <w:r>
+          <w:rPr>
+            <w:noProof/>
+            <w:webHidden/>
+          </w:rPr>
+          <w:instrText xml:space="preserve"> PAGEREF _Toc242051964 \h </w:instrText>
+        </w:r>
+        <w:r>
+          <w:rPr>
+            <w:noProof/>
+            <w:webHidden/>
+          </w:rPr>
+        </w:r>
+        <w:r>
+          <w:rPr>
+            <w:noProof/>
+            <w:webHidden/>
+          </w:rPr>
+          <w:fldChar w:fldCharType="separate"/>
+        </w:r>
+        <w:r>
+          <w:rPr>
+            <w:noProof/>
+            <w:webHidden/>
+          </w:rPr>
+          <w:t>11</w:t>
+        </w:r>
+        <w:r>
+          <w:rPr>
+            <w:noProof/>
+            <w:webHidden/>
+          </w:rPr>
+          <w:fldChar w:fldCharType="end"/>
+        </w:r>
+      </w:hyperlink>
+    </w:p>
+    <w:p>
+      <w:pPr>
+        <w:pStyle w:val="2c"/>
+        <w:tabs>
+          <w:tab w:val="right" w:leader="dot" w:pos="9345"/>
+        </w:tabs>
+        <w:rPr>
+          <w:rFonts w:asciiTheme="minorHAnsi" w:eastAsiaTheme="minorEastAsia" w:hAnsiTheme="minorHAnsi" w:cstheme="minorBidi"/>
+          <w:noProof/>
+          <w:color w:val="auto"/>
+          <w:sz w:val="22"/>
+          <w:lang w:val="ru-RU" w:eastAsia="ru-RU"/>
+        </w:rPr>
+      </w:pPr>
+      <w:hyperlink w:anchor="_Toc242051965" w:history="1">
+        <w:r>
+          <w:rPr>
+            <w:rStyle w:val="aff8"/>
+            <w:rFonts w:eastAsiaTheme="majorEastAsia"/>
+            <w:noProof/>
+          </w:rPr>
+          <w:t>3.2 Сценарии и ожидаемые результаты</w:t>
+        </w:r>
+        <w:r>
+          <w:rPr>
+            <w:noProof/>
+            <w:webHidden/>
+          </w:rPr>
+          <w:tab/>
+        </w:r>
+        <w:r>
+          <w:rPr>
+            <w:noProof/>
+            <w:webHidden/>
+          </w:rPr>
+          <w:fldChar w:fldCharType="begin"/>
+        </w:r>
+        <w:r>
+          <w:rPr>
+            <w:noProof/>
+            <w:webHidden/>
+          </w:rPr>
+          <w:instrText xml:space="preserve"> PAGEREF _Toc242051965 \h </w:instrText>
+        </w:r>
+        <w:r>
+          <w:rPr>
+            <w:noProof/>
+            <w:webHidden/>
+          </w:rPr>
+        </w:r>
+        <w:r>
+          <w:rPr>
+            <w:noProof/>
+            <w:webHidden/>
+          </w:rPr>
+          <w:fldChar w:fldCharType="separate"/>
+        </w:r>
+        <w:r>
+          <w:rPr>
+            <w:noProof/>
+            <w:webHidden/>
+          </w:rPr>
+          <w:t>11</w:t>
+        </w:r>
+        <w:r>
+          <w:rPr>
+            <w:noProof/>
+            <w:webHidden/>
+          </w:rPr>
+          <w:fldChar w:fldCharType="end"/>
+        </w:r>
+      </w:hyperlink>
+    </w:p>
+    <w:p>
+      <w:pPr>
+        <w:pStyle w:val="2c"/>
+        <w:tabs>
+          <w:tab w:val="right" w:leader="dot" w:pos="9345"/>
+        </w:tabs>
+        <w:rPr>
+          <w:rFonts w:asciiTheme="minorHAnsi" w:eastAsiaTheme="minorEastAsia" w:hAnsiTheme="minorHAnsi" w:cstheme="minorBidi"/>
+          <w:noProof/>
+          <w:color w:val="auto"/>
+          <w:sz w:val="22"/>
+          <w:lang w:val="ru-RU" w:eastAsia="ru-RU"/>
+        </w:rPr>
+      </w:pPr>
+      <w:hyperlink w:anchor="_Toc242051966" w:history="1">
+        <w:r>
+          <w:rPr>
+            <w:rStyle w:val="aff8"/>
+            <w:rFonts w:eastAsiaTheme="majorEastAsia"/>
+            <w:noProof/>
+          </w:rPr>
+          <w:t>3.3 Скриншоты выполнения</w:t>
+        </w:r>
+        <w:r>
+          <w:rPr>
+            <w:noProof/>
+            <w:webHidden/>
+          </w:rPr>
+          <w:tab/>
+        </w:r>
+        <w:r>
+          <w:rPr>
+            <w:noProof/>
+            <w:webHidden/>
+          </w:rPr>
+          <w:fldChar w:fldCharType="begin"/>
+        </w:r>
+        <w:r>
+          <w:rPr>
+            <w:noProof/>
+            <w:webHidden/>
+          </w:rPr>
+          <w:instrText xml:space="preserve"> PAGEREF _Toc242051966 \h </w:instrText>
+        </w:r>
+        <w:r>
+          <w:rPr>
+            <w:noProof/>
+            <w:webHidden/>
+          </w:rPr>
+        </w:r>
+        <w:r>
+          <w:rPr>
+            <w:noProof/>
+            <w:webHidden/>
+          </w:rPr>
+          <w:fldChar w:fldCharType="separate"/>
+        </w:r>
+        <w:r>
+          <w:rPr>
+            <w:noProof/>
+            <w:webHidden/>
+          </w:rPr>
+          <w:t>12</w:t>
+        </w:r>
+        <w:r>
+          <w:rPr>
+            <w:noProof/>
+            <w:webHidden/>
+          </w:rPr>
+          <w:fldChar w:fldCharType="end"/>
+        </w:r>
+      </w:hyperlink>
+    </w:p>
+    <w:p>
+      <w:pPr>
+        <w:pStyle w:val="2c"/>
+        <w:tabs>
+          <w:tab w:val="right" w:leader="dot" w:pos="9345"/>
+        </w:tabs>
+        <w:rPr>
+          <w:rFonts w:asciiTheme="minorHAnsi" w:eastAsiaTheme="minorEastAsia" w:hAnsiTheme="minorHAnsi" w:cstheme="minorBidi"/>
+          <w:noProof/>
+          <w:color w:val="auto"/>
+          <w:sz w:val="22"/>
+          <w:lang w:val="ru-RU" w:eastAsia="ru-RU"/>
+        </w:rPr>
+      </w:pPr>
+      <w:hyperlink w:anchor="_Toc242051967" w:history="1">
+        <w:r>
+          <w:rPr>
+            <w:rStyle w:val="aff8"/>
+            <w:rFonts w:eastAsiaTheme="majorEastAsia"/>
+            <w:noProof/>
+          </w:rPr>
+          <w:t>3.4 Ограничения реализации</w:t>
+        </w:r>
+        <w:r>
+          <w:rPr>
+            <w:noProof/>
+            <w:webHidden/>
+          </w:rPr>
+          <w:tab/>
+        </w:r>
+        <w:r>
+          <w:rPr>
+            <w:noProof/>
+            <w:webHidden/>
+          </w:rPr>
+          <w:fldChar w:fldCharType="begin"/>
+        </w:r>
+        <w:r>
+          <w:rPr>
+            <w:noProof/>
+            <w:webHidden/>
+          </w:rPr>
+          <w:instrText xml:space="preserve"> PAGEREF _Toc242051967 \h </w:instrText>
+        </w:r>
+        <w:r>
+          <w:rPr>
+            <w:noProof/>
+            <w:webHidden/>
+          </w:rPr>
+        </w:r>
+        <w:r>
+          <w:rPr>
+            <w:noProof/>
+            <w:webHidden/>
+          </w:rPr>
+          <w:fldChar w:fldCharType="separate"/>
+        </w:r>
+        <w:r>
+          <w:rPr>
+            <w:noProof/>
+            <w:webHidden/>
+          </w:rPr>
+          <w:t>15</w:t>
+        </w:r>
+        <w:r>
+          <w:rPr>
+            <w:noProof/>
+            <w:webHidden/>
+          </w:rPr>
+          <w:fldChar w:fldCharType="end"/>
+        </w:r>
+      </w:hyperlink>
+    </w:p>
+    <w:p>
+      <w:pPr>
+        <w:pStyle w:val="14"/>
+        <w:tabs>
+          <w:tab w:val="right" w:leader="dot" w:pos="9345"/>
+        </w:tabs>
+        <w:rPr>
+          <w:rFonts w:asciiTheme="minorHAnsi" w:eastAsiaTheme="minorEastAsia" w:hAnsiTheme="minorHAnsi" w:cstheme="minorBidi"/>
+          <w:noProof/>
+          <w:color w:val="auto"/>
+          <w:sz w:val="22"/>
+          <w:lang w:val="ru-RU" w:eastAsia="ru-RU"/>
+        </w:rPr>
+      </w:pPr>
+      <w:hyperlink w:anchor="_Toc242051968" w:history="1">
+        <w:r>
+          <w:rPr>
+            <w:rStyle w:val="aff8"/>
+            <w:rFonts w:eastAsiaTheme="majorEastAsia"/>
+            <w:noProof/>
+          </w:rPr>
+          <w:t>4 Связь с личным BootcampLabs</w:t>
+        </w:r>
+        <w:r>
+          <w:rPr>
+            <w:noProof/>
+            <w:webHidden/>
+          </w:rPr>
+          <w:tab/>
+        </w:r>
+        <w:r>
+          <w:rPr>
+            <w:noProof/>
+            <w:webHidden/>
+          </w:rPr>
+          <w:fldChar w:fldCharType="begin"/>
+        </w:r>
+        <w:r>
+          <w:rPr>
+            <w:noProof/>
+            <w:webHidden/>
+          </w:rPr>
+          <w:instrText xml:space="preserve"> PAGEREF _Toc242051968 \h </w:instrText>
+        </w:r>
+        <w:r>
+          <w:rPr>
+            <w:noProof/>
+            <w:webHidden/>
+          </w:rPr>
+        </w:r>
+        <w:r>
+          <w:rPr>
+            <w:noProof/>
+            <w:webHidden/>
+          </w:rPr>
+          <w:fldChar w:fldCharType="separate"/>
+        </w:r>
+        <w:r>
+          <w:rPr>
+            <w:noProof/>
+            <w:webHidden/>
+          </w:rPr>
+          <w:t>16</w:t>
+        </w:r>
+        <w:r>
+          <w:rPr>
+            <w:noProof/>
+            <w:webHidden/>
+          </w:rPr>
+          <w:fldChar w:fldCharType="end"/>
+        </w:r>
+      </w:hyperlink>
+    </w:p>
+    <w:p>
+      <w:pPr>
+        <w:pStyle w:val="14"/>
+        <w:tabs>
+          <w:tab w:val="right" w:leader="dot" w:pos="9345"/>
+        </w:tabs>
+        <w:rPr>
+          <w:rFonts w:asciiTheme="minorHAnsi" w:eastAsiaTheme="minorEastAsia" w:hAnsiTheme="minorHAnsi" w:cstheme="minorBidi"/>
+          <w:noProof/>
+          <w:color w:val="auto"/>
+          <w:sz w:val="22"/>
+          <w:lang w:val="ru-RU" w:eastAsia="ru-RU"/>
+        </w:rPr>
+      </w:pPr>
+      <w:hyperlink w:anchor="_Toc242051969" w:history="1">
         <w:r>
           <w:rPr>
             <w:rStyle w:val="aff8"/>
@@ -1276,7 +2298,7 @@
             <w:noProof/>
             <w:webHidden/>
           </w:rPr>
-          <w:instrText xml:space="preserve"> PAGEREF _Toc242034004 \h </w:instrText>
+          <w:instrText xml:space="preserve"> PAGEREF _Toc242051969 \h </w:instrText>
         </w:r>
         <w:r>
           <w:rPr>
@@ -1296,7 +2318,7 @@
             <w:noProof/>
             <w:webHidden/>
           </w:rPr>
-          <w:t>10</w:t>
+          <w:t>17</w:t>
         </w:r>
         <w:r>
           <w:rPr>
@@ -1309,6 +2331,79 @@
     </w:p>
     <w:p>
       <w:pPr>
+        <w:pStyle w:val="14"/>
+        <w:tabs>
+          <w:tab w:val="right" w:leader="dot" w:pos="9345"/>
+        </w:tabs>
+        <w:rPr>
+          <w:rFonts w:asciiTheme="minorHAnsi" w:eastAsiaTheme="minorEastAsia" w:hAnsiTheme="minorHAnsi" w:cstheme="minorBidi"/>
+          <w:noProof/>
+          <w:color w:val="auto"/>
+          <w:sz w:val="22"/>
+          <w:lang w:val="ru-RU" w:eastAsia="ru-RU"/>
+        </w:rPr>
+      </w:pPr>
+      <w:hyperlink w:anchor="_Toc242051970" w:history="1">
+        <w:r>
+          <w:rPr>
+            <w:rStyle w:val="aff8"/>
+            <w:rFonts w:eastAsiaTheme="majorEastAsia"/>
+            <w:noProof/>
+          </w:rPr>
+          <w:t>ИСТОЧНИКИ И МАТЕРИАЛЫ</w:t>
+        </w:r>
+        <w:r>
+          <w:rPr>
+            <w:noProof/>
+            <w:webHidden/>
+          </w:rPr>
+          <w:tab/>
+        </w:r>
+        <w:r>
+          <w:rPr>
+            <w:noProof/>
+            <w:webHidden/>
+          </w:rPr>
+          <w:fldChar w:fldCharType="begin"/>
+        </w:r>
+        <w:r>
+          <w:rPr>
+            <w:noProof/>
+            <w:webHidden/>
+          </w:rPr>
+          <w:instrText xml:space="preserve"> PAGEREF _Toc242051970 \h </w:instrText>
+        </w:r>
+        <w:r>
+          <w:rPr>
+            <w:noProof/>
+            <w:webHidden/>
+          </w:rPr>
+        </w:r>
+        <w:r>
+          <w:rPr>
+            <w:noProof/>
+            <w:webHidden/>
+          </w:rPr>
+          <w:fldChar w:fldCharType="separate"/>
+        </w:r>
+        <w:r>
+          <w:rPr>
+            <w:noProof/>
+            <w:webHidden/>
+          </w:rPr>
+          <w:t>18</w:t>
+        </w:r>
+        <w:r>
+          <w:rPr>
+            <w:noProof/>
+            <w:webHidden/>
+          </w:rPr>
+          <w:fldChar w:fldCharType="end"/>
+        </w:r>
+      </w:hyperlink>
+    </w:p>
+    <w:p>
+      <w:pPr>
         <w:ind w:firstLine="0"/>
       </w:pPr>
       <w:r>
@@ -1320,7 +2415,7 @@
         <w:pStyle w:val="1"/>
         <w:jc w:val="center"/>
       </w:pPr>
-      <w:bookmarkStart w:id="1" w:name="_Toc242033999"/>
+      <w:bookmarkStart w:id="1" w:name="_Toc242051950"/>
       <w:r>
         <w:lastRenderedPageBreak/>
         <w:t>ВВЕДЕНИЕ</w:t>
@@ -1332,13 +2427,13 @@
         <w:pStyle w:val="aff9"/>
       </w:pPr>
       <w:r>
-        <w:t xml:space="preserve">В работе </w:t>
+        <w:t xml:space="preserve">В </w:t>
       </w:r>
       <w:r>
-        <w:t>рассматривается реактивная обработка данных поставщиков с RxJava 3. Практическая часть связана с моделью поставщиков, заказов и доставки из личного курса BootcampLabs. Отчёт содержит описание программы и результаты фактической проверки. Исходный код, коман</w:t>
+        <w:t xml:space="preserve">практической работе рассмотрена тема «Реактивная обработка данных поставщиков с RxJava 3». Предметная область объединяет поставщиков, товары, заказы и доставку. Реализован самостоятельный учебный проект, связанный со сценариями личного курса BootcampLabs. </w:t>
       </w:r>
       <w:r>
-        <w:t>ды запуска и полные протоколы приложены к проекту.</w:t>
+        <w:t>Отчёт описывает выбранные технологии, модель данных, последовательность обработки и результаты фактической проверки.</w:t>
       </w:r>
     </w:p>
     <w:p>
@@ -1346,7 +2441,10 @@
         <w:pStyle w:val="aff9"/>
       </w:pPr>
       <w:r>
-        <w:t>Цель работы — построить реактивный поток товаров с фильтрацией, преобразованием, агрегированием, обработкой ошибок и управлением скоростью передачи.</w:t>
+        <w:t xml:space="preserve">Цель работы — построить реактивный поток товаров с фильтрацией, преобразованием, агрегированием, обработкой ошибок и управлением скоростью </w:t>
+      </w:r>
+      <w:r>
+        <w:t>передачи.</w:t>
       </w:r>
     </w:p>
     <w:p>
@@ -1354,85 +2452,2624 @@
         <w:pStyle w:val="aff9"/>
       </w:pPr>
       <w:r>
-        <w:t>Результат работы: Поток автоматически обрабатывает новые</w:t>
-      </w:r>
-      <w:r>
-        <w:t xml:space="preserve"> данные, продолжает работу после ошибки отдельной записи и демонстрирует переключение потоков выполнения. Перегрузка медленного обработчика контролируется стратегией latest.</w:t>
+        <w:t>Поток автоматически обрабатывает новые данные, продолжает работу после ошибки отдельной записи и демонстрирует переключение потоков выполнения. Перегрузка медленного обработчика контролируется стратегией latest.</w:t>
       </w:r>
     </w:p>
     <w:p>
       <w:pPr>
+        <w:pStyle w:val="aff9"/>
+      </w:pPr>
+      <w:r>
+        <w:t>Для оценки результата сопоставлены</w:t>
+      </w:r>
+      <w:r>
+        <w:t xml:space="preserve"> условия задания, исходные файлы и сохранённый протокол выполнения. Положительные сценарии показывают требуемые функции; отрицательные проверки и ограничения поясняют границы результата. Листинги приведены из приложенного проекта, а рисунки относятся к его</w:t>
+      </w:r>
+      <w:r>
+        <w:t xml:space="preserve"> выполнению и личному BootcampLabs.</w:t>
+      </w:r>
+    </w:p>
+    <w:p>
+      <w:pPr>
         <w:pStyle w:val="1"/>
       </w:pPr>
-      <w:bookmarkStart w:id="2" w:name="_Toc242034000"/>
+      <w:bookmarkStart w:id="2" w:name="_Toc242051951"/>
       <w:r>
         <w:lastRenderedPageBreak/>
-        <w:t>1 Реализация приложения</w:t>
+        <w:t>1 Требования и теоретические основы</w:t>
       </w:r>
       <w:bookmarkEnd w:id="2"/>
     </w:p>
     <w:p>
       <w:pPr>
-        <w:pStyle w:val="aff9"/>
-      </w:pPr>
+        <w:pStyle w:val="21"/>
+      </w:pPr>
+      <w:bookmarkStart w:id="3" w:name="_Toc242051952"/>
       <w:r>
-        <w:t xml:space="preserve">ReactiveSupplies использует RxJava 3.1.10 и модель Supply </w:t>
-      </w:r>
-      <w:r>
-        <w:t>с идентификатором поставщика, товаром, ценой и количеством. Подготовлены шесть объектов, включая товар Router с нулевым количеством и некорректную запись BAD.</w:t>
-      </w:r>
-    </w:p>
-    <w:p>
-      <w:pPr>
-        <w:pStyle w:val="aff9"/>
-      </w:pPr>
-      <w:r>
-        <w:t xml:space="preserve">Цепочка filter исключает товары без доступного количества. flatMap и map проверяют запись и </w:t>
-      </w:r>
-      <w:r>
-        <w:t>рассчитывают стоимость. Ошибка отдельной записи перехватывается внутри цепочки, поэтому остальные записи продолжают обработку. groupBy и reduce рассчитывают итоговую стоимость каждого поставщика.</w:t>
-      </w:r>
-    </w:p>
-    <w:p>
-      <w:pPr>
-        <w:pStyle w:val="aff9"/>
-      </w:pPr>
-      <w:r>
-        <w:t>Источник выполняется в Scheduler io, вычисление стоимости пе</w:t>
-      </w:r>
-      <w:r>
-        <w:t>реключается на computation. Имена RxCachedThreadScheduler и RxComputationThreadPool выводятся в лог. Поступление данных во времени имитируется с интервалом 180 мс; buffer формирует окна по три корректных элемента.</w:t>
-      </w:r>
-    </w:p>
-    <w:p>
-      <w:pPr>
-        <w:pStyle w:val="aff9"/>
-      </w:pPr>
-      <w:r>
-        <w:t>Отдельный Flowable создаёт 500 событий с и</w:t>
-      </w:r>
-      <w:r>
-        <w:t>нтервалом 1 мс. Обработчик намеренно медленнее и выполняется в single Scheduler с задержкой 12 мс. onBackpressureLatest сохраняет актуальное значение вместо неограниченного накопления очереди; предварительная выборка observeOn ограничена восемью элементами</w:t>
-      </w:r>
-      <w:r>
-        <w:t>. Такой режим подходит для обновлений состояния, но не для событий, каждое из которых необходимо сохранить.</w:t>
-      </w:r>
-    </w:p>
-    <w:p>
-      <w:pPr>
-        <w:pStyle w:val="1"/>
-      </w:pPr>
-      <w:bookmarkStart w:id="3" w:name="_Toc242034001"/>
-      <w:r>
-        <w:lastRenderedPageBreak/>
-        <w:t>2 Запуск и проверка</w:t>
+        <w:t>1.1 Соответствие условиям задания</w:t>
       </w:r>
       <w:bookmarkEnd w:id="3"/>
     </w:p>
     <w:p>
       <w:pPr>
         <w:pStyle w:val="aff9"/>
-        <w:spacing w:before="120" w:after="240" w:line="240" w:lineRule="auto"/>
+      </w:pPr>
+      <w:r>
+        <w:t xml:space="preserve">За основу приняты текущие условия практики. Таблица связывает каждый обязательный пункт с реализацией и наблюдаемым результатом. Нумерация </w:t>
+      </w:r>
+      <w:r>
+        <w:t>пунктов соответствует порядку требований в приложенном файле задания.</w:t>
+      </w:r>
+    </w:p>
+    <w:p>
+      <w:pPr>
+        <w:pStyle w:val="affc"/>
+        <w:keepNext/>
+      </w:pPr>
+      <w:r>
+        <w:t>Таблица 1 — Выполнение требований</w:t>
+      </w:r>
+    </w:p>
+    <w:tbl>
+      <w:tblPr>
+        <w:tblW w:w="0" w:type="auto"/>
+        <w:jc w:val="center"/>
+        <w:tblLayout w:type="fixed"/>
+        <w:tblLook w:val="04A0" w:firstRow="1" w:lastRow="0" w:firstColumn="1" w:lastColumn="0" w:noHBand="0" w:noVBand="1"/>
+      </w:tblPr>
+      <w:tblGrid>
+        <w:gridCol w:w="624"/>
+        <w:gridCol w:w="2665"/>
+        <w:gridCol w:w="3005"/>
+        <w:gridCol w:w="3061"/>
+      </w:tblGrid>
+      <w:tr>
+        <w:trPr>
+          <w:cantSplit/>
+          <w:tblHeader/>
+          <w:jc w:val="center"/>
+        </w:trPr>
+        <w:tc>
+          <w:tcPr>
+            <w:tcW w:w="624" w:type="dxa"/>
+            <w:tcBorders>
+              <w:top w:val="single" w:sz="4" w:space="0" w:color="D9D9D9"/>
+              <w:left w:val="single" w:sz="4" w:space="0" w:color="D9D9D9"/>
+              <w:bottom w:val="single" w:sz="4" w:space="0" w:color="D9D9D9"/>
+              <w:right w:val="single" w:sz="4" w:space="0" w:color="D9D9D9"/>
+            </w:tcBorders>
+            <w:shd w:val="clear" w:color="auto" w:fill="EEEEEE"/>
+            <w:tcMar>
+              <w:top w:w="70" w:type="dxa"/>
+              <w:left w:w="90" w:type="dxa"/>
+              <w:bottom w:w="70" w:type="dxa"/>
+              <w:right w:w="90" w:type="dxa"/>
+            </w:tcMar>
+            <w:vAlign w:val="center"/>
+          </w:tcPr>
+          <w:p>
+            <w:pPr>
+              <w:spacing w:before="40" w:after="40" w:line="264" w:lineRule="auto"/>
+              <w:ind w:firstLine="0"/>
+              <w:jc w:val="left"/>
+            </w:pPr>
+            <w:r>
+              <w:rPr>
+                <w:b/>
+                <w:sz w:val="24"/>
+              </w:rPr>
+              <w:t>№</w:t>
+            </w:r>
+          </w:p>
+        </w:tc>
+        <w:tc>
+          <w:tcPr>
+            <w:tcW w:w="2665" w:type="dxa"/>
+            <w:tcBorders>
+              <w:top w:val="single" w:sz="4" w:space="0" w:color="D9D9D9"/>
+              <w:left w:val="single" w:sz="4" w:space="0" w:color="D9D9D9"/>
+              <w:bottom w:val="single" w:sz="4" w:space="0" w:color="D9D9D9"/>
+              <w:right w:val="single" w:sz="4" w:space="0" w:color="D9D9D9"/>
+            </w:tcBorders>
+            <w:shd w:val="clear" w:color="auto" w:fill="EEEEEE"/>
+            <w:tcMar>
+              <w:top w:w="70" w:type="dxa"/>
+              <w:left w:w="90" w:type="dxa"/>
+              <w:bottom w:w="70" w:type="dxa"/>
+              <w:right w:w="90" w:type="dxa"/>
+            </w:tcMar>
+            <w:vAlign w:val="center"/>
+          </w:tcPr>
+          <w:p>
+            <w:pPr>
+              <w:spacing w:before="40" w:after="40" w:line="264" w:lineRule="auto"/>
+              <w:ind w:firstLine="0"/>
+              <w:jc w:val="left"/>
+            </w:pPr>
+            <w:r>
+              <w:rPr>
+                <w:b/>
+                <w:sz w:val="24"/>
+              </w:rPr>
+              <w:t>Требование</w:t>
+            </w:r>
+          </w:p>
+        </w:tc>
+        <w:tc>
+          <w:tcPr>
+            <w:tcW w:w="3005" w:type="dxa"/>
+            <w:tcBorders>
+              <w:top w:val="single" w:sz="4" w:space="0" w:color="D9D9D9"/>
+              <w:left w:val="single" w:sz="4" w:space="0" w:color="D9D9D9"/>
+              <w:bottom w:val="single" w:sz="4" w:space="0" w:color="D9D9D9"/>
+              <w:right w:val="single" w:sz="4" w:space="0" w:color="D9D9D9"/>
+            </w:tcBorders>
+            <w:shd w:val="clear" w:color="auto" w:fill="EEEEEE"/>
+            <w:tcMar>
+              <w:top w:w="70" w:type="dxa"/>
+              <w:left w:w="90" w:type="dxa"/>
+              <w:bottom w:w="70" w:type="dxa"/>
+              <w:right w:w="90" w:type="dxa"/>
+            </w:tcMar>
+            <w:vAlign w:val="center"/>
+          </w:tcPr>
+          <w:p>
+            <w:pPr>
+              <w:spacing w:before="40" w:after="40" w:line="264" w:lineRule="auto"/>
+              <w:ind w:firstLine="0"/>
+              <w:jc w:val="left"/>
+            </w:pPr>
+            <w:r>
+              <w:rPr>
+                <w:b/>
+                <w:sz w:val="24"/>
+              </w:rPr>
+              <w:t>Реализация</w:t>
+            </w:r>
+          </w:p>
+        </w:tc>
+        <w:tc>
+          <w:tcPr>
+            <w:tcW w:w="3061" w:type="dxa"/>
+            <w:tcBorders>
+              <w:top w:val="single" w:sz="4" w:space="0" w:color="D9D9D9"/>
+              <w:left w:val="single" w:sz="4" w:space="0" w:color="D9D9D9"/>
+              <w:bottom w:val="single" w:sz="4" w:space="0" w:color="D9D9D9"/>
+              <w:right w:val="single" w:sz="4" w:space="0" w:color="D9D9D9"/>
+            </w:tcBorders>
+            <w:shd w:val="clear" w:color="auto" w:fill="EEEEEE"/>
+            <w:tcMar>
+              <w:top w:w="70" w:type="dxa"/>
+              <w:left w:w="90" w:type="dxa"/>
+              <w:bottom w:w="70" w:type="dxa"/>
+              <w:right w:w="90" w:type="dxa"/>
+            </w:tcMar>
+            <w:vAlign w:val="center"/>
+          </w:tcPr>
+          <w:p>
+            <w:pPr>
+              <w:spacing w:before="40" w:after="40" w:line="264" w:lineRule="auto"/>
+              <w:ind w:firstLine="0"/>
+              <w:jc w:val="left"/>
+            </w:pPr>
+            <w:r>
+              <w:rPr>
+                <w:b/>
+                <w:sz w:val="24"/>
+              </w:rPr>
+              <w:t>Подтверждение</w:t>
+            </w:r>
+          </w:p>
+        </w:tc>
+      </w:tr>
+      <w:tr>
+        <w:trPr>
+          <w:cantSplit/>
+          <w:jc w:val="center"/>
+        </w:trPr>
+        <w:tc>
+          <w:tcPr>
+            <w:tcW w:w="624" w:type="dxa"/>
+            <w:tcBorders>
+              <w:top w:val="single" w:sz="4" w:space="0" w:color="D9D9D9"/>
+              <w:left w:val="single" w:sz="4" w:space="0" w:color="D9D9D9"/>
+              <w:bottom w:val="single" w:sz="4" w:space="0" w:color="D9D9D9"/>
+              <w:right w:val="single" w:sz="4" w:space="0" w:color="D9D9D9"/>
+            </w:tcBorders>
+            <w:tcMar>
+              <w:top w:w="70" w:type="dxa"/>
+              <w:left w:w="90" w:type="dxa"/>
+              <w:bottom w:w="70" w:type="dxa"/>
+              <w:right w:w="90" w:type="dxa"/>
+            </w:tcMar>
+            <w:vAlign w:val="center"/>
+          </w:tcPr>
+          <w:p>
+            <w:pPr>
+              <w:spacing w:before="40" w:after="40" w:line="264" w:lineRule="auto"/>
+              <w:ind w:firstLine="0"/>
+              <w:jc w:val="left"/>
+            </w:pPr>
+            <w:r>
+              <w:rPr>
+                <w:sz w:val="24"/>
+              </w:rPr>
+              <w:t>1</w:t>
+            </w:r>
+          </w:p>
+        </w:tc>
+        <w:tc>
+          <w:tcPr>
+            <w:tcW w:w="2665" w:type="dxa"/>
+            <w:tcBorders>
+              <w:top w:val="single" w:sz="4" w:space="0" w:color="D9D9D9"/>
+              <w:left w:val="single" w:sz="4" w:space="0" w:color="D9D9D9"/>
+              <w:bottom w:val="single" w:sz="4" w:space="0" w:color="D9D9D9"/>
+              <w:right w:val="single" w:sz="4" w:space="0" w:color="D9D9D9"/>
+            </w:tcBorders>
+            <w:tcMar>
+              <w:top w:w="70" w:type="dxa"/>
+              <w:left w:w="90" w:type="dxa"/>
+              <w:bottom w:w="70" w:type="dxa"/>
+              <w:right w:w="90" w:type="dxa"/>
+            </w:tcMar>
+            <w:vAlign w:val="center"/>
+          </w:tcPr>
+          <w:p>
+            <w:pPr>
+              <w:spacing w:before="40" w:after="40" w:line="264" w:lineRule="auto"/>
+              <w:ind w:firstLine="0"/>
+              <w:jc w:val="left"/>
+            </w:pPr>
+            <w:r>
+              <w:rPr>
+                <w:sz w:val="24"/>
+              </w:rPr>
+              <w:t>Модель предметной области</w:t>
+            </w:r>
+          </w:p>
+        </w:tc>
+        <w:tc>
+          <w:tcPr>
+            <w:tcW w:w="3005" w:type="dxa"/>
+            <w:tcBorders>
+              <w:top w:val="single" w:sz="4" w:space="0" w:color="D9D9D9"/>
+              <w:left w:val="single" w:sz="4" w:space="0" w:color="D9D9D9"/>
+              <w:bottom w:val="single" w:sz="4" w:space="0" w:color="D9D9D9"/>
+              <w:right w:val="single" w:sz="4" w:space="0" w:color="D9D9D9"/>
+            </w:tcBorders>
+            <w:tcMar>
+              <w:top w:w="70" w:type="dxa"/>
+              <w:left w:w="90" w:type="dxa"/>
+              <w:bottom w:w="70" w:type="dxa"/>
+              <w:right w:w="90" w:type="dxa"/>
+            </w:tcMar>
+            <w:vAlign w:val="center"/>
+          </w:tcPr>
+          <w:p>
+            <w:pPr>
+              <w:spacing w:before="40" w:after="40" w:line="264" w:lineRule="auto"/>
+              <w:ind w:firstLine="0"/>
+              <w:jc w:val="left"/>
+            </w:pPr>
+            <w:r>
+              <w:rPr>
+                <w:sz w:val="24"/>
+              </w:rPr>
+              <w:t>Supply и Valued</w:t>
+            </w:r>
+          </w:p>
+        </w:tc>
+        <w:tc>
+          <w:tcPr>
+            <w:tcW w:w="3061" w:type="dxa"/>
+            <w:tcBorders>
+              <w:top w:val="single" w:sz="4" w:space="0" w:color="D9D9D9"/>
+              <w:left w:val="single" w:sz="4" w:space="0" w:color="D9D9D9"/>
+              <w:bottom w:val="single" w:sz="4" w:space="0" w:color="D9D9D9"/>
+              <w:right w:val="single" w:sz="4" w:space="0" w:color="D9D9D9"/>
+            </w:tcBorders>
+            <w:tcMar>
+              <w:top w:w="70" w:type="dxa"/>
+              <w:left w:w="90" w:type="dxa"/>
+              <w:bottom w:w="70" w:type="dxa"/>
+              <w:right w:w="90" w:type="dxa"/>
+            </w:tcMar>
+            <w:vAlign w:val="center"/>
+          </w:tcPr>
+          <w:p>
+            <w:pPr>
+              <w:spacing w:before="40" w:after="40" w:line="264" w:lineRule="auto"/>
+              <w:ind w:firstLine="0"/>
+              <w:jc w:val="left"/>
+            </w:pPr>
+            <w:r>
+              <w:rPr>
+                <w:sz w:val="24"/>
+              </w:rPr>
+              <w:t>Исходные шесть записей</w:t>
+            </w:r>
+          </w:p>
+        </w:tc>
+      </w:tr>
+      <w:tr>
+        <w:trPr>
+          <w:cantSplit/>
+          <w:jc w:val="center"/>
+        </w:trPr>
+        <w:tc>
+          <w:tcPr>
+            <w:tcW w:w="624" w:type="dxa"/>
+            <w:tcBorders>
+              <w:top w:val="single" w:sz="4" w:space="0" w:color="D9D9D9"/>
+              <w:left w:val="single" w:sz="4" w:space="0" w:color="D9D9D9"/>
+              <w:bottom w:val="single" w:sz="4" w:space="0" w:color="D9D9D9"/>
+              <w:right w:val="single" w:sz="4" w:space="0" w:color="D9D9D9"/>
+            </w:tcBorders>
+            <w:tcMar>
+              <w:top w:w="70" w:type="dxa"/>
+              <w:left w:w="90" w:type="dxa"/>
+              <w:bottom w:w="70" w:type="dxa"/>
+              <w:right w:w="90" w:type="dxa"/>
+            </w:tcMar>
+            <w:vAlign w:val="center"/>
+          </w:tcPr>
+          <w:p>
+            <w:pPr>
+              <w:spacing w:before="40" w:after="40" w:line="264" w:lineRule="auto"/>
+              <w:ind w:firstLine="0"/>
+              <w:jc w:val="left"/>
+            </w:pPr>
+            <w:r>
+              <w:rPr>
+                <w:sz w:val="24"/>
+              </w:rPr>
+              <w:t>2</w:t>
+            </w:r>
+          </w:p>
+        </w:tc>
+        <w:tc>
+          <w:tcPr>
+            <w:tcW w:w="2665" w:type="dxa"/>
+            <w:tcBorders>
+              <w:top w:val="single" w:sz="4" w:space="0" w:color="D9D9D9"/>
+              <w:left w:val="single" w:sz="4" w:space="0" w:color="D9D9D9"/>
+              <w:bottom w:val="single" w:sz="4" w:space="0" w:color="D9D9D9"/>
+              <w:right w:val="single" w:sz="4" w:space="0" w:color="D9D9D9"/>
+            </w:tcBorders>
+            <w:tcMar>
+              <w:top w:w="70" w:type="dxa"/>
+              <w:left w:w="90" w:type="dxa"/>
+              <w:bottom w:w="70" w:type="dxa"/>
+              <w:right w:w="90" w:type="dxa"/>
+            </w:tcMar>
+            <w:vAlign w:val="center"/>
+          </w:tcPr>
+          <w:p>
+            <w:pPr>
+              <w:spacing w:before="40" w:after="40" w:line="264" w:lineRule="auto"/>
+              <w:ind w:firstLine="0"/>
+              <w:jc w:val="left"/>
+            </w:pPr>
+            <w:r>
+              <w:rPr>
+                <w:sz w:val="24"/>
+              </w:rPr>
+              <w:t>Реактивный источник</w:t>
+            </w:r>
+          </w:p>
+        </w:tc>
+        <w:tc>
+          <w:tcPr>
+            <w:tcW w:w="3005" w:type="dxa"/>
+            <w:tcBorders>
+              <w:top w:val="single" w:sz="4" w:space="0" w:color="D9D9D9"/>
+              <w:left w:val="single" w:sz="4" w:space="0" w:color="D9D9D9"/>
+              <w:bottom w:val="single" w:sz="4" w:space="0" w:color="D9D9D9"/>
+              <w:right w:val="single" w:sz="4" w:space="0" w:color="D9D9D9"/>
+            </w:tcBorders>
+            <w:tcMar>
+              <w:top w:w="70" w:type="dxa"/>
+              <w:left w:w="90" w:type="dxa"/>
+              <w:bottom w:w="70" w:type="dxa"/>
+              <w:right w:w="90" w:type="dxa"/>
+            </w:tcMar>
+            <w:vAlign w:val="center"/>
+          </w:tcPr>
+          <w:p>
+            <w:pPr>
+              <w:spacing w:before="40" w:after="40" w:line="264" w:lineRule="auto"/>
+              <w:ind w:firstLine="0"/>
+              <w:jc w:val="left"/>
+            </w:pPr>
+            <w:r>
+              <w:rPr>
+                <w:sz w:val="24"/>
+              </w:rPr>
+              <w:t>Observable.fromIterable</w:t>
+            </w:r>
+          </w:p>
+        </w:tc>
+        <w:tc>
+          <w:tcPr>
+            <w:tcW w:w="3061" w:type="dxa"/>
+            <w:tcBorders>
+              <w:top w:val="single" w:sz="4" w:space="0" w:color="D9D9D9"/>
+              <w:left w:val="single" w:sz="4" w:space="0" w:color="D9D9D9"/>
+              <w:bottom w:val="single" w:sz="4" w:space="0" w:color="D9D9D9"/>
+              <w:right w:val="single" w:sz="4" w:space="0" w:color="D9D9D9"/>
+            </w:tcBorders>
+            <w:tcMar>
+              <w:top w:w="70" w:type="dxa"/>
+              <w:left w:w="90" w:type="dxa"/>
+              <w:bottom w:w="70" w:type="dxa"/>
+              <w:right w:w="90" w:type="dxa"/>
+            </w:tcMar>
+            <w:vAlign w:val="center"/>
+          </w:tcPr>
+          <w:p>
+            <w:pPr>
+              <w:spacing w:before="40" w:after="40" w:line="264" w:lineRule="auto"/>
+              <w:ind w:firstLine="0"/>
+              <w:jc w:val="left"/>
+            </w:pPr>
+            <w:r>
+              <w:rPr>
+                <w:sz w:val="24"/>
+              </w:rPr>
+              <w:t>SOURCE в run.log</w:t>
+            </w:r>
+          </w:p>
+        </w:tc>
+      </w:tr>
+      <w:tr>
+        <w:trPr>
+          <w:cantSplit/>
+          <w:jc w:val="center"/>
+        </w:trPr>
+        <w:tc>
+          <w:tcPr>
+            <w:tcW w:w="624" w:type="dxa"/>
+            <w:tcBorders>
+              <w:top w:val="single" w:sz="4" w:space="0" w:color="D9D9D9"/>
+              <w:left w:val="single" w:sz="4" w:space="0" w:color="D9D9D9"/>
+              <w:bottom w:val="single" w:sz="4" w:space="0" w:color="D9D9D9"/>
+              <w:right w:val="single" w:sz="4" w:space="0" w:color="D9D9D9"/>
+            </w:tcBorders>
+            <w:tcMar>
+              <w:top w:w="70" w:type="dxa"/>
+              <w:left w:w="90" w:type="dxa"/>
+              <w:bottom w:w="70" w:type="dxa"/>
+              <w:right w:w="90" w:type="dxa"/>
+            </w:tcMar>
+            <w:vAlign w:val="center"/>
+          </w:tcPr>
+          <w:p>
+            <w:pPr>
+              <w:spacing w:before="40" w:after="40" w:line="264" w:lineRule="auto"/>
+              <w:ind w:firstLine="0"/>
+              <w:jc w:val="left"/>
+            </w:pPr>
+            <w:r>
+              <w:rPr>
+                <w:sz w:val="24"/>
+              </w:rPr>
+              <w:t>3</w:t>
+            </w:r>
+          </w:p>
+        </w:tc>
+        <w:tc>
+          <w:tcPr>
+            <w:tcW w:w="2665" w:type="dxa"/>
+            <w:tcBorders>
+              <w:top w:val="single" w:sz="4" w:space="0" w:color="D9D9D9"/>
+              <w:left w:val="single" w:sz="4" w:space="0" w:color="D9D9D9"/>
+              <w:bottom w:val="single" w:sz="4" w:space="0" w:color="D9D9D9"/>
+              <w:right w:val="single" w:sz="4" w:space="0" w:color="D9D9D9"/>
+            </w:tcBorders>
+            <w:tcMar>
+              <w:top w:w="70" w:type="dxa"/>
+              <w:left w:w="90" w:type="dxa"/>
+              <w:bottom w:w="70" w:type="dxa"/>
+              <w:right w:w="90" w:type="dxa"/>
+            </w:tcMar>
+            <w:vAlign w:val="center"/>
+          </w:tcPr>
+          <w:p>
+            <w:pPr>
+              <w:spacing w:before="40" w:after="40" w:line="264" w:lineRule="auto"/>
+              <w:ind w:firstLine="0"/>
+              <w:jc w:val="left"/>
+            </w:pPr>
+            <w:r>
+              <w:rPr>
+                <w:sz w:val="24"/>
+              </w:rPr>
+              <w:t>Фильтрация и преобразование</w:t>
+            </w:r>
+          </w:p>
+        </w:tc>
+        <w:tc>
+          <w:tcPr>
+            <w:tcW w:w="3005" w:type="dxa"/>
+            <w:tcBorders>
+              <w:top w:val="single" w:sz="4" w:space="0" w:color="D9D9D9"/>
+              <w:left w:val="single" w:sz="4" w:space="0" w:color="D9D9D9"/>
+              <w:bottom w:val="single" w:sz="4" w:space="0" w:color="D9D9D9"/>
+              <w:right w:val="single" w:sz="4" w:space="0" w:color="D9D9D9"/>
+            </w:tcBorders>
+            <w:tcMar>
+              <w:top w:w="70" w:type="dxa"/>
+              <w:left w:w="90" w:type="dxa"/>
+              <w:bottom w:w="70" w:type="dxa"/>
+              <w:right w:w="90" w:type="dxa"/>
+            </w:tcMar>
+            <w:vAlign w:val="center"/>
+          </w:tcPr>
+          <w:p>
+            <w:pPr>
+              <w:spacing w:before="40" w:after="40" w:line="264" w:lineRule="auto"/>
+              <w:ind w:firstLine="0"/>
+              <w:jc w:val="left"/>
+            </w:pPr>
+            <w:r>
+              <w:rPr>
+                <w:sz w:val="24"/>
+              </w:rPr>
+              <w:t>validate: filter, map, flatMap</w:t>
+            </w:r>
+          </w:p>
+        </w:tc>
+        <w:tc>
+          <w:tcPr>
+            <w:tcW w:w="3061" w:type="dxa"/>
+            <w:tcBorders>
+              <w:top w:val="single" w:sz="4" w:space="0" w:color="D9D9D9"/>
+              <w:left w:val="single" w:sz="4" w:space="0" w:color="D9D9D9"/>
+              <w:bottom w:val="single" w:sz="4" w:space="0" w:color="D9D9D9"/>
+              <w:right w:val="single" w:sz="4" w:space="0" w:color="D9D9D9"/>
+            </w:tcBorders>
+            <w:tcMar>
+              <w:top w:w="70" w:type="dxa"/>
+              <w:left w:w="90" w:type="dxa"/>
+              <w:bottom w:w="70" w:type="dxa"/>
+              <w:right w:w="90" w:type="dxa"/>
+            </w:tcMar>
+            <w:vAlign w:val="center"/>
+          </w:tcPr>
+          <w:p>
+            <w:pPr>
+              <w:spacing w:before="40" w:after="40" w:line="264" w:lineRule="auto"/>
+              <w:ind w:firstLine="0"/>
+              <w:jc w:val="left"/>
+            </w:pPr>
+            <w:r>
+              <w:rPr>
+                <w:sz w:val="24"/>
+              </w:rPr>
+              <w:t>VALUED; рис. 1</w:t>
+            </w:r>
+          </w:p>
+        </w:tc>
+      </w:tr>
+      <w:tr>
+        <w:trPr>
+          <w:cantSplit/>
+          <w:jc w:val="center"/>
+        </w:trPr>
+        <w:tc>
+          <w:tcPr>
+            <w:tcW w:w="624" w:type="dxa"/>
+            <w:tcBorders>
+              <w:top w:val="single" w:sz="4" w:space="0" w:color="D9D9D9"/>
+              <w:left w:val="single" w:sz="4" w:space="0" w:color="D9D9D9"/>
+              <w:bottom w:val="single" w:sz="4" w:space="0" w:color="D9D9D9"/>
+              <w:right w:val="single" w:sz="4" w:space="0" w:color="D9D9D9"/>
+            </w:tcBorders>
+            <w:tcMar>
+              <w:top w:w="70" w:type="dxa"/>
+              <w:left w:w="90" w:type="dxa"/>
+              <w:bottom w:w="70" w:type="dxa"/>
+              <w:right w:w="90" w:type="dxa"/>
+            </w:tcMar>
+            <w:vAlign w:val="center"/>
+          </w:tcPr>
+          <w:p>
+            <w:pPr>
+              <w:spacing w:before="40" w:after="40" w:line="264" w:lineRule="auto"/>
+              <w:ind w:firstLine="0"/>
+              <w:jc w:val="left"/>
+            </w:pPr>
+            <w:r>
+              <w:rPr>
+                <w:sz w:val="24"/>
+              </w:rPr>
+              <w:t>4</w:t>
+            </w:r>
+          </w:p>
+        </w:tc>
+        <w:tc>
+          <w:tcPr>
+            <w:tcW w:w="2665" w:type="dxa"/>
+            <w:tcBorders>
+              <w:top w:val="single" w:sz="4" w:space="0" w:color="D9D9D9"/>
+              <w:left w:val="single" w:sz="4" w:space="0" w:color="D9D9D9"/>
+              <w:bottom w:val="single" w:sz="4" w:space="0" w:color="D9D9D9"/>
+              <w:right w:val="single" w:sz="4" w:space="0" w:color="D9D9D9"/>
+            </w:tcBorders>
+            <w:tcMar>
+              <w:top w:w="70" w:type="dxa"/>
+              <w:left w:w="90" w:type="dxa"/>
+              <w:bottom w:w="70" w:type="dxa"/>
+              <w:right w:w="90" w:type="dxa"/>
+            </w:tcMar>
+            <w:vAlign w:val="center"/>
+          </w:tcPr>
+          <w:p>
+            <w:pPr>
+              <w:spacing w:before="40" w:after="40" w:line="264" w:lineRule="auto"/>
+              <w:ind w:firstLine="0"/>
+              <w:jc w:val="left"/>
+            </w:pPr>
+            <w:r>
+              <w:rPr>
+                <w:sz w:val="24"/>
+              </w:rPr>
+              <w:t>Группировка и агрегирование</w:t>
+            </w:r>
+          </w:p>
+        </w:tc>
+        <w:tc>
+          <w:tcPr>
+            <w:tcW w:w="3005" w:type="dxa"/>
+            <w:tcBorders>
+              <w:top w:val="single" w:sz="4" w:space="0" w:color="D9D9D9"/>
+              <w:left w:val="single" w:sz="4" w:space="0" w:color="D9D9D9"/>
+              <w:bottom w:val="single" w:sz="4" w:space="0" w:color="D9D9D9"/>
+              <w:right w:val="single" w:sz="4" w:space="0" w:color="D9D9D9"/>
+            </w:tcBorders>
+            <w:tcMar>
+              <w:top w:w="70" w:type="dxa"/>
+              <w:left w:w="90" w:type="dxa"/>
+              <w:bottom w:w="70" w:type="dxa"/>
+              <w:right w:w="90" w:type="dxa"/>
+            </w:tcMar>
+            <w:vAlign w:val="center"/>
+          </w:tcPr>
+          <w:p>
+            <w:pPr>
+              <w:spacing w:before="40" w:after="40" w:line="264" w:lineRule="auto"/>
+              <w:ind w:firstLine="0"/>
+              <w:jc w:val="left"/>
+            </w:pPr>
+            <w:r>
+              <w:rPr>
+                <w:sz w:val="24"/>
+              </w:rPr>
+              <w:t>groupBy, reduce, buffer</w:t>
+            </w:r>
+          </w:p>
+        </w:tc>
+        <w:tc>
+          <w:tcPr>
+            <w:tcW w:w="3061" w:type="dxa"/>
+            <w:tcBorders>
+              <w:top w:val="single" w:sz="4" w:space="0" w:color="D9D9D9"/>
+              <w:left w:val="single" w:sz="4" w:space="0" w:color="D9D9D9"/>
+              <w:bottom w:val="single" w:sz="4" w:space="0" w:color="D9D9D9"/>
+              <w:right w:val="single" w:sz="4" w:space="0" w:color="D9D9D9"/>
+            </w:tcBorders>
+            <w:tcMar>
+              <w:top w:w="70" w:type="dxa"/>
+              <w:left w:w="90" w:type="dxa"/>
+              <w:bottom w:w="70" w:type="dxa"/>
+              <w:right w:w="90" w:type="dxa"/>
+            </w:tcMar>
+            <w:vAlign w:val="center"/>
+          </w:tcPr>
+          <w:p>
+            <w:pPr>
+              <w:spacing w:before="40" w:after="40" w:line="264" w:lineRule="auto"/>
+              <w:ind w:firstLine="0"/>
+              <w:jc w:val="left"/>
+            </w:pPr>
+            <w:r>
+              <w:rPr>
+                <w:sz w:val="24"/>
+              </w:rPr>
+              <w:t>SUMMARY и WINDOW</w:t>
+            </w:r>
+          </w:p>
+        </w:tc>
+      </w:tr>
+      <w:tr>
+        <w:trPr>
+          <w:cantSplit/>
+          <w:jc w:val="center"/>
+        </w:trPr>
+        <w:tc>
+          <w:tcPr>
+            <w:tcW w:w="624" w:type="dxa"/>
+            <w:tcBorders>
+              <w:top w:val="single" w:sz="4" w:space="0" w:color="D9D9D9"/>
+              <w:left w:val="single" w:sz="4" w:space="0" w:color="D9D9D9"/>
+              <w:bottom w:val="single" w:sz="4" w:space="0" w:color="D9D9D9"/>
+              <w:right w:val="single" w:sz="4" w:space="0" w:color="D9D9D9"/>
+            </w:tcBorders>
+            <w:tcMar>
+              <w:top w:w="70" w:type="dxa"/>
+              <w:left w:w="90" w:type="dxa"/>
+              <w:bottom w:w="70" w:type="dxa"/>
+              <w:right w:w="90" w:type="dxa"/>
+            </w:tcMar>
+            <w:vAlign w:val="center"/>
+          </w:tcPr>
+          <w:p>
+            <w:pPr>
+              <w:spacing w:before="40" w:after="40" w:line="264" w:lineRule="auto"/>
+              <w:ind w:firstLine="0"/>
+              <w:jc w:val="left"/>
+            </w:pPr>
+            <w:r>
+              <w:rPr>
+                <w:sz w:val="24"/>
+              </w:rPr>
+              <w:t>5</w:t>
+            </w:r>
+          </w:p>
+        </w:tc>
+        <w:tc>
+          <w:tcPr>
+            <w:tcW w:w="2665" w:type="dxa"/>
+            <w:tcBorders>
+              <w:top w:val="single" w:sz="4" w:space="0" w:color="D9D9D9"/>
+              <w:left w:val="single" w:sz="4" w:space="0" w:color="D9D9D9"/>
+              <w:bottom w:val="single" w:sz="4" w:space="0" w:color="D9D9D9"/>
+              <w:right w:val="single" w:sz="4" w:space="0" w:color="D9D9D9"/>
+            </w:tcBorders>
+            <w:tcMar>
+              <w:top w:w="70" w:type="dxa"/>
+              <w:left w:w="90" w:type="dxa"/>
+              <w:bottom w:w="70" w:type="dxa"/>
+              <w:right w:w="90" w:type="dxa"/>
+            </w:tcMar>
+            <w:vAlign w:val="center"/>
+          </w:tcPr>
+          <w:p>
+            <w:pPr>
+              <w:spacing w:before="40" w:after="40" w:line="264" w:lineRule="auto"/>
+              <w:ind w:firstLine="0"/>
+              <w:jc w:val="left"/>
+            </w:pPr>
+            <w:r>
+              <w:rPr>
+                <w:sz w:val="24"/>
+              </w:rPr>
+              <w:t>Ошибки внутри цепочки</w:t>
+            </w:r>
+          </w:p>
+        </w:tc>
+        <w:tc>
+          <w:tcPr>
+            <w:tcW w:w="3005" w:type="dxa"/>
+            <w:tcBorders>
+              <w:top w:val="single" w:sz="4" w:space="0" w:color="D9D9D9"/>
+              <w:left w:val="single" w:sz="4" w:space="0" w:color="D9D9D9"/>
+              <w:bottom w:val="single" w:sz="4" w:space="0" w:color="D9D9D9"/>
+              <w:right w:val="single" w:sz="4" w:space="0" w:color="D9D9D9"/>
+            </w:tcBorders>
+            <w:tcMar>
+              <w:top w:w="70" w:type="dxa"/>
+              <w:left w:w="90" w:type="dxa"/>
+              <w:bottom w:w="70" w:type="dxa"/>
+              <w:right w:w="90" w:type="dxa"/>
+            </w:tcMar>
+            <w:vAlign w:val="center"/>
+          </w:tcPr>
+          <w:p>
+            <w:pPr>
+              <w:spacing w:before="40" w:after="40" w:line="264" w:lineRule="auto"/>
+              <w:ind w:firstLine="0"/>
+              <w:jc w:val="left"/>
+            </w:pPr>
+            <w:r>
+              <w:rPr>
+                <w:sz w:val="24"/>
+              </w:rPr>
+              <w:t>onErrorResumeNext</w:t>
+            </w:r>
+          </w:p>
+        </w:tc>
+        <w:tc>
+          <w:tcPr>
+            <w:tcW w:w="3061" w:type="dxa"/>
+            <w:tcBorders>
+              <w:top w:val="single" w:sz="4" w:space="0" w:color="D9D9D9"/>
+              <w:left w:val="single" w:sz="4" w:space="0" w:color="D9D9D9"/>
+              <w:bottom w:val="single" w:sz="4" w:space="0" w:color="D9D9D9"/>
+              <w:right w:val="single" w:sz="4" w:space="0" w:color="D9D9D9"/>
+            </w:tcBorders>
+            <w:tcMar>
+              <w:top w:w="70" w:type="dxa"/>
+              <w:left w:w="90" w:type="dxa"/>
+              <w:bottom w:w="70" w:type="dxa"/>
+              <w:right w:w="90" w:type="dxa"/>
+            </w:tcMar>
+            <w:vAlign w:val="center"/>
+          </w:tcPr>
+          <w:p>
+            <w:pPr>
+              <w:spacing w:before="40" w:after="40" w:line="264" w:lineRule="auto"/>
+              <w:ind w:firstLine="0"/>
+              <w:jc w:val="left"/>
+            </w:pPr>
+            <w:r>
+              <w:rPr>
+                <w:sz w:val="24"/>
+              </w:rPr>
+              <w:t xml:space="preserve">RECOVERED: </w:t>
+            </w:r>
+            <w:r>
+              <w:rPr>
+                <w:sz w:val="24"/>
+              </w:rPr>
+              <w:t>Invalid BAD</w:t>
+            </w:r>
+          </w:p>
+        </w:tc>
+      </w:tr>
+      <w:tr>
+        <w:trPr>
+          <w:cantSplit/>
+          <w:jc w:val="center"/>
+        </w:trPr>
+        <w:tc>
+          <w:tcPr>
+            <w:tcW w:w="624" w:type="dxa"/>
+            <w:tcBorders>
+              <w:top w:val="single" w:sz="4" w:space="0" w:color="D9D9D9"/>
+              <w:left w:val="single" w:sz="4" w:space="0" w:color="D9D9D9"/>
+              <w:bottom w:val="single" w:sz="4" w:space="0" w:color="D9D9D9"/>
+              <w:right w:val="single" w:sz="4" w:space="0" w:color="D9D9D9"/>
+            </w:tcBorders>
+            <w:tcMar>
+              <w:top w:w="70" w:type="dxa"/>
+              <w:left w:w="90" w:type="dxa"/>
+              <w:bottom w:w="70" w:type="dxa"/>
+              <w:right w:w="90" w:type="dxa"/>
+            </w:tcMar>
+            <w:vAlign w:val="center"/>
+          </w:tcPr>
+          <w:p>
+            <w:pPr>
+              <w:spacing w:before="40" w:after="40" w:line="264" w:lineRule="auto"/>
+              <w:ind w:firstLine="0"/>
+              <w:jc w:val="left"/>
+            </w:pPr>
+            <w:r>
+              <w:rPr>
+                <w:sz w:val="24"/>
+              </w:rPr>
+              <w:t>6</w:t>
+            </w:r>
+          </w:p>
+        </w:tc>
+        <w:tc>
+          <w:tcPr>
+            <w:tcW w:w="2665" w:type="dxa"/>
+            <w:tcBorders>
+              <w:top w:val="single" w:sz="4" w:space="0" w:color="D9D9D9"/>
+              <w:left w:val="single" w:sz="4" w:space="0" w:color="D9D9D9"/>
+              <w:bottom w:val="single" w:sz="4" w:space="0" w:color="D9D9D9"/>
+              <w:right w:val="single" w:sz="4" w:space="0" w:color="D9D9D9"/>
+            </w:tcBorders>
+            <w:tcMar>
+              <w:top w:w="70" w:type="dxa"/>
+              <w:left w:w="90" w:type="dxa"/>
+              <w:bottom w:w="70" w:type="dxa"/>
+              <w:right w:w="90" w:type="dxa"/>
+            </w:tcMar>
+            <w:vAlign w:val="center"/>
+          </w:tcPr>
+          <w:p>
+            <w:pPr>
+              <w:spacing w:before="40" w:after="40" w:line="264" w:lineRule="auto"/>
+              <w:ind w:firstLine="0"/>
+              <w:jc w:val="left"/>
+            </w:pPr>
+            <w:r>
+              <w:rPr>
+                <w:sz w:val="24"/>
+              </w:rPr>
+              <w:t>Несколько потоков</w:t>
+            </w:r>
+          </w:p>
+        </w:tc>
+        <w:tc>
+          <w:tcPr>
+            <w:tcW w:w="3005" w:type="dxa"/>
+            <w:tcBorders>
+              <w:top w:val="single" w:sz="4" w:space="0" w:color="D9D9D9"/>
+              <w:left w:val="single" w:sz="4" w:space="0" w:color="D9D9D9"/>
+              <w:bottom w:val="single" w:sz="4" w:space="0" w:color="D9D9D9"/>
+              <w:right w:val="single" w:sz="4" w:space="0" w:color="D9D9D9"/>
+            </w:tcBorders>
+            <w:tcMar>
+              <w:top w:w="70" w:type="dxa"/>
+              <w:left w:w="90" w:type="dxa"/>
+              <w:bottom w:w="70" w:type="dxa"/>
+              <w:right w:w="90" w:type="dxa"/>
+            </w:tcMar>
+            <w:vAlign w:val="center"/>
+          </w:tcPr>
+          <w:p>
+            <w:pPr>
+              <w:spacing w:before="40" w:after="40" w:line="264" w:lineRule="auto"/>
+              <w:ind w:firstLine="0"/>
+              <w:jc w:val="left"/>
+            </w:pPr>
+            <w:r>
+              <w:rPr>
+                <w:sz w:val="24"/>
+              </w:rPr>
+              <w:t>subscribeOn, observeOn</w:t>
+            </w:r>
+          </w:p>
+        </w:tc>
+        <w:tc>
+          <w:tcPr>
+            <w:tcW w:w="3061" w:type="dxa"/>
+            <w:tcBorders>
+              <w:top w:val="single" w:sz="4" w:space="0" w:color="D9D9D9"/>
+              <w:left w:val="single" w:sz="4" w:space="0" w:color="D9D9D9"/>
+              <w:bottom w:val="single" w:sz="4" w:space="0" w:color="D9D9D9"/>
+              <w:right w:val="single" w:sz="4" w:space="0" w:color="D9D9D9"/>
+            </w:tcBorders>
+            <w:tcMar>
+              <w:top w:w="70" w:type="dxa"/>
+              <w:left w:w="90" w:type="dxa"/>
+              <w:bottom w:w="70" w:type="dxa"/>
+              <w:right w:w="90" w:type="dxa"/>
+            </w:tcMar>
+            <w:vAlign w:val="center"/>
+          </w:tcPr>
+          <w:p>
+            <w:pPr>
+              <w:spacing w:before="40" w:after="40" w:line="264" w:lineRule="auto"/>
+              <w:ind w:firstLine="0"/>
+              <w:jc w:val="left"/>
+            </w:pPr>
+            <w:r>
+              <w:rPr>
+                <w:sz w:val="24"/>
+              </w:rPr>
+              <w:t>Имена Scheduler; рис. 1</w:t>
+            </w:r>
+          </w:p>
+        </w:tc>
+      </w:tr>
+      <w:tr>
+        <w:trPr>
+          <w:cantSplit/>
+          <w:jc w:val="center"/>
+        </w:trPr>
+        <w:tc>
+          <w:tcPr>
+            <w:tcW w:w="624" w:type="dxa"/>
+            <w:tcBorders>
+              <w:top w:val="single" w:sz="4" w:space="0" w:color="D9D9D9"/>
+              <w:left w:val="single" w:sz="4" w:space="0" w:color="D9D9D9"/>
+              <w:bottom w:val="single" w:sz="4" w:space="0" w:color="D9D9D9"/>
+              <w:right w:val="single" w:sz="4" w:space="0" w:color="D9D9D9"/>
+            </w:tcBorders>
+            <w:tcMar>
+              <w:top w:w="70" w:type="dxa"/>
+              <w:left w:w="90" w:type="dxa"/>
+              <w:bottom w:w="70" w:type="dxa"/>
+              <w:right w:w="90" w:type="dxa"/>
+            </w:tcMar>
+            <w:vAlign w:val="center"/>
+          </w:tcPr>
+          <w:p>
+            <w:pPr>
+              <w:spacing w:before="40" w:after="40" w:line="264" w:lineRule="auto"/>
+              <w:ind w:firstLine="0"/>
+              <w:jc w:val="left"/>
+            </w:pPr>
+            <w:r>
+              <w:rPr>
+                <w:sz w:val="24"/>
+              </w:rPr>
+              <w:t>7</w:t>
+            </w:r>
+          </w:p>
+        </w:tc>
+        <w:tc>
+          <w:tcPr>
+            <w:tcW w:w="2665" w:type="dxa"/>
+            <w:tcBorders>
+              <w:top w:val="single" w:sz="4" w:space="0" w:color="D9D9D9"/>
+              <w:left w:val="single" w:sz="4" w:space="0" w:color="D9D9D9"/>
+              <w:bottom w:val="single" w:sz="4" w:space="0" w:color="D9D9D9"/>
+              <w:right w:val="single" w:sz="4" w:space="0" w:color="D9D9D9"/>
+            </w:tcBorders>
+            <w:tcMar>
+              <w:top w:w="70" w:type="dxa"/>
+              <w:left w:w="90" w:type="dxa"/>
+              <w:bottom w:w="70" w:type="dxa"/>
+              <w:right w:w="90" w:type="dxa"/>
+            </w:tcMar>
+            <w:vAlign w:val="center"/>
+          </w:tcPr>
+          <w:p>
+            <w:pPr>
+              <w:spacing w:before="40" w:after="40" w:line="264" w:lineRule="auto"/>
+              <w:ind w:firstLine="0"/>
+              <w:jc w:val="left"/>
+            </w:pPr>
+            <w:r>
+              <w:rPr>
+                <w:sz w:val="24"/>
+              </w:rPr>
+              <w:t>Данные во времени</w:t>
+            </w:r>
+          </w:p>
+        </w:tc>
+        <w:tc>
+          <w:tcPr>
+            <w:tcW w:w="3005" w:type="dxa"/>
+            <w:tcBorders>
+              <w:top w:val="single" w:sz="4" w:space="0" w:color="D9D9D9"/>
+              <w:left w:val="single" w:sz="4" w:space="0" w:color="D9D9D9"/>
+              <w:bottom w:val="single" w:sz="4" w:space="0" w:color="D9D9D9"/>
+              <w:right w:val="single" w:sz="4" w:space="0" w:color="D9D9D9"/>
+            </w:tcBorders>
+            <w:tcMar>
+              <w:top w:w="70" w:type="dxa"/>
+              <w:left w:w="90" w:type="dxa"/>
+              <w:bottom w:w="70" w:type="dxa"/>
+              <w:right w:w="90" w:type="dxa"/>
+            </w:tcMar>
+            <w:vAlign w:val="center"/>
+          </w:tcPr>
+          <w:p>
+            <w:pPr>
+              <w:spacing w:before="40" w:after="40" w:line="264" w:lineRule="auto"/>
+              <w:ind w:firstLine="0"/>
+              <w:jc w:val="left"/>
+            </w:pPr>
+            <w:r>
+              <w:rPr>
+                <w:sz w:val="24"/>
+              </w:rPr>
+              <w:t>interval(180 ms)</w:t>
+            </w:r>
+          </w:p>
+        </w:tc>
+        <w:tc>
+          <w:tcPr>
+            <w:tcW w:w="3061" w:type="dxa"/>
+            <w:tcBorders>
+              <w:top w:val="single" w:sz="4" w:space="0" w:color="D9D9D9"/>
+              <w:left w:val="single" w:sz="4" w:space="0" w:color="D9D9D9"/>
+              <w:bottom w:val="single" w:sz="4" w:space="0" w:color="D9D9D9"/>
+              <w:right w:val="single" w:sz="4" w:space="0" w:color="D9D9D9"/>
+            </w:tcBorders>
+            <w:tcMar>
+              <w:top w:w="70" w:type="dxa"/>
+              <w:left w:w="90" w:type="dxa"/>
+              <w:bottom w:w="70" w:type="dxa"/>
+              <w:right w:w="90" w:type="dxa"/>
+            </w:tcMar>
+            <w:vAlign w:val="center"/>
+          </w:tcPr>
+          <w:p>
+            <w:pPr>
+              <w:spacing w:before="40" w:after="40" w:line="264" w:lineRule="auto"/>
+              <w:ind w:firstLine="0"/>
+              <w:jc w:val="left"/>
+            </w:pPr>
+            <w:r>
+              <w:rPr>
+                <w:sz w:val="24"/>
+              </w:rPr>
+              <w:t>ARRIVAL; рис. 2</w:t>
+            </w:r>
+          </w:p>
+        </w:tc>
+      </w:tr>
+      <w:tr>
+        <w:trPr>
+          <w:cantSplit/>
+          <w:jc w:val="center"/>
+        </w:trPr>
+        <w:tc>
+          <w:tcPr>
+            <w:tcW w:w="624" w:type="dxa"/>
+            <w:tcBorders>
+              <w:top w:val="single" w:sz="4" w:space="0" w:color="D9D9D9"/>
+              <w:left w:val="single" w:sz="4" w:space="0" w:color="D9D9D9"/>
+              <w:bottom w:val="single" w:sz="4" w:space="0" w:color="D9D9D9"/>
+              <w:right w:val="single" w:sz="4" w:space="0" w:color="D9D9D9"/>
+            </w:tcBorders>
+            <w:tcMar>
+              <w:top w:w="70" w:type="dxa"/>
+              <w:left w:w="90" w:type="dxa"/>
+              <w:bottom w:w="70" w:type="dxa"/>
+              <w:right w:w="90" w:type="dxa"/>
+            </w:tcMar>
+            <w:vAlign w:val="center"/>
+          </w:tcPr>
+          <w:p>
+            <w:pPr>
+              <w:spacing w:before="40" w:after="40" w:line="264" w:lineRule="auto"/>
+              <w:ind w:firstLine="0"/>
+              <w:jc w:val="left"/>
+            </w:pPr>
+            <w:r>
+              <w:rPr>
+                <w:sz w:val="24"/>
+              </w:rPr>
+              <w:t>8</w:t>
+            </w:r>
+          </w:p>
+        </w:tc>
+        <w:tc>
+          <w:tcPr>
+            <w:tcW w:w="2665" w:type="dxa"/>
+            <w:tcBorders>
+              <w:top w:val="single" w:sz="4" w:space="0" w:color="D9D9D9"/>
+              <w:left w:val="single" w:sz="4" w:space="0" w:color="D9D9D9"/>
+              <w:bottom w:val="single" w:sz="4" w:space="0" w:color="D9D9D9"/>
+              <w:right w:val="single" w:sz="4" w:space="0" w:color="D9D9D9"/>
+            </w:tcBorders>
+            <w:tcMar>
+              <w:top w:w="70" w:type="dxa"/>
+              <w:left w:w="90" w:type="dxa"/>
+              <w:bottom w:w="70" w:type="dxa"/>
+              <w:right w:w="90" w:type="dxa"/>
+            </w:tcMar>
+            <w:vAlign w:val="center"/>
+          </w:tcPr>
+          <w:p>
+            <w:pPr>
+              <w:spacing w:before="40" w:after="40" w:line="264" w:lineRule="auto"/>
+              <w:ind w:firstLine="0"/>
+              <w:jc w:val="left"/>
+            </w:pPr>
+            <w:r>
+              <w:rPr>
+                <w:sz w:val="24"/>
+              </w:rPr>
+              <w:t>Перегрузка Flowable</w:t>
+            </w:r>
+          </w:p>
+        </w:tc>
+        <w:tc>
+          <w:tcPr>
+            <w:tcW w:w="3005" w:type="dxa"/>
+            <w:tcBorders>
+              <w:top w:val="single" w:sz="4" w:space="0" w:color="D9D9D9"/>
+              <w:left w:val="single" w:sz="4" w:space="0" w:color="D9D9D9"/>
+              <w:bottom w:val="single" w:sz="4" w:space="0" w:color="D9D9D9"/>
+              <w:right w:val="single" w:sz="4" w:space="0" w:color="D9D9D9"/>
+            </w:tcBorders>
+            <w:tcMar>
+              <w:top w:w="70" w:type="dxa"/>
+              <w:left w:w="90" w:type="dxa"/>
+              <w:bottom w:w="70" w:type="dxa"/>
+              <w:right w:w="90" w:type="dxa"/>
+            </w:tcMar>
+            <w:vAlign w:val="center"/>
+          </w:tcPr>
+          <w:p>
+            <w:pPr>
+              <w:spacing w:before="40" w:after="40" w:line="264" w:lineRule="auto"/>
+              <w:ind w:firstLine="0"/>
+              <w:jc w:val="left"/>
+            </w:pPr>
+            <w:r>
+              <w:rPr>
+                <w:sz w:val="24"/>
+              </w:rPr>
+              <w:t>onBackpressureLatest</w:t>
+            </w:r>
+          </w:p>
+        </w:tc>
+        <w:tc>
+          <w:tcPr>
+            <w:tcW w:w="3061" w:type="dxa"/>
+            <w:tcBorders>
+              <w:top w:val="single" w:sz="4" w:space="0" w:color="D9D9D9"/>
+              <w:left w:val="single" w:sz="4" w:space="0" w:color="D9D9D9"/>
+              <w:bottom w:val="single" w:sz="4" w:space="0" w:color="D9D9D9"/>
+              <w:right w:val="single" w:sz="4" w:space="0" w:color="D9D9D9"/>
+            </w:tcBorders>
+            <w:tcMar>
+              <w:top w:w="70" w:type="dxa"/>
+              <w:left w:w="90" w:type="dxa"/>
+              <w:bottom w:w="70" w:type="dxa"/>
+              <w:right w:w="90" w:type="dxa"/>
+            </w:tcMar>
+            <w:vAlign w:val="center"/>
+          </w:tcPr>
+          <w:p>
+            <w:pPr>
+              <w:spacing w:before="40" w:after="40" w:line="264" w:lineRule="auto"/>
+              <w:ind w:firstLine="0"/>
+              <w:jc w:val="left"/>
+            </w:pPr>
+            <w:r>
+              <w:rPr>
+                <w:sz w:val="24"/>
+              </w:rPr>
+              <w:t>produced/received; рис. 3</w:t>
+            </w:r>
+          </w:p>
+        </w:tc>
+      </w:tr>
+    </w:tbl>
+    <w:p/>
+    <w:p>
+      <w:pPr>
+        <w:pStyle w:val="21"/>
+      </w:pPr>
+      <w:bookmarkStart w:id="4" w:name="_Toc242051953"/>
+      <w:r>
+        <w:t xml:space="preserve">1.2 Реактивная </w:t>
+      </w:r>
+      <w:r>
+        <w:t>последовательность данных</w:t>
+      </w:r>
+      <w:bookmarkEnd w:id="4"/>
+    </w:p>
+    <w:p>
+      <w:pPr>
+        <w:pStyle w:val="aff9"/>
+      </w:pPr>
+      <w:r>
+        <w:t>В реактивной обработке источник публикует элементы, а подписчик получает их через цепочку операторов. Для поставок это позволяет описать единое правило обработки как готового списка, так и новых поступлений. Нулевая доступность ис</w:t>
+      </w:r>
+      <w:r>
+        <w:t>ключается фильтром, корректная запись преобразуется в стоимость, затем данные группируются. Операторы задают последовательность преобразований, а выполнение начинается при подписке.</w:t>
+      </w:r>
+    </w:p>
+    <w:p>
+      <w:pPr>
+        <w:pStyle w:val="aff9"/>
+      </w:pPr>
+      <w:r>
+        <w:lastRenderedPageBreak/>
+        <w:t>Observable используется для набора поставок и временной имитации. Flowable</w:t>
+      </w:r>
+      <w:r>
+        <w:t xml:space="preserve"> дополнительно поддерживает протокол спроса Reactive Streams. Наличие Flowable само по себе не гарантирует сохранение всех событий: итог зависит от характера источника, размера очереди и выбранной стратегии перегрузки. В этой работе основной бизнес-расчёт </w:t>
+      </w:r>
+      <w:r>
+        <w:t>выполняется по полному набору корректных данных, а latest демонстрируется отдельно на условных обновлениях состояния.</w:t>
+      </w:r>
+    </w:p>
+    <w:p>
+      <w:pPr>
+        <w:pStyle w:val="21"/>
+      </w:pPr>
+      <w:bookmarkStart w:id="5" w:name="_Toc242051954"/>
+      <w:r>
+        <w:t>1.3 Преобразование агрегирование и ошибки</w:t>
+      </w:r>
+      <w:bookmarkEnd w:id="5"/>
+    </w:p>
+    <w:p>
+      <w:pPr>
+        <w:pStyle w:val="aff9"/>
+      </w:pPr>
+      <w:r>
+        <w:t>filter оставляет элемент по условию, map преобразует один элемент в другой, flatMap соединяет вл</w:t>
+      </w:r>
+      <w:r>
+        <w:t>оженные реактивные источники. В validate вложенный Observable.fromCallable проверяет запись и может завершиться ошибкой. Если перехватить ошибку только после всей цепочки, источник уже может закончиться и следующие записи не будут обработаны. Поэтому onErr</w:t>
+      </w:r>
+      <w:r>
+        <w:t>orResumeNext расположен внутри обработки отдельной поставки и заменяет только её на Observable.empty.</w:t>
+      </w:r>
+    </w:p>
+    <w:p>
+      <w:pPr>
+        <w:pStyle w:val="aff9"/>
+      </w:pPr>
+      <w:r>
+        <w:t>groupBy создаёт поток для каждого supplierId. reduce последовательно накапливает BigDecimal, начиная с нулевого значения, и выдаёт итог после завершения г</w:t>
+      </w:r>
+      <w:r>
+        <w:t>руппы. buffer(3) решает другую задачу: собирает очередные корректные элементы в окна, без группировки по поставщику. Последнее неполное окно передаётся при завершении источника. Такая разница объясняет, почему результаты live-демонстрации представлены сумм</w:t>
+      </w:r>
+      <w:r>
+        <w:t>ами окон, а основная демонстрация — суммами поставщиков.</w:t>
+      </w:r>
+    </w:p>
+    <w:p>
+      <w:pPr>
+        <w:pStyle w:val="21"/>
+      </w:pPr>
+      <w:bookmarkStart w:id="6" w:name="_Toc242051955"/>
+      <w:r>
+        <w:t>1.4 Планирование и управление нагрузкой</w:t>
+      </w:r>
+      <w:bookmarkEnd w:id="6"/>
+    </w:p>
+    <w:p>
+      <w:pPr>
+        <w:pStyle w:val="aff9"/>
+      </w:pPr>
+      <w:r>
+        <w:t>subscribeOn определяет планирование подписки на источник. observeOn переключает выполнение расположенной после него части цепочки. Здесь публикация исходных за</w:t>
+      </w:r>
+      <w:r>
+        <w:t xml:space="preserve">писей идёт в io, а преобразование и агрегирование — в computation. Имена потоков в журнале позволяют проверить переход </w:t>
+      </w:r>
+      <w:r>
+        <w:lastRenderedPageBreak/>
+        <w:t>непосредственно по выполнению. Само объявление Scheduler в программе было бы недостаточным доказательством.</w:t>
+      </w:r>
+    </w:p>
+    <w:p>
+      <w:pPr>
+        <w:pStyle w:val="aff9"/>
+      </w:pPr>
+      <w:r>
+        <w:t>В демонстрации перегрузки ист</w:t>
+      </w:r>
+      <w:r>
+        <w:t>очник выдаёт значение каждую миллисекунду, а обработчик тратит около 12 мс на элемент. onBackpressureLatest удерживает наиболее свежее значение, пока потребитель занят; observeOn с prefetch 8 ограничивает предварительно запрошенную порцию. Промежуточные зн</w:t>
+      </w:r>
+      <w:r>
+        <w:t>ачения могут быть заменены. Такая стратегия полезна для текущего положения курьера или датчика, но непригодна для учёта платежей и заказов, где каждое событие должно быть сохранено.</w:t>
+      </w:r>
+    </w:p>
+    <w:p>
+      <w:pPr>
+        <w:pStyle w:val="1"/>
+      </w:pPr>
+      <w:bookmarkStart w:id="7" w:name="_Toc242051956"/>
+      <w:r>
+        <w:lastRenderedPageBreak/>
+        <w:t>2 Проектирование и реализация</w:t>
+      </w:r>
+      <w:bookmarkEnd w:id="7"/>
+    </w:p>
+    <w:p>
+      <w:pPr>
+        <w:pStyle w:val="21"/>
+      </w:pPr>
+      <w:bookmarkStart w:id="8" w:name="_Toc242051957"/>
+      <w:r>
+        <w:t>2.1 Структура и модель данных</w:t>
+      </w:r>
+      <w:bookmarkEnd w:id="8"/>
+    </w:p>
+    <w:p>
+      <w:pPr>
+        <w:pStyle w:val="aff9"/>
+      </w:pPr>
+      <w:r>
+        <w:t>Материалы проекта расположены в practice-03-rxjava. Исходные тексты отделены от готовых сборок и доказательств выполнения. README содержит команды запуска; screenshots — оригинальные снимки; run.log — основной протокол. Изменение программы требует повторно</w:t>
+      </w:r>
+      <w:r>
+        <w:t>й сборки, а обычный демонстрационный запуск использует приложенные артефакты.</w:t>
+      </w:r>
+    </w:p>
+    <w:p>
+      <w:pPr>
+        <w:pStyle w:val="affc"/>
+        <w:keepNext/>
+      </w:pPr>
+      <w:r>
+        <w:t>Таблица 2 — Модель приложения</w:t>
+      </w:r>
+    </w:p>
+    <w:tbl>
+      <w:tblPr>
+        <w:tblW w:w="0" w:type="auto"/>
+        <w:jc w:val="center"/>
+        <w:tblLayout w:type="fixed"/>
+        <w:tblLook w:val="04A0" w:firstRow="1" w:lastRow="0" w:firstColumn="1" w:lastColumn="0" w:noHBand="0" w:noVBand="1"/>
+      </w:tblPr>
+      <w:tblGrid>
+        <w:gridCol w:w="1871"/>
+        <w:gridCol w:w="3742"/>
+        <w:gridCol w:w="3742"/>
+      </w:tblGrid>
+      <w:tr>
+        <w:trPr>
+          <w:cantSplit/>
+          <w:tblHeader/>
+          <w:jc w:val="center"/>
+        </w:trPr>
+        <w:tc>
+          <w:tcPr>
+            <w:tcW w:w="1871" w:type="dxa"/>
+            <w:tcBorders>
+              <w:top w:val="single" w:sz="4" w:space="0" w:color="D9D9D9"/>
+              <w:left w:val="single" w:sz="4" w:space="0" w:color="D9D9D9"/>
+              <w:bottom w:val="single" w:sz="4" w:space="0" w:color="D9D9D9"/>
+              <w:right w:val="single" w:sz="4" w:space="0" w:color="D9D9D9"/>
+            </w:tcBorders>
+            <w:shd w:val="clear" w:color="auto" w:fill="EEEEEE"/>
+            <w:tcMar>
+              <w:top w:w="70" w:type="dxa"/>
+              <w:left w:w="90" w:type="dxa"/>
+              <w:bottom w:w="70" w:type="dxa"/>
+              <w:right w:w="90" w:type="dxa"/>
+            </w:tcMar>
+            <w:vAlign w:val="center"/>
+          </w:tcPr>
+          <w:p>
+            <w:pPr>
+              <w:spacing w:before="40" w:after="40" w:line="264" w:lineRule="auto"/>
+              <w:ind w:firstLine="0"/>
+              <w:jc w:val="left"/>
+            </w:pPr>
+            <w:r>
+              <w:rPr>
+                <w:b/>
+                <w:sz w:val="24"/>
+              </w:rPr>
+              <w:t>Элемент</w:t>
+            </w:r>
+          </w:p>
+        </w:tc>
+        <w:tc>
+          <w:tcPr>
+            <w:tcW w:w="3742" w:type="dxa"/>
+            <w:tcBorders>
+              <w:top w:val="single" w:sz="4" w:space="0" w:color="D9D9D9"/>
+              <w:left w:val="single" w:sz="4" w:space="0" w:color="D9D9D9"/>
+              <w:bottom w:val="single" w:sz="4" w:space="0" w:color="D9D9D9"/>
+              <w:right w:val="single" w:sz="4" w:space="0" w:color="D9D9D9"/>
+            </w:tcBorders>
+            <w:shd w:val="clear" w:color="auto" w:fill="EEEEEE"/>
+            <w:tcMar>
+              <w:top w:w="70" w:type="dxa"/>
+              <w:left w:w="90" w:type="dxa"/>
+              <w:bottom w:w="70" w:type="dxa"/>
+              <w:right w:w="90" w:type="dxa"/>
+            </w:tcMar>
+            <w:vAlign w:val="center"/>
+          </w:tcPr>
+          <w:p>
+            <w:pPr>
+              <w:spacing w:before="40" w:after="40" w:line="264" w:lineRule="auto"/>
+              <w:ind w:firstLine="0"/>
+              <w:jc w:val="left"/>
+            </w:pPr>
+            <w:r>
+              <w:rPr>
+                <w:b/>
+                <w:sz w:val="24"/>
+              </w:rPr>
+              <w:t>Представление</w:t>
+            </w:r>
+          </w:p>
+        </w:tc>
+        <w:tc>
+          <w:tcPr>
+            <w:tcW w:w="3742" w:type="dxa"/>
+            <w:tcBorders>
+              <w:top w:val="single" w:sz="4" w:space="0" w:color="D9D9D9"/>
+              <w:left w:val="single" w:sz="4" w:space="0" w:color="D9D9D9"/>
+              <w:bottom w:val="single" w:sz="4" w:space="0" w:color="D9D9D9"/>
+              <w:right w:val="single" w:sz="4" w:space="0" w:color="D9D9D9"/>
+            </w:tcBorders>
+            <w:shd w:val="clear" w:color="auto" w:fill="EEEEEE"/>
+            <w:tcMar>
+              <w:top w:w="70" w:type="dxa"/>
+              <w:left w:w="90" w:type="dxa"/>
+              <w:bottom w:w="70" w:type="dxa"/>
+              <w:right w:w="90" w:type="dxa"/>
+            </w:tcMar>
+            <w:vAlign w:val="center"/>
+          </w:tcPr>
+          <w:p>
+            <w:pPr>
+              <w:spacing w:before="40" w:after="40" w:line="264" w:lineRule="auto"/>
+              <w:ind w:firstLine="0"/>
+              <w:jc w:val="left"/>
+            </w:pPr>
+            <w:r>
+              <w:rPr>
+                <w:b/>
+                <w:sz w:val="24"/>
+              </w:rPr>
+              <w:t>Назначение</w:t>
+            </w:r>
+          </w:p>
+        </w:tc>
+      </w:tr>
+      <w:tr>
+        <w:trPr>
+          <w:cantSplit/>
+          <w:jc w:val="center"/>
+        </w:trPr>
+        <w:tc>
+          <w:tcPr>
+            <w:tcW w:w="1871" w:type="dxa"/>
+            <w:tcBorders>
+              <w:top w:val="single" w:sz="4" w:space="0" w:color="D9D9D9"/>
+              <w:left w:val="single" w:sz="4" w:space="0" w:color="D9D9D9"/>
+              <w:bottom w:val="single" w:sz="4" w:space="0" w:color="D9D9D9"/>
+              <w:right w:val="single" w:sz="4" w:space="0" w:color="D9D9D9"/>
+            </w:tcBorders>
+            <w:tcMar>
+              <w:top w:w="70" w:type="dxa"/>
+              <w:left w:w="90" w:type="dxa"/>
+              <w:bottom w:w="70" w:type="dxa"/>
+              <w:right w:w="90" w:type="dxa"/>
+            </w:tcMar>
+            <w:vAlign w:val="center"/>
+          </w:tcPr>
+          <w:p>
+            <w:pPr>
+              <w:spacing w:before="40" w:after="40" w:line="264" w:lineRule="auto"/>
+              <w:ind w:firstLine="0"/>
+              <w:jc w:val="left"/>
+            </w:pPr>
+            <w:r>
+              <w:rPr>
+                <w:sz w:val="24"/>
+              </w:rPr>
+              <w:t>Supply</w:t>
+            </w:r>
+          </w:p>
+        </w:tc>
+        <w:tc>
+          <w:tcPr>
+            <w:tcW w:w="3742" w:type="dxa"/>
+            <w:tcBorders>
+              <w:top w:val="single" w:sz="4" w:space="0" w:color="D9D9D9"/>
+              <w:left w:val="single" w:sz="4" w:space="0" w:color="D9D9D9"/>
+              <w:bottom w:val="single" w:sz="4" w:space="0" w:color="D9D9D9"/>
+              <w:right w:val="single" w:sz="4" w:space="0" w:color="D9D9D9"/>
+            </w:tcBorders>
+            <w:tcMar>
+              <w:top w:w="70" w:type="dxa"/>
+              <w:left w:w="90" w:type="dxa"/>
+              <w:bottom w:w="70" w:type="dxa"/>
+              <w:right w:w="90" w:type="dxa"/>
+            </w:tcMar>
+            <w:vAlign w:val="center"/>
+          </w:tcPr>
+          <w:p>
+            <w:pPr>
+              <w:spacing w:before="40" w:after="40" w:line="264" w:lineRule="auto"/>
+              <w:ind w:firstLine="0"/>
+              <w:jc w:val="left"/>
+            </w:pPr>
+            <w:r>
+              <w:rPr>
+                <w:sz w:val="24"/>
+              </w:rPr>
+              <w:t>supplierId, name, product, price, quantity</w:t>
+            </w:r>
+          </w:p>
+        </w:tc>
+        <w:tc>
+          <w:tcPr>
+            <w:tcW w:w="3742" w:type="dxa"/>
+            <w:tcBorders>
+              <w:top w:val="single" w:sz="4" w:space="0" w:color="D9D9D9"/>
+              <w:left w:val="single" w:sz="4" w:space="0" w:color="D9D9D9"/>
+              <w:bottom w:val="single" w:sz="4" w:space="0" w:color="D9D9D9"/>
+              <w:right w:val="single" w:sz="4" w:space="0" w:color="D9D9D9"/>
+            </w:tcBorders>
+            <w:tcMar>
+              <w:top w:w="70" w:type="dxa"/>
+              <w:left w:w="90" w:type="dxa"/>
+              <w:bottom w:w="70" w:type="dxa"/>
+              <w:right w:w="90" w:type="dxa"/>
+            </w:tcMar>
+            <w:vAlign w:val="center"/>
+          </w:tcPr>
+          <w:p>
+            <w:pPr>
+              <w:spacing w:before="40" w:after="40" w:line="264" w:lineRule="auto"/>
+              <w:ind w:firstLine="0"/>
+              <w:jc w:val="left"/>
+            </w:pPr>
+            <w:r>
+              <w:rPr>
+                <w:sz w:val="24"/>
+              </w:rPr>
+              <w:t>Исходная запись поставки</w:t>
+            </w:r>
+          </w:p>
+        </w:tc>
+      </w:tr>
+      <w:tr>
+        <w:trPr>
+          <w:cantSplit/>
+          <w:jc w:val="center"/>
+        </w:trPr>
+        <w:tc>
+          <w:tcPr>
+            <w:tcW w:w="1871" w:type="dxa"/>
+            <w:tcBorders>
+              <w:top w:val="single" w:sz="4" w:space="0" w:color="D9D9D9"/>
+              <w:left w:val="single" w:sz="4" w:space="0" w:color="D9D9D9"/>
+              <w:bottom w:val="single" w:sz="4" w:space="0" w:color="D9D9D9"/>
+              <w:right w:val="single" w:sz="4" w:space="0" w:color="D9D9D9"/>
+            </w:tcBorders>
+            <w:tcMar>
+              <w:top w:w="70" w:type="dxa"/>
+              <w:left w:w="90" w:type="dxa"/>
+              <w:bottom w:w="70" w:type="dxa"/>
+              <w:right w:w="90" w:type="dxa"/>
+            </w:tcMar>
+            <w:vAlign w:val="center"/>
+          </w:tcPr>
+          <w:p>
+            <w:pPr>
+              <w:spacing w:before="40" w:after="40" w:line="264" w:lineRule="auto"/>
+              <w:ind w:firstLine="0"/>
+              <w:jc w:val="left"/>
+            </w:pPr>
+            <w:r>
+              <w:rPr>
+                <w:sz w:val="24"/>
+              </w:rPr>
+              <w:t>Valued</w:t>
+            </w:r>
+          </w:p>
+        </w:tc>
+        <w:tc>
+          <w:tcPr>
+            <w:tcW w:w="3742" w:type="dxa"/>
+            <w:tcBorders>
+              <w:top w:val="single" w:sz="4" w:space="0" w:color="D9D9D9"/>
+              <w:left w:val="single" w:sz="4" w:space="0" w:color="D9D9D9"/>
+              <w:bottom w:val="single" w:sz="4" w:space="0" w:color="D9D9D9"/>
+              <w:right w:val="single" w:sz="4" w:space="0" w:color="D9D9D9"/>
+            </w:tcBorders>
+            <w:tcMar>
+              <w:top w:w="70" w:type="dxa"/>
+              <w:left w:w="90" w:type="dxa"/>
+              <w:bottom w:w="70" w:type="dxa"/>
+              <w:right w:w="90" w:type="dxa"/>
+            </w:tcMar>
+            <w:vAlign w:val="center"/>
+          </w:tcPr>
+          <w:p>
+            <w:pPr>
+              <w:spacing w:before="40" w:after="40" w:line="264" w:lineRule="auto"/>
+              <w:ind w:firstLine="0"/>
+              <w:jc w:val="left"/>
+            </w:pPr>
+            <w:r>
+              <w:rPr>
+                <w:sz w:val="24"/>
+              </w:rPr>
+              <w:t>supplierId, product, value</w:t>
+            </w:r>
+          </w:p>
+        </w:tc>
+        <w:tc>
+          <w:tcPr>
+            <w:tcW w:w="3742" w:type="dxa"/>
+            <w:tcBorders>
+              <w:top w:val="single" w:sz="4" w:space="0" w:color="D9D9D9"/>
+              <w:left w:val="single" w:sz="4" w:space="0" w:color="D9D9D9"/>
+              <w:bottom w:val="single" w:sz="4" w:space="0" w:color="D9D9D9"/>
+              <w:right w:val="single" w:sz="4" w:space="0" w:color="D9D9D9"/>
+            </w:tcBorders>
+            <w:tcMar>
+              <w:top w:w="70" w:type="dxa"/>
+              <w:left w:w="90" w:type="dxa"/>
+              <w:bottom w:w="70" w:type="dxa"/>
+              <w:right w:w="90" w:type="dxa"/>
+            </w:tcMar>
+            <w:vAlign w:val="center"/>
+          </w:tcPr>
+          <w:p>
+            <w:pPr>
+              <w:spacing w:before="40" w:after="40" w:line="264" w:lineRule="auto"/>
+              <w:ind w:firstLine="0"/>
+              <w:jc w:val="left"/>
+            </w:pPr>
+            <w:r>
+              <w:rPr>
+                <w:sz w:val="24"/>
+              </w:rPr>
+              <w:t>Стоимость доступной позиции</w:t>
+            </w:r>
+          </w:p>
+        </w:tc>
+      </w:tr>
+      <w:tr>
+        <w:trPr>
+          <w:cantSplit/>
+          <w:jc w:val="center"/>
+        </w:trPr>
+        <w:tc>
+          <w:tcPr>
+            <w:tcW w:w="1871" w:type="dxa"/>
+            <w:tcBorders>
+              <w:top w:val="single" w:sz="4" w:space="0" w:color="D9D9D9"/>
+              <w:left w:val="single" w:sz="4" w:space="0" w:color="D9D9D9"/>
+              <w:bottom w:val="single" w:sz="4" w:space="0" w:color="D9D9D9"/>
+              <w:right w:val="single" w:sz="4" w:space="0" w:color="D9D9D9"/>
+            </w:tcBorders>
+            <w:tcMar>
+              <w:top w:w="70" w:type="dxa"/>
+              <w:left w:w="90" w:type="dxa"/>
+              <w:bottom w:w="70" w:type="dxa"/>
+              <w:right w:w="90" w:type="dxa"/>
+            </w:tcMar>
+            <w:vAlign w:val="center"/>
+          </w:tcPr>
+          <w:p>
+            <w:pPr>
+              <w:spacing w:before="40" w:after="40" w:line="264" w:lineRule="auto"/>
+              <w:ind w:firstLine="0"/>
+              <w:jc w:val="left"/>
+            </w:pPr>
+            <w:r>
+              <w:rPr>
+                <w:sz w:val="24"/>
+              </w:rPr>
+              <w:t>SUMMARY</w:t>
+            </w:r>
+          </w:p>
+        </w:tc>
+        <w:tc>
+          <w:tcPr>
+            <w:tcW w:w="3742" w:type="dxa"/>
+            <w:tcBorders>
+              <w:top w:val="single" w:sz="4" w:space="0" w:color="D9D9D9"/>
+              <w:left w:val="single" w:sz="4" w:space="0" w:color="D9D9D9"/>
+              <w:bottom w:val="single" w:sz="4" w:space="0" w:color="D9D9D9"/>
+              <w:right w:val="single" w:sz="4" w:space="0" w:color="D9D9D9"/>
+            </w:tcBorders>
+            <w:tcMar>
+              <w:top w:w="70" w:type="dxa"/>
+              <w:left w:w="90" w:type="dxa"/>
+              <w:bottom w:w="70" w:type="dxa"/>
+              <w:right w:w="90" w:type="dxa"/>
+            </w:tcMar>
+            <w:vAlign w:val="center"/>
+          </w:tcPr>
+          <w:p>
+            <w:pPr>
+              <w:spacing w:before="40" w:after="40" w:line="264" w:lineRule="auto"/>
+              <w:ind w:firstLine="0"/>
+              <w:jc w:val="left"/>
+            </w:pPr>
+            <w:r>
+              <w:rPr>
+                <w:sz w:val="24"/>
+              </w:rPr>
+              <w:t>supplierId и сумма</w:t>
+            </w:r>
+          </w:p>
+        </w:tc>
+        <w:tc>
+          <w:tcPr>
+            <w:tcW w:w="3742" w:type="dxa"/>
+            <w:tcBorders>
+              <w:top w:val="single" w:sz="4" w:space="0" w:color="D9D9D9"/>
+              <w:left w:val="single" w:sz="4" w:space="0" w:color="D9D9D9"/>
+              <w:bottom w:val="single" w:sz="4" w:space="0" w:color="D9D9D9"/>
+              <w:right w:val="single" w:sz="4" w:space="0" w:color="D9D9D9"/>
+            </w:tcBorders>
+            <w:tcMar>
+              <w:top w:w="70" w:type="dxa"/>
+              <w:left w:w="90" w:type="dxa"/>
+              <w:bottom w:w="70" w:type="dxa"/>
+              <w:right w:w="90" w:type="dxa"/>
+            </w:tcMar>
+            <w:vAlign w:val="center"/>
+          </w:tcPr>
+          <w:p>
+            <w:pPr>
+              <w:spacing w:before="40" w:after="40" w:line="264" w:lineRule="auto"/>
+              <w:ind w:firstLine="0"/>
+              <w:jc w:val="left"/>
+            </w:pPr>
+            <w:r>
+              <w:rPr>
+                <w:sz w:val="24"/>
+              </w:rPr>
+              <w:t>Итог группы поставщика</w:t>
+            </w:r>
+          </w:p>
+        </w:tc>
+      </w:tr>
+      <w:tr>
+        <w:trPr>
+          <w:cantSplit/>
+          <w:jc w:val="center"/>
+        </w:trPr>
+        <w:tc>
+          <w:tcPr>
+            <w:tcW w:w="1871" w:type="dxa"/>
+            <w:tcBorders>
+              <w:top w:val="single" w:sz="4" w:space="0" w:color="D9D9D9"/>
+              <w:left w:val="single" w:sz="4" w:space="0" w:color="D9D9D9"/>
+              <w:bottom w:val="single" w:sz="4" w:space="0" w:color="D9D9D9"/>
+              <w:right w:val="single" w:sz="4" w:space="0" w:color="D9D9D9"/>
+            </w:tcBorders>
+            <w:tcMar>
+              <w:top w:w="70" w:type="dxa"/>
+              <w:left w:w="90" w:type="dxa"/>
+              <w:bottom w:w="70" w:type="dxa"/>
+              <w:right w:w="90" w:type="dxa"/>
+            </w:tcMar>
+            <w:vAlign w:val="center"/>
+          </w:tcPr>
+          <w:p>
+            <w:pPr>
+              <w:spacing w:before="40" w:after="40" w:line="264" w:lineRule="auto"/>
+              <w:ind w:firstLine="0"/>
+              <w:jc w:val="left"/>
+            </w:pPr>
+            <w:r>
+              <w:rPr>
+                <w:sz w:val="24"/>
+              </w:rPr>
+              <w:t>WINDOW</w:t>
+            </w:r>
+          </w:p>
+        </w:tc>
+        <w:tc>
+          <w:tcPr>
+            <w:tcW w:w="3742" w:type="dxa"/>
+            <w:tcBorders>
+              <w:top w:val="single" w:sz="4" w:space="0" w:color="D9D9D9"/>
+              <w:left w:val="single" w:sz="4" w:space="0" w:color="D9D9D9"/>
+              <w:bottom w:val="single" w:sz="4" w:space="0" w:color="D9D9D9"/>
+              <w:right w:val="single" w:sz="4" w:space="0" w:color="D9D9D9"/>
+            </w:tcBorders>
+            <w:tcMar>
+              <w:top w:w="70" w:type="dxa"/>
+              <w:left w:w="90" w:type="dxa"/>
+              <w:bottom w:w="70" w:type="dxa"/>
+              <w:right w:w="90" w:type="dxa"/>
+            </w:tcMar>
+            <w:vAlign w:val="center"/>
+          </w:tcPr>
+          <w:p>
+            <w:pPr>
+              <w:spacing w:before="40" w:after="40" w:line="264" w:lineRule="auto"/>
+              <w:ind w:firstLine="0"/>
+              <w:jc w:val="left"/>
+            </w:pPr>
+            <w:r>
+              <w:rPr>
+                <w:sz w:val="24"/>
+              </w:rPr>
+              <w:t>Список Valued</w:t>
+            </w:r>
+          </w:p>
+        </w:tc>
+        <w:tc>
+          <w:tcPr>
+            <w:tcW w:w="3742" w:type="dxa"/>
+            <w:tcBorders>
+              <w:top w:val="single" w:sz="4" w:space="0" w:color="D9D9D9"/>
+              <w:left w:val="single" w:sz="4" w:space="0" w:color="D9D9D9"/>
+              <w:bottom w:val="single" w:sz="4" w:space="0" w:color="D9D9D9"/>
+              <w:right w:val="single" w:sz="4" w:space="0" w:color="D9D9D9"/>
+            </w:tcBorders>
+            <w:tcMar>
+              <w:top w:w="70" w:type="dxa"/>
+              <w:left w:w="90" w:type="dxa"/>
+              <w:bottom w:w="70" w:type="dxa"/>
+              <w:right w:w="90" w:type="dxa"/>
+            </w:tcMar>
+            <w:vAlign w:val="center"/>
+          </w:tcPr>
+          <w:p>
+            <w:pPr>
+              <w:spacing w:before="40" w:after="40" w:line="264" w:lineRule="auto"/>
+              <w:ind w:firstLine="0"/>
+              <w:jc w:val="left"/>
+            </w:pPr>
+            <w:r>
+              <w:rPr>
+                <w:sz w:val="24"/>
+              </w:rPr>
+              <w:t>Окно поступлений</w:t>
+            </w:r>
+          </w:p>
+        </w:tc>
+      </w:tr>
+    </w:tbl>
+    <w:p/>
+    <w:p>
+      <w:pPr>
+        <w:pStyle w:val="21"/>
+      </w:pPr>
+      <w:bookmarkStart w:id="9" w:name="_Toc242051958"/>
+      <w:r>
+        <w:t>2.2 Модель Supply и проверочный набор</w:t>
+      </w:r>
+      <w:bookmarkEnd w:id="9"/>
+    </w:p>
+    <w:p>
+      <w:pPr>
+        <w:pStyle w:val="aff9"/>
+      </w:pPr>
+      <w:r>
+        <w:t xml:space="preserve">Supply является record с supplierId, supplierName, product, price и quantity. Record делает </w:t>
+      </w:r>
+      <w:r>
+        <w:t>поля записи неизменяемыми после создания, поэтому один объект можно передавать между потоками без изменения цены другим обработчиком. Valued содержит только идентификатор поставщика, название товара и вычисленную стоимость. Для арифметики обоих типов приме</w:t>
+      </w:r>
+      <w:r>
+        <w:t>няется BigDecimal.</w:t>
+      </w:r>
+    </w:p>
+    <w:p>
+      <w:pPr>
+        <w:pStyle w:val="aff9"/>
+      </w:pPr>
+      <w:r>
+        <w:t>Набор из шести поставок намеренно содержит два граничных случая: Router имеет нулевой остаток, BAD — отрицательную цену. Остальные позиции: SSD по 7900 в количестве 8, Monitor по 21900 в количестве 4, Laptop по 68500 в количестве 3 и Doc</w:t>
+      </w:r>
+      <w:r>
+        <w:t xml:space="preserve">k по 11900 в количестве 5. Эти данные </w:t>
+      </w:r>
+      <w:r>
+        <w:lastRenderedPageBreak/>
+        <w:t>позволяют вручную проверить фильтрацию, отказ некорректной записи и итог каждого поставщика.</w:t>
+      </w:r>
+    </w:p>
+    <w:p>
+      <w:pPr>
+        <w:pStyle w:val="21"/>
+      </w:pPr>
+      <w:bookmarkStart w:id="10" w:name="_Toc242051959"/>
+      <w:r>
+        <w:t>2.3 Локальная обработка ошибочной записи</w:t>
+      </w:r>
+      <w:bookmarkEnd w:id="10"/>
+    </w:p>
+    <w:p>
+      <w:pPr>
+        <w:pStyle w:val="aff9"/>
+      </w:pPr>
+      <w:r>
+        <w:t>validate проверяет знак цены и количества и непустое название товара. Нулевой остато</w:t>
+      </w:r>
+      <w:r>
+        <w:t>к отбрасывается filter, после чего map создаёт Valued с произведением price × quantity. При отрицательной цене fromCallable формирует onError; обработчик выводит RECOVERED и возвращает пустой источник. Благодаря расположению внутри flatMap ошибка BAD не от</w:t>
+      </w:r>
+      <w:r>
+        <w:t>меняет обработку Laptop и Dock.</w:t>
+      </w:r>
+    </w:p>
+    <w:p>
+      <w:pPr>
+        <w:pStyle w:val="aff9"/>
+      </w:pPr>
+      <w:r>
+        <w:t>Такой перехват сохраняет доступность потока, но не должен скрывать потерю важных данных. В учебном журнале ошибочная запись явно названа, а её стоимость не участвует в итогах. Для производственного обмена потребовалась бы от</w:t>
+      </w:r>
+      <w:r>
+        <w:t>дельная очередь ошибочных записей с возможностью исправления и повторной обработки.</w:t>
+      </w:r>
+    </w:p>
+    <w:p>
+      <w:pPr>
+        <w:pStyle w:val="21"/>
+      </w:pPr>
+      <w:bookmarkStart w:id="11" w:name="_Toc242051960"/>
+      <w:r>
+        <w:t>2.4 Агрегирование в нескольких потоках</w:t>
+      </w:r>
+      <w:bookmarkEnd w:id="11"/>
+    </w:p>
+    <w:p>
+      <w:pPr>
+        <w:pStyle w:val="aff9"/>
+      </w:pPr>
+      <w:r>
+        <w:t>Observable.fromIterable формирует исходный поток. После observeOn(Schedulers.computation()) вызов flatMap применяет одну и ту же vali</w:t>
+      </w:r>
+      <w:r>
+        <w:t>date ко всем элементам. groupBy разделяет результаты по идентификатору, flatMapSingle получает reduce каждой группы, а toList собирает итоговые строки. Сортировка перед выводом делает порядок SUMMARY устойчивым, хотя вычисления выполняются реактивно.</w:t>
+      </w:r>
+    </w:p>
+    <w:p>
+      <w:pPr>
+        <w:pStyle w:val="aff9"/>
+      </w:pPr>
+      <w:r>
+        <w:t>В кон</w:t>
+      </w:r>
+      <w:r>
+        <w:t>сольной точке входа blockingGet ожидает завершения конечной демонстрации, чтобы JVM не закончила работу до получения результатов. Это ожидание в main, а не внутри HTTP-запроса. Следующая практика WebFlux использует другие ограничения: блокировать event loo</w:t>
+      </w:r>
+      <w:r>
+        <w:t>p обработчика запросов там нельзя.</w:t>
+      </w:r>
+    </w:p>
+    <w:p>
+      <w:pPr>
+        <w:pStyle w:val="21"/>
+      </w:pPr>
+      <w:bookmarkStart w:id="12" w:name="_Toc242051961"/>
+      <w:r>
+        <w:lastRenderedPageBreak/>
+        <w:t>2.5 Поступление во времени и Flowable</w:t>
+      </w:r>
+      <w:bookmarkEnd w:id="12"/>
+    </w:p>
+    <w:p>
+      <w:pPr>
+        <w:pStyle w:val="aff9"/>
+      </w:pPr>
+      <w:r>
+        <w:t>Observable.interval с периодом 180 мс последовательно выбирает элементы исходного списка. take ограничивает число поступлений шестью, doOnNext печатает ARRIVAL, а observeOn(io) и flat</w:t>
+      </w:r>
+      <w:r>
+        <w:t>Map выполняют ранее описанную проверку. buffer(3) собирает три прошедшие проверку позиции. После удаления Router и BAD остаётся четыре записи: одно окно из трёх и второе из одной.</w:t>
+      </w:r>
+    </w:p>
+    <w:p>
+      <w:pPr>
+        <w:pStyle w:val="aff9"/>
+      </w:pPr>
+      <w:r>
+        <w:t xml:space="preserve">Flowable.interval создаёт отдельные 500 числовых событий. Задержка </w:t>
+      </w:r>
+      <w:r>
+        <w:t>Thread.sleep используется намеренно в учебном потребителе на single Scheduler, чтобы воспроизвести медленную обработку. Это не рекомендуемый способ задержки реактивного HTTP-сервера. AtomicInteger считает реально принятые значения; produced, received и sup</w:t>
+      </w:r>
+      <w:r>
+        <w:t>erseded выводятся только после завершения подписки.</w:t>
+      </w:r>
+    </w:p>
+    <w:p>
+      <w:pPr>
+        <w:pStyle w:val="21"/>
+      </w:pPr>
+      <w:bookmarkStart w:id="13" w:name="_Toc242051962"/>
+      <w:r>
+        <w:t>2.6 Ключевые фрагменты исходного кода</w:t>
+      </w:r>
+      <w:bookmarkEnd w:id="13"/>
+    </w:p>
+    <w:p>
+      <w:pPr>
+        <w:pStyle w:val="aff9"/>
+      </w:pPr>
+      <w:r>
+        <w:t>Листинги показывают механизм выполнения основных требований. Полные файлы находятся в проекте и доступны по ссылкам под фрагментами. Номера строк относятся к приложен</w:t>
+      </w:r>
+      <w:r>
+        <w:t>ной реализации, а переносы длинных строк служат только для чтения в отчёте.</w:t>
+      </w:r>
+    </w:p>
+    <w:p>
+      <w:pPr>
+        <w:pStyle w:val="affc"/>
+        <w:keepNext/>
+      </w:pPr>
+      <w:r>
+        <w:lastRenderedPageBreak/>
+        <w:t>Листинг 1 — Проверка и восстановление отдельной записи</w:t>
+      </w:r>
+    </w:p>
+    <w:p>
+      <w:pPr>
+        <w:pStyle w:val="aff9"/>
+        <w:keepNext/>
+        <w:spacing w:line="240" w:lineRule="auto"/>
+        <w:ind w:firstLine="0"/>
+        <w:jc w:val="left"/>
+      </w:pPr>
+      <w:r>
+        <w:rPr>
+          <w:rFonts w:ascii="Consolas" w:hAnsi="Consolas"/>
+          <w:sz w:val="19"/>
+        </w:rPr>
+        <w:t xml:space="preserve">    static Observable&lt;Valued&gt; validate(Supply s) {</w:t>
+      </w:r>
+    </w:p>
+    <w:p>
+      <w:pPr>
+        <w:pStyle w:val="aff9"/>
+        <w:keepNext/>
+        <w:spacing w:line="240" w:lineRule="auto"/>
+        <w:ind w:firstLine="0"/>
+        <w:jc w:val="left"/>
+      </w:pPr>
+      <w:r>
+        <w:rPr>
+          <w:rFonts w:ascii="Consolas" w:hAnsi="Consolas"/>
+          <w:sz w:val="19"/>
+        </w:rPr>
+        <w:t xml:space="preserve">        return Observable.fromCallable(()-&gt;{</w:t>
+      </w:r>
+    </w:p>
+    <w:p>
+      <w:pPr>
+        <w:pStyle w:val="aff9"/>
+        <w:keepNext/>
+        <w:spacing w:line="240" w:lineRule="auto"/>
+        <w:ind w:firstLine="0"/>
+        <w:jc w:val="left"/>
+      </w:pPr>
+      <w:r>
+        <w:rPr>
+          <w:rFonts w:ascii="Consolas" w:hAnsi="Consolas"/>
+          <w:sz w:val="19"/>
+        </w:rPr>
+        <w:t xml:space="preserve">            if(s.price().sign</w:t>
+      </w:r>
+      <w:r>
+        <w:rPr>
+          <w:rFonts w:ascii="Consolas" w:hAnsi="Consolas"/>
+          <w:sz w:val="19"/>
+        </w:rPr>
+        <w:t xml:space="preserve">um()&lt;0||s.quantity()&lt;0||s.product().isBlank()) throw </w:t>
+      </w:r>
+      <w:r>
+        <w:rPr>
+          <w:rFonts w:ascii="Consolas" w:hAnsi="Consolas"/>
+          <w:sz w:val="19"/>
+        </w:rPr>
+        <w:br/>
+        <w:t>new IllegalArgumentException("Invalid "+s.product());</w:t>
+      </w:r>
+    </w:p>
+    <w:p>
+      <w:pPr>
+        <w:pStyle w:val="aff9"/>
+        <w:keepNext/>
+        <w:spacing w:line="240" w:lineRule="auto"/>
+        <w:ind w:firstLine="0"/>
+        <w:jc w:val="left"/>
+      </w:pPr>
+      <w:r>
+        <w:rPr>
+          <w:rFonts w:ascii="Consolas" w:hAnsi="Consolas"/>
+          <w:sz w:val="19"/>
+        </w:rPr>
+        <w:t xml:space="preserve">            return s;</w:t>
+      </w:r>
+    </w:p>
+    <w:p>
+      <w:pPr>
+        <w:pStyle w:val="aff9"/>
+        <w:keepNext/>
+        <w:spacing w:line="240" w:lineRule="auto"/>
+        <w:ind w:firstLine="0"/>
+        <w:jc w:val="left"/>
+      </w:pPr>
+      <w:r>
+        <w:rPr>
+          <w:rFonts w:ascii="Consolas" w:hAnsi="Consolas"/>
+          <w:sz w:val="19"/>
+        </w:rPr>
+        <w:t xml:space="preserve">        }).filter(v-&gt;v.quantity()&gt;0)</w:t>
+      </w:r>
+    </w:p>
+    <w:p>
+      <w:pPr>
+        <w:pStyle w:val="aff9"/>
+        <w:keepNext/>
+        <w:spacing w:line="240" w:lineRule="auto"/>
+        <w:ind w:firstLine="0"/>
+        <w:jc w:val="left"/>
+      </w:pPr>
+      <w:r>
+        <w:rPr>
+          <w:rFonts w:ascii="Consolas" w:hAnsi="Consolas"/>
+          <w:sz w:val="19"/>
+        </w:rPr>
+        <w:t xml:space="preserve">          .map(v-&gt;new Valued(v.supplierId(),v.product(),v.price().multiply(BigDeci</w:t>
+      </w:r>
+      <w:r>
+        <w:rPr>
+          <w:rFonts w:ascii="Consolas" w:hAnsi="Consolas"/>
+          <w:sz w:val="19"/>
+        </w:rPr>
+        <w:br/>
+        <w:t>mal.va</w:t>
+      </w:r>
+      <w:r>
+        <w:rPr>
+          <w:rFonts w:ascii="Consolas" w:hAnsi="Consolas"/>
+          <w:sz w:val="19"/>
+        </w:rPr>
+        <w:t>lueOf(v.quantity()))))</w:t>
+      </w:r>
+    </w:p>
+    <w:p>
+      <w:pPr>
+        <w:pStyle w:val="aff9"/>
+        <w:keepNext/>
+        <w:spacing w:line="240" w:lineRule="auto"/>
+        <w:ind w:firstLine="0"/>
+        <w:jc w:val="left"/>
+      </w:pPr>
+      <w:r>
+        <w:rPr>
+          <w:rFonts w:ascii="Consolas" w:hAnsi="Consolas"/>
+          <w:sz w:val="19"/>
+        </w:rPr>
+        <w:t xml:space="preserve">          .doOnNext(v-&gt;log("VALUED "+v))</w:t>
+      </w:r>
+    </w:p>
+    <w:p>
+      <w:pPr>
+        <w:pStyle w:val="aff9"/>
+        <w:keepNext/>
+        <w:spacing w:line="240" w:lineRule="auto"/>
+        <w:ind w:firstLine="0"/>
+        <w:jc w:val="left"/>
+      </w:pPr>
+      <w:r>
+        <w:rPr>
+          <w:rFonts w:ascii="Consolas" w:hAnsi="Consolas"/>
+          <w:sz w:val="19"/>
+        </w:rPr>
+        <w:t xml:space="preserve">          .onErrorResumeNext(error-&gt;{log("RECOVERED: "+error.getMessage());return </w:t>
+      </w:r>
+      <w:r>
+        <w:rPr>
+          <w:rFonts w:ascii="Consolas" w:hAnsi="Consolas"/>
+          <w:sz w:val="19"/>
+        </w:rPr>
+        <w:br/>
+        <w:t>Observable.empty();});</w:t>
+      </w:r>
+    </w:p>
+    <w:p>
+      <w:pPr>
+        <w:pStyle w:val="aff9"/>
+        <w:keepNext/>
+        <w:spacing w:line="240" w:lineRule="auto"/>
+        <w:ind w:firstLine="0"/>
+        <w:jc w:val="left"/>
+      </w:pPr>
+      <w:r>
+        <w:rPr>
+          <w:rFonts w:ascii="Consolas" w:hAnsi="Consolas"/>
+          <w:sz w:val="19"/>
+        </w:rPr>
+        <w:t xml:space="preserve">    }</w:t>
+      </w:r>
+    </w:p>
+    <w:p>
+      <w:pPr>
+        <w:pStyle w:val="aff9"/>
+        <w:keepNext/>
+      </w:pPr>
+      <w:r>
+        <w:t>Источник листинга: src/main/java/ru/kashpirev/ReactiveSupplies.java, строки 12–2</w:t>
+      </w:r>
+      <w:r>
+        <w:t>0. Переносы длинных строк добавлены для размещения на странице.</w:t>
+      </w:r>
+    </w:p>
+    <w:p>
+      <w:pPr>
+        <w:pStyle w:val="aff9"/>
+        <w:ind w:firstLine="0"/>
+      </w:pPr>
+      <w:hyperlink r:id="rId9" w:anchor="L12">
+        <w:r>
+          <w:t xml:space="preserve">Открыть этот фрагмент </w:t>
+        </w:r>
+        <w:r>
+          <w:t>исходного кода</w:t>
+        </w:r>
+      </w:hyperlink>
+    </w:p>
+    <w:p>
+      <w:pPr>
+        <w:pStyle w:val="affc"/>
+        <w:keepNext/>
+      </w:pPr>
+      <w:r>
+        <w:t>Листинг 2 — Группировка и переключение Scheduler</w:t>
+      </w:r>
+    </w:p>
+    <w:p>
+      <w:pPr>
+        <w:pStyle w:val="aff9"/>
+        <w:keepNext/>
+        <w:spacing w:line="240" w:lineRule="auto"/>
+        <w:ind w:firstLine="0"/>
+        <w:jc w:val="left"/>
+      </w:pPr>
+      <w:r>
+        <w:rPr>
+          <w:rFonts w:ascii="Consolas" w:hAnsi="Consolas"/>
+          <w:sz w:val="19"/>
+        </w:rPr>
+        <w:t xml:space="preserve">        </w:t>
+      </w:r>
+      <w:r>
+        <w:rPr>
+          <w:rFonts w:ascii="Consolas" w:hAnsi="Consolas"/>
+          <w:sz w:val="19"/>
+        </w:rPr>
+        <w:br/>
+        <w:t>Observable.fromIterable(data).subscribeOn(Schedulers.io()).doOnNext(s-&gt;log("SOURCE</w:t>
+      </w:r>
+      <w:r>
+        <w:rPr>
+          <w:rFonts w:ascii="Consolas" w:hAnsi="Consolas"/>
+          <w:sz w:val="19"/>
+        </w:rPr>
+        <w:br/>
+        <w:t xml:space="preserve"> "+s.product()))</w:t>
+      </w:r>
+    </w:p>
+    <w:p>
+      <w:pPr>
+        <w:pStyle w:val="aff9"/>
+        <w:keepNext/>
+        <w:spacing w:line="240" w:lineRule="auto"/>
+        <w:ind w:firstLine="0"/>
+        <w:jc w:val="left"/>
+      </w:pPr>
+      <w:r>
+        <w:rPr>
+          <w:rFonts w:ascii="Consolas" w:hAnsi="Consolas"/>
+          <w:sz w:val="19"/>
+        </w:rPr>
+        <w:t xml:space="preserve">          .observeOn(Schedulers.computation()).flatMap(ReactiveSupplies::validate)</w:t>
+      </w:r>
+    </w:p>
+    <w:p>
+      <w:pPr>
+        <w:pStyle w:val="aff9"/>
+        <w:keepNext/>
+        <w:spacing w:line="240" w:lineRule="auto"/>
+        <w:ind w:firstLine="0"/>
+        <w:jc w:val="left"/>
+      </w:pPr>
+      <w:r>
+        <w:rPr>
+          <w:rFonts w:ascii="Consolas" w:hAnsi="Consolas"/>
+          <w:sz w:val="19"/>
+        </w:rPr>
+        <w:t xml:space="preserve">          .groupBy(Valued::supplierId).flatMapSingle(group-&gt;group.map(Valued::valu</w:t>
+      </w:r>
+      <w:r>
+        <w:rPr>
+          <w:rFonts w:ascii="Consolas" w:hAnsi="Consolas"/>
+          <w:sz w:val="19"/>
+        </w:rPr>
+        <w:br/>
+        <w:t>e).reduce(BigDecimal.ZERO,BigDecimal::add).map(total-&gt;"supplier="+group.getKey()+"</w:t>
+      </w:r>
+      <w:r>
+        <w:rPr>
+          <w:rFonts w:ascii="Consolas" w:hAnsi="Consolas"/>
+          <w:sz w:val="19"/>
+        </w:rPr>
+        <w:br/>
+        <w:t xml:space="preserve"> total="+total))</w:t>
+      </w:r>
+    </w:p>
+    <w:p>
+      <w:pPr>
+        <w:pStyle w:val="aff9"/>
+        <w:keepNext/>
+        <w:spacing w:line="240" w:lineRule="auto"/>
+        <w:ind w:firstLine="0"/>
+        <w:jc w:val="left"/>
+      </w:pPr>
+      <w:r>
+        <w:rPr>
+          <w:rFonts w:ascii="Consolas" w:hAnsi="Consolas"/>
+          <w:sz w:val="19"/>
+        </w:rPr>
+        <w:t xml:space="preserve">          .toList().blockingGet().stream().sorted().forEach(s-&gt;log("SUMMA</w:t>
+      </w:r>
+      <w:r>
+        <w:rPr>
+          <w:rFonts w:ascii="Consolas" w:hAnsi="Consolas"/>
+          <w:sz w:val="19"/>
+        </w:rPr>
+        <w:t>RY "+s));</w:t>
+      </w:r>
+    </w:p>
+    <w:p>
+      <w:pPr>
+        <w:pStyle w:val="aff9"/>
+        <w:keepNext/>
+      </w:pPr>
+      <w:r>
+        <w:t>Источник листинга: src/main/java/ru/kashpirev/ReactiveSupplies.java, строки 24–27. Переносы длинных строк добавлены для размещения на странице.</w:t>
+      </w:r>
+    </w:p>
+    <w:p>
+      <w:pPr>
+        <w:pStyle w:val="aff9"/>
+        <w:ind w:firstLine="0"/>
+      </w:pPr>
+      <w:hyperlink r:id="rId10" w:anchor="L24">
+        <w:r>
+          <w:t>Открыть этот фрагмент исходного кода</w:t>
+        </w:r>
+      </w:hyperlink>
+    </w:p>
+    <w:p>
+      <w:pPr>
+        <w:pStyle w:val="affc"/>
+        <w:keepNext/>
+      </w:pPr>
+      <w:r>
+        <w:t>Листинг 3 — Ограничение перегрузки Flowable</w:t>
+      </w:r>
+    </w:p>
+    <w:p>
+      <w:pPr>
+        <w:pStyle w:val="aff9"/>
+        <w:keepNext/>
+        <w:spacing w:line="240" w:lineRule="auto"/>
+        <w:ind w:firstLine="0"/>
+        <w:jc w:val="left"/>
+      </w:pPr>
+      <w:r>
+        <w:rPr>
+          <w:rFonts w:ascii="Consolas" w:hAnsi="Consolas"/>
+          <w:sz w:val="19"/>
+        </w:rPr>
+        <w:t xml:space="preserve">        AtomicInteger received=new AtomicInteger();</w:t>
+      </w:r>
+    </w:p>
+    <w:p>
+      <w:pPr>
+        <w:pStyle w:val="aff9"/>
+        <w:keepNext/>
+        <w:spacing w:line="240" w:lineRule="auto"/>
+        <w:ind w:firstLine="0"/>
+        <w:jc w:val="left"/>
+      </w:pPr>
+      <w:r>
+        <w:rPr>
+          <w:rFonts w:ascii="Consolas" w:hAnsi="Consolas"/>
+          <w:sz w:val="19"/>
+        </w:rPr>
+        <w:t xml:space="preserve">        Flowable.interval(1,TimeUnit.MILLISECONDS).take(500).doOnNext</w:t>
+      </w:r>
+      <w:r>
+        <w:rPr>
+          <w:rFonts w:ascii="Consolas" w:hAnsi="Consolas"/>
+          <w:sz w:val="19"/>
+        </w:rPr>
+        <w:t>(i-&gt;{if(i%100</w:t>
+      </w:r>
+      <w:r>
+        <w:rPr>
+          <w:rFonts w:ascii="Consolas" w:hAnsi="Consolas"/>
+          <w:sz w:val="19"/>
+        </w:rPr>
+        <w:br/>
+        <w:t>==0)log("FAST SOURCE "+i);})</w:t>
+      </w:r>
+    </w:p>
+    <w:p>
+      <w:pPr>
+        <w:pStyle w:val="aff9"/>
+        <w:keepNext/>
+        <w:spacing w:line="240" w:lineRule="auto"/>
+        <w:ind w:firstLine="0"/>
+        <w:jc w:val="left"/>
+      </w:pPr>
+      <w:r>
+        <w:rPr>
+          <w:rFonts w:ascii="Consolas" w:hAnsi="Consolas"/>
+          <w:sz w:val="19"/>
+        </w:rPr>
+        <w:t xml:space="preserve">          .onBackpressureLatest().observeOn(Schedulers.single(),false,8)</w:t>
+      </w:r>
+    </w:p>
+    <w:p>
+      <w:pPr>
+        <w:pStyle w:val="aff9"/>
+        <w:keepNext/>
+        <w:spacing w:line="240" w:lineRule="auto"/>
+        <w:ind w:firstLine="0"/>
+        <w:jc w:val="left"/>
+      </w:pPr>
+      <w:r>
+        <w:rPr>
+          <w:rFonts w:ascii="Consolas" w:hAnsi="Consolas"/>
+          <w:sz w:val="19"/>
+        </w:rPr>
+        <w:t xml:space="preserve">          .doOnNext(i-&gt;{Thread.sleep(12);received.incrementAndGet();log("SLOW </w:t>
+      </w:r>
+      <w:r>
+        <w:rPr>
+          <w:rFonts w:ascii="Consolas" w:hAnsi="Consolas"/>
+          <w:sz w:val="19"/>
+        </w:rPr>
+        <w:br/>
+        <w:t>CONSUMER "+i);})</w:t>
+      </w:r>
+    </w:p>
+    <w:p>
+      <w:pPr>
+        <w:pStyle w:val="aff9"/>
+        <w:keepNext/>
+        <w:spacing w:line="240" w:lineRule="auto"/>
+        <w:ind w:firstLine="0"/>
+        <w:jc w:val="left"/>
+      </w:pPr>
+      <w:r>
+        <w:rPr>
+          <w:rFonts w:ascii="Consolas" w:hAnsi="Consolas"/>
+          <w:sz w:val="19"/>
+        </w:rPr>
+        <w:t xml:space="preserve">          .doOnError(e-&gt;log("Handled error "+e)).blockingSubscribe();</w:t>
+      </w:r>
+    </w:p>
+    <w:p>
+      <w:pPr>
+        <w:pStyle w:val="aff9"/>
+        <w:keepNext/>
+      </w:pPr>
+      <w:r>
+        <w:t>Источник листинга: src/main/java/ru/kashpirev/ReactiveSupplies.java, строки 33–37. Перенос</w:t>
+      </w:r>
+      <w:r>
+        <w:t>ы длинных строк добавлены для размещения на странице.</w:t>
+      </w:r>
+    </w:p>
+    <w:p>
+      <w:pPr>
+        <w:pStyle w:val="aff9"/>
+        <w:ind w:firstLine="0"/>
+      </w:pPr>
+      <w:hyperlink r:id="rId11" w:anchor="L33">
+        <w:r>
+          <w:t>Открыть этот фрагмент исходного кода</w:t>
+        </w:r>
+      </w:hyperlink>
+    </w:p>
+    <w:p>
+      <w:pPr>
+        <w:pStyle w:val="1"/>
+      </w:pPr>
+      <w:bookmarkStart w:id="14" w:name="_Toc242051963"/>
+      <w:r>
+        <w:lastRenderedPageBreak/>
+        <w:t xml:space="preserve">3 Запуск </w:t>
+      </w:r>
+      <w:r>
+        <w:t>и проверка результатов</w:t>
+      </w:r>
+      <w:bookmarkEnd w:id="14"/>
+    </w:p>
+    <w:p>
+      <w:pPr>
+        <w:pStyle w:val="21"/>
+      </w:pPr>
+      <w:bookmarkStart w:id="15" w:name="_Toc242051964"/>
+      <w:r>
+        <w:t>3.1 Подготовка окружения и запуск</w:t>
+      </w:r>
+      <w:bookmarkEnd w:id="15"/>
+    </w:p>
+    <w:p>
+      <w:pPr>
+        <w:pStyle w:val="aff9"/>
+      </w:pPr>
+      <w:r>
+        <w:t>Для консольной демонстрации нужен Java 21. Готовые классы и зависимости находятся в target; run.ps1 настраивает вывод UTF-8. Флаг -Rebuild запускает Maven и требует Maven 3.9.</w:t>
+      </w:r>
+    </w:p>
+    <w:p>
+      <w:pPr>
+        <w:pStyle w:val="aff9"/>
+        <w:spacing w:line="240" w:lineRule="auto"/>
         <w:ind w:firstLine="0"/>
         <w:jc w:val="left"/>
       </w:pPr>
@@ -1441,7 +5078,30 @@
           <w:rFonts w:ascii="Consolas" w:hAnsi="Consolas"/>
           <w:sz w:val="22"/>
         </w:rPr>
-        <w:t>java -Dfile.encoding=UTF-8 -cp "target/classes;target/dependency/*" ru.kashpirev.ReactiveSupplies</w:t>
+        <w:t>.\run.ps1</w:t>
+      </w:r>
+      <w:r>
+        <w:rPr>
+          <w:rFonts w:ascii="Consolas" w:hAnsi="Consolas"/>
+          <w:sz w:val="22"/>
+        </w:rPr>
+        <w:br/>
+        <w:t xml:space="preserve"># Пересборка </w:t>
+      </w:r>
+      <w:r>
+        <w:rPr>
+          <w:rFonts w:ascii="Consolas" w:hAnsi="Consolas"/>
+          <w:sz w:val="22"/>
+        </w:rPr>
+        <w:t>при изменении исходников:</w:t>
+      </w:r>
+      <w:r>
+        <w:rPr>
+          <w:rFonts w:ascii="Consolas" w:hAnsi="Consolas"/>
+          <w:sz w:val="22"/>
+        </w:rPr>
+        <w:br/>
+        <w:t>.\run.ps1 -Rebuild</w:t>
       </w:r>
     </w:p>
     <w:p>
@@ -1449,24 +5109,758 @@
         <w:pStyle w:val="aff9"/>
       </w:pPr>
       <w:r>
-        <w:t xml:space="preserve">Команды выполняются из </w:t>
-      </w:r>
-      <w:r>
-        <w:t xml:space="preserve">папки соответствующей практики. Для №2 и №3 требуется Java 21; скомпилированные классы и зависимости приложены. Для контейнерных проектов требуется Docker Desktop. Dockerfile использует готовые файлы сборки; пересборка исходного кода выполняется Maven или </w:t>
-      </w:r>
-      <w:r>
-        <w:t>через Dockerfile.source.</w:t>
+        <w:t>Команды выполняются из папки соответствующей практики. Фактические результаты ниже сохранены 4 октября 2026 года.</w:t>
       </w:r>
     </w:p>
     <w:p>
       <w:pPr>
+        <w:pStyle w:val="21"/>
+      </w:pPr>
+      <w:bookmarkStart w:id="16" w:name="_Toc242051965"/>
+      <w:r>
+        <w:t>3.2 Сценарии и ожидаемые результаты</w:t>
+      </w:r>
+      <w:bookmarkEnd w:id="16"/>
+    </w:p>
+    <w:p>
+      <w:pPr>
+        <w:pStyle w:val="affc"/>
+        <w:keepNext/>
+      </w:pPr>
+      <w:r>
+        <w:t>Таблица 3 — Проверки программы</w:t>
+      </w:r>
+    </w:p>
+    <w:tbl>
+      <w:tblPr>
+        <w:tblW w:w="0" w:type="auto"/>
+        <w:jc w:val="center"/>
+        <w:tblLayout w:type="fixed"/>
+        <w:tblLook w:val="04A0" w:firstRow="1" w:lastRow="0" w:firstColumn="1" w:lastColumn="0" w:noHBand="0" w:noVBand="1"/>
+      </w:tblPr>
+      <w:tblGrid>
+        <w:gridCol w:w="2324"/>
+        <w:gridCol w:w="3231"/>
+        <w:gridCol w:w="3798"/>
+      </w:tblGrid>
+      <w:tr>
+        <w:trPr>
+          <w:cantSplit/>
+          <w:tblHeader/>
+          <w:jc w:val="center"/>
+        </w:trPr>
+        <w:tc>
+          <w:tcPr>
+            <w:tcW w:w="2324" w:type="dxa"/>
+            <w:tcBorders>
+              <w:top w:val="single" w:sz="4" w:space="0" w:color="D9D9D9"/>
+              <w:left w:val="single" w:sz="4" w:space="0" w:color="D9D9D9"/>
+              <w:bottom w:val="single" w:sz="4" w:space="0" w:color="D9D9D9"/>
+              <w:right w:val="single" w:sz="4" w:space="0" w:color="D9D9D9"/>
+            </w:tcBorders>
+            <w:shd w:val="clear" w:color="auto" w:fill="EEEEEE"/>
+            <w:tcMar>
+              <w:top w:w="70" w:type="dxa"/>
+              <w:left w:w="90" w:type="dxa"/>
+              <w:bottom w:w="70" w:type="dxa"/>
+              <w:right w:w="90" w:type="dxa"/>
+            </w:tcMar>
+            <w:vAlign w:val="center"/>
+          </w:tcPr>
+          <w:p>
+            <w:pPr>
+              <w:spacing w:before="40" w:after="40" w:line="264" w:lineRule="auto"/>
+              <w:ind w:firstLine="0"/>
+              <w:jc w:val="left"/>
+            </w:pPr>
+            <w:r>
+              <w:rPr>
+                <w:b/>
+                <w:sz w:val="24"/>
+              </w:rPr>
+              <w:t>Проверка</w:t>
+            </w:r>
+          </w:p>
+        </w:tc>
+        <w:tc>
+          <w:tcPr>
+            <w:tcW w:w="3231" w:type="dxa"/>
+            <w:tcBorders>
+              <w:top w:val="single" w:sz="4" w:space="0" w:color="D9D9D9"/>
+              <w:left w:val="single" w:sz="4" w:space="0" w:color="D9D9D9"/>
+              <w:bottom w:val="single" w:sz="4" w:space="0" w:color="D9D9D9"/>
+              <w:right w:val="single" w:sz="4" w:space="0" w:color="D9D9D9"/>
+            </w:tcBorders>
+            <w:shd w:val="clear" w:color="auto" w:fill="EEEEEE"/>
+            <w:tcMar>
+              <w:top w:w="70" w:type="dxa"/>
+              <w:left w:w="90" w:type="dxa"/>
+              <w:bottom w:w="70" w:type="dxa"/>
+              <w:right w:w="90" w:type="dxa"/>
+            </w:tcMar>
+            <w:vAlign w:val="center"/>
+          </w:tcPr>
+          <w:p>
+            <w:pPr>
+              <w:spacing w:before="40" w:after="40" w:line="264" w:lineRule="auto"/>
+              <w:ind w:firstLine="0"/>
+              <w:jc w:val="left"/>
+            </w:pPr>
+            <w:r>
+              <w:rPr>
+                <w:b/>
+                <w:sz w:val="24"/>
+              </w:rPr>
+              <w:t>Действие или данные</w:t>
+            </w:r>
+          </w:p>
+        </w:tc>
+        <w:tc>
+          <w:tcPr>
+            <w:tcW w:w="3798" w:type="dxa"/>
+            <w:tcBorders>
+              <w:top w:val="single" w:sz="4" w:space="0" w:color="D9D9D9"/>
+              <w:left w:val="single" w:sz="4" w:space="0" w:color="D9D9D9"/>
+              <w:bottom w:val="single" w:sz="4" w:space="0" w:color="D9D9D9"/>
+              <w:right w:val="single" w:sz="4" w:space="0" w:color="D9D9D9"/>
+            </w:tcBorders>
+            <w:shd w:val="clear" w:color="auto" w:fill="EEEEEE"/>
+            <w:tcMar>
+              <w:top w:w="70" w:type="dxa"/>
+              <w:left w:w="90" w:type="dxa"/>
+              <w:bottom w:w="70" w:type="dxa"/>
+              <w:right w:w="90" w:type="dxa"/>
+            </w:tcMar>
+            <w:vAlign w:val="center"/>
+          </w:tcPr>
+          <w:p>
+            <w:pPr>
+              <w:spacing w:before="40" w:after="40" w:line="264" w:lineRule="auto"/>
+              <w:ind w:firstLine="0"/>
+              <w:jc w:val="left"/>
+            </w:pPr>
+            <w:r>
+              <w:rPr>
+                <w:b/>
+                <w:sz w:val="24"/>
+              </w:rPr>
+              <w:t>Ф</w:t>
+            </w:r>
+            <w:r>
+              <w:rPr>
+                <w:b/>
+                <w:sz w:val="24"/>
+              </w:rPr>
+              <w:t>актический результат</w:t>
+            </w:r>
+          </w:p>
+        </w:tc>
+      </w:tr>
+      <w:tr>
+        <w:trPr>
+          <w:cantSplit/>
+          <w:jc w:val="center"/>
+        </w:trPr>
+        <w:tc>
+          <w:tcPr>
+            <w:tcW w:w="2324" w:type="dxa"/>
+            <w:tcBorders>
+              <w:top w:val="single" w:sz="4" w:space="0" w:color="D9D9D9"/>
+              <w:left w:val="single" w:sz="4" w:space="0" w:color="D9D9D9"/>
+              <w:bottom w:val="single" w:sz="4" w:space="0" w:color="D9D9D9"/>
+              <w:right w:val="single" w:sz="4" w:space="0" w:color="D9D9D9"/>
+            </w:tcBorders>
+            <w:tcMar>
+              <w:top w:w="70" w:type="dxa"/>
+              <w:left w:w="90" w:type="dxa"/>
+              <w:bottom w:w="70" w:type="dxa"/>
+              <w:right w:w="90" w:type="dxa"/>
+            </w:tcMar>
+            <w:vAlign w:val="center"/>
+          </w:tcPr>
+          <w:p>
+            <w:pPr>
+              <w:spacing w:before="40" w:after="40" w:line="264" w:lineRule="auto"/>
+              <w:ind w:firstLine="0"/>
+              <w:jc w:val="left"/>
+            </w:pPr>
+            <w:r>
+              <w:rPr>
+                <w:sz w:val="24"/>
+              </w:rPr>
+              <w:t>Фильтрация Router</w:t>
+            </w:r>
+          </w:p>
+        </w:tc>
+        <w:tc>
+          <w:tcPr>
+            <w:tcW w:w="3231" w:type="dxa"/>
+            <w:tcBorders>
+              <w:top w:val="single" w:sz="4" w:space="0" w:color="D9D9D9"/>
+              <w:left w:val="single" w:sz="4" w:space="0" w:color="D9D9D9"/>
+              <w:bottom w:val="single" w:sz="4" w:space="0" w:color="D9D9D9"/>
+              <w:right w:val="single" w:sz="4" w:space="0" w:color="D9D9D9"/>
+            </w:tcBorders>
+            <w:tcMar>
+              <w:top w:w="70" w:type="dxa"/>
+              <w:left w:w="90" w:type="dxa"/>
+              <w:bottom w:w="70" w:type="dxa"/>
+              <w:right w:w="90" w:type="dxa"/>
+            </w:tcMar>
+            <w:vAlign w:val="center"/>
+          </w:tcPr>
+          <w:p>
+            <w:pPr>
+              <w:spacing w:before="40" w:after="40" w:line="264" w:lineRule="auto"/>
+              <w:ind w:firstLine="0"/>
+              <w:jc w:val="left"/>
+            </w:pPr>
+            <w:r>
+              <w:rPr>
+                <w:sz w:val="24"/>
+              </w:rPr>
+              <w:t>quantity = 0</w:t>
+            </w:r>
+          </w:p>
+        </w:tc>
+        <w:tc>
+          <w:tcPr>
+            <w:tcW w:w="3798" w:type="dxa"/>
+            <w:tcBorders>
+              <w:top w:val="single" w:sz="4" w:space="0" w:color="D9D9D9"/>
+              <w:left w:val="single" w:sz="4" w:space="0" w:color="D9D9D9"/>
+              <w:bottom w:val="single" w:sz="4" w:space="0" w:color="D9D9D9"/>
+              <w:right w:val="single" w:sz="4" w:space="0" w:color="D9D9D9"/>
+            </w:tcBorders>
+            <w:tcMar>
+              <w:top w:w="70" w:type="dxa"/>
+              <w:left w:w="90" w:type="dxa"/>
+              <w:bottom w:w="70" w:type="dxa"/>
+              <w:right w:w="90" w:type="dxa"/>
+            </w:tcMar>
+            <w:vAlign w:val="center"/>
+          </w:tcPr>
+          <w:p>
+            <w:pPr>
+              <w:spacing w:before="40" w:after="40" w:line="264" w:lineRule="auto"/>
+              <w:ind w:firstLine="0"/>
+              <w:jc w:val="left"/>
+            </w:pPr>
+            <w:r>
+              <w:rPr>
+                <w:sz w:val="24"/>
+              </w:rPr>
+              <w:t>Отсутствует в VALUED и итогах</w:t>
+            </w:r>
+          </w:p>
+        </w:tc>
+      </w:tr>
+      <w:tr>
+        <w:trPr>
+          <w:cantSplit/>
+          <w:jc w:val="center"/>
+        </w:trPr>
+        <w:tc>
+          <w:tcPr>
+            <w:tcW w:w="2324" w:type="dxa"/>
+            <w:tcBorders>
+              <w:top w:val="single" w:sz="4" w:space="0" w:color="D9D9D9"/>
+              <w:left w:val="single" w:sz="4" w:space="0" w:color="D9D9D9"/>
+              <w:bottom w:val="single" w:sz="4" w:space="0" w:color="D9D9D9"/>
+              <w:right w:val="single" w:sz="4" w:space="0" w:color="D9D9D9"/>
+            </w:tcBorders>
+            <w:tcMar>
+              <w:top w:w="70" w:type="dxa"/>
+              <w:left w:w="90" w:type="dxa"/>
+              <w:bottom w:w="70" w:type="dxa"/>
+              <w:right w:w="90" w:type="dxa"/>
+            </w:tcMar>
+            <w:vAlign w:val="center"/>
+          </w:tcPr>
+          <w:p>
+            <w:pPr>
+              <w:spacing w:before="40" w:after="40" w:line="264" w:lineRule="auto"/>
+              <w:ind w:firstLine="0"/>
+              <w:jc w:val="left"/>
+            </w:pPr>
+            <w:r>
+              <w:rPr>
+                <w:sz w:val="24"/>
+              </w:rPr>
+              <w:t>Отказ BAD</w:t>
+            </w:r>
+          </w:p>
+        </w:tc>
+        <w:tc>
+          <w:tcPr>
+            <w:tcW w:w="3231" w:type="dxa"/>
+            <w:tcBorders>
+              <w:top w:val="single" w:sz="4" w:space="0" w:color="D9D9D9"/>
+              <w:left w:val="single" w:sz="4" w:space="0" w:color="D9D9D9"/>
+              <w:bottom w:val="single" w:sz="4" w:space="0" w:color="D9D9D9"/>
+              <w:right w:val="single" w:sz="4" w:space="0" w:color="D9D9D9"/>
+            </w:tcBorders>
+            <w:tcMar>
+              <w:top w:w="70" w:type="dxa"/>
+              <w:left w:w="90" w:type="dxa"/>
+              <w:bottom w:w="70" w:type="dxa"/>
+              <w:right w:w="90" w:type="dxa"/>
+            </w:tcMar>
+            <w:vAlign w:val="center"/>
+          </w:tcPr>
+          <w:p>
+            <w:pPr>
+              <w:spacing w:before="40" w:after="40" w:line="264" w:lineRule="auto"/>
+              <w:ind w:firstLine="0"/>
+              <w:jc w:val="left"/>
+            </w:pPr>
+            <w:r>
+              <w:rPr>
+                <w:sz w:val="24"/>
+              </w:rPr>
+              <w:t>price = −10</w:t>
+            </w:r>
+          </w:p>
+        </w:tc>
+        <w:tc>
+          <w:tcPr>
+            <w:tcW w:w="3798" w:type="dxa"/>
+            <w:tcBorders>
+              <w:top w:val="single" w:sz="4" w:space="0" w:color="D9D9D9"/>
+              <w:left w:val="single" w:sz="4" w:space="0" w:color="D9D9D9"/>
+              <w:bottom w:val="single" w:sz="4" w:space="0" w:color="D9D9D9"/>
+              <w:right w:val="single" w:sz="4" w:space="0" w:color="D9D9D9"/>
+            </w:tcBorders>
+            <w:tcMar>
+              <w:top w:w="70" w:type="dxa"/>
+              <w:left w:w="90" w:type="dxa"/>
+              <w:bottom w:w="70" w:type="dxa"/>
+              <w:right w:w="90" w:type="dxa"/>
+            </w:tcMar>
+            <w:vAlign w:val="center"/>
+          </w:tcPr>
+          <w:p>
+            <w:pPr>
+              <w:spacing w:before="40" w:after="40" w:line="264" w:lineRule="auto"/>
+              <w:ind w:firstLine="0"/>
+              <w:jc w:val="left"/>
+            </w:pPr>
+            <w:r>
+              <w:rPr>
+                <w:sz w:val="24"/>
+              </w:rPr>
+              <w:t>RECOVERED; следующие записи обработаны</w:t>
+            </w:r>
+          </w:p>
+        </w:tc>
+      </w:tr>
+      <w:tr>
+        <w:trPr>
+          <w:cantSplit/>
+          <w:jc w:val="center"/>
+        </w:trPr>
+        <w:tc>
+          <w:tcPr>
+            <w:tcW w:w="2324" w:type="dxa"/>
+            <w:tcBorders>
+              <w:top w:val="single" w:sz="4" w:space="0" w:color="D9D9D9"/>
+              <w:left w:val="single" w:sz="4" w:space="0" w:color="D9D9D9"/>
+              <w:bottom w:val="single" w:sz="4" w:space="0" w:color="D9D9D9"/>
+              <w:right w:val="single" w:sz="4" w:space="0" w:color="D9D9D9"/>
+            </w:tcBorders>
+            <w:tcMar>
+              <w:top w:w="70" w:type="dxa"/>
+              <w:left w:w="90" w:type="dxa"/>
+              <w:bottom w:w="70" w:type="dxa"/>
+              <w:right w:w="90" w:type="dxa"/>
+            </w:tcMar>
+            <w:vAlign w:val="center"/>
+          </w:tcPr>
+          <w:p>
+            <w:pPr>
+              <w:spacing w:before="40" w:after="40" w:line="264" w:lineRule="auto"/>
+              <w:ind w:firstLine="0"/>
+              <w:jc w:val="left"/>
+            </w:pPr>
+            <w:r>
+              <w:rPr>
+                <w:sz w:val="24"/>
+              </w:rPr>
+              <w:t>Поставщик 11</w:t>
+            </w:r>
+          </w:p>
+        </w:tc>
+        <w:tc>
+          <w:tcPr>
+            <w:tcW w:w="3231" w:type="dxa"/>
+            <w:tcBorders>
+              <w:top w:val="single" w:sz="4" w:space="0" w:color="D9D9D9"/>
+              <w:left w:val="single" w:sz="4" w:space="0" w:color="D9D9D9"/>
+              <w:bottom w:val="single" w:sz="4" w:space="0" w:color="D9D9D9"/>
+              <w:right w:val="single" w:sz="4" w:space="0" w:color="D9D9D9"/>
+            </w:tcBorders>
+            <w:tcMar>
+              <w:top w:w="70" w:type="dxa"/>
+              <w:left w:w="90" w:type="dxa"/>
+              <w:bottom w:w="70" w:type="dxa"/>
+              <w:right w:w="90" w:type="dxa"/>
+            </w:tcMar>
+            <w:vAlign w:val="center"/>
+          </w:tcPr>
+          <w:p>
+            <w:pPr>
+              <w:spacing w:before="40" w:after="40" w:line="264" w:lineRule="auto"/>
+              <w:ind w:firstLine="0"/>
+              <w:jc w:val="left"/>
+            </w:pPr>
+            <w:r>
+              <w:rPr>
+                <w:sz w:val="24"/>
+              </w:rPr>
+              <w:t>7900 × 8 + 11900 × 5</w:t>
+            </w:r>
+          </w:p>
+        </w:tc>
+        <w:tc>
+          <w:tcPr>
+            <w:tcW w:w="3798" w:type="dxa"/>
+            <w:tcBorders>
+              <w:top w:val="single" w:sz="4" w:space="0" w:color="D9D9D9"/>
+              <w:left w:val="single" w:sz="4" w:space="0" w:color="D9D9D9"/>
+              <w:bottom w:val="single" w:sz="4" w:space="0" w:color="D9D9D9"/>
+              <w:right w:val="single" w:sz="4" w:space="0" w:color="D9D9D9"/>
+            </w:tcBorders>
+            <w:tcMar>
+              <w:top w:w="70" w:type="dxa"/>
+              <w:left w:w="90" w:type="dxa"/>
+              <w:bottom w:w="70" w:type="dxa"/>
+              <w:right w:w="90" w:type="dxa"/>
+            </w:tcMar>
+            <w:vAlign w:val="center"/>
+          </w:tcPr>
+          <w:p>
+            <w:pPr>
+              <w:spacing w:before="40" w:after="40" w:line="264" w:lineRule="auto"/>
+              <w:ind w:firstLine="0"/>
+              <w:jc w:val="left"/>
+            </w:pPr>
+            <w:r>
+              <w:rPr>
+                <w:sz w:val="24"/>
+              </w:rPr>
+              <w:t>122 700</w:t>
+            </w:r>
+          </w:p>
+        </w:tc>
+      </w:tr>
+      <w:tr>
+        <w:trPr>
+          <w:cantSplit/>
+          <w:jc w:val="center"/>
+        </w:trPr>
+        <w:tc>
+          <w:tcPr>
+            <w:tcW w:w="2324" w:type="dxa"/>
+            <w:tcBorders>
+              <w:top w:val="single" w:sz="4" w:space="0" w:color="D9D9D9"/>
+              <w:left w:val="single" w:sz="4" w:space="0" w:color="D9D9D9"/>
+              <w:bottom w:val="single" w:sz="4" w:space="0" w:color="D9D9D9"/>
+              <w:right w:val="single" w:sz="4" w:space="0" w:color="D9D9D9"/>
+            </w:tcBorders>
+            <w:tcMar>
+              <w:top w:w="70" w:type="dxa"/>
+              <w:left w:w="90" w:type="dxa"/>
+              <w:bottom w:w="70" w:type="dxa"/>
+              <w:right w:w="90" w:type="dxa"/>
+            </w:tcMar>
+            <w:vAlign w:val="center"/>
+          </w:tcPr>
+          <w:p>
+            <w:pPr>
+              <w:spacing w:before="40" w:after="40" w:line="264" w:lineRule="auto"/>
+              <w:ind w:firstLine="0"/>
+              <w:jc w:val="left"/>
+            </w:pPr>
+            <w:r>
+              <w:rPr>
+                <w:sz w:val="24"/>
+              </w:rPr>
+              <w:t>Поставщики 22 и 33</w:t>
+            </w:r>
+          </w:p>
+        </w:tc>
+        <w:tc>
+          <w:tcPr>
+            <w:tcW w:w="3231" w:type="dxa"/>
+            <w:tcBorders>
+              <w:top w:val="single" w:sz="4" w:space="0" w:color="D9D9D9"/>
+              <w:left w:val="single" w:sz="4" w:space="0" w:color="D9D9D9"/>
+              <w:bottom w:val="single" w:sz="4" w:space="0" w:color="D9D9D9"/>
+              <w:right w:val="single" w:sz="4" w:space="0" w:color="D9D9D9"/>
+            </w:tcBorders>
+            <w:tcMar>
+              <w:top w:w="70" w:type="dxa"/>
+              <w:left w:w="90" w:type="dxa"/>
+              <w:bottom w:w="70" w:type="dxa"/>
+              <w:right w:w="90" w:type="dxa"/>
+            </w:tcMar>
+            <w:vAlign w:val="center"/>
+          </w:tcPr>
+          <w:p>
+            <w:pPr>
+              <w:spacing w:before="40" w:after="40" w:line="264" w:lineRule="auto"/>
+              <w:ind w:firstLine="0"/>
+              <w:jc w:val="left"/>
+            </w:pPr>
+            <w:r>
+              <w:rPr>
+                <w:sz w:val="24"/>
+              </w:rPr>
+              <w:t>21900 × 4; 68500 × 3</w:t>
+            </w:r>
+          </w:p>
+        </w:tc>
+        <w:tc>
+          <w:tcPr>
+            <w:tcW w:w="3798" w:type="dxa"/>
+            <w:tcBorders>
+              <w:top w:val="single" w:sz="4" w:space="0" w:color="D9D9D9"/>
+              <w:left w:val="single" w:sz="4" w:space="0" w:color="D9D9D9"/>
+              <w:bottom w:val="single" w:sz="4" w:space="0" w:color="D9D9D9"/>
+              <w:right w:val="single" w:sz="4" w:space="0" w:color="D9D9D9"/>
+            </w:tcBorders>
+            <w:tcMar>
+              <w:top w:w="70" w:type="dxa"/>
+              <w:left w:w="90" w:type="dxa"/>
+              <w:bottom w:w="70" w:type="dxa"/>
+              <w:right w:w="90" w:type="dxa"/>
+            </w:tcMar>
+            <w:vAlign w:val="center"/>
+          </w:tcPr>
+          <w:p>
+            <w:pPr>
+              <w:spacing w:before="40" w:after="40" w:line="264" w:lineRule="auto"/>
+              <w:ind w:firstLine="0"/>
+              <w:jc w:val="left"/>
+            </w:pPr>
+            <w:r>
+              <w:rPr>
+                <w:sz w:val="24"/>
+              </w:rPr>
+              <w:t>87 600; 205 500</w:t>
+            </w:r>
+          </w:p>
+        </w:tc>
+      </w:tr>
+      <w:tr>
+        <w:trPr>
+          <w:cantSplit/>
+          <w:jc w:val="center"/>
+        </w:trPr>
+        <w:tc>
+          <w:tcPr>
+            <w:tcW w:w="2324" w:type="dxa"/>
+            <w:tcBorders>
+              <w:top w:val="single" w:sz="4" w:space="0" w:color="D9D9D9"/>
+              <w:left w:val="single" w:sz="4" w:space="0" w:color="D9D9D9"/>
+              <w:bottom w:val="single" w:sz="4" w:space="0" w:color="D9D9D9"/>
+              <w:right w:val="single" w:sz="4" w:space="0" w:color="D9D9D9"/>
+            </w:tcBorders>
+            <w:tcMar>
+              <w:top w:w="70" w:type="dxa"/>
+              <w:left w:w="90" w:type="dxa"/>
+              <w:bottom w:w="70" w:type="dxa"/>
+              <w:right w:w="90" w:type="dxa"/>
+            </w:tcMar>
+            <w:vAlign w:val="center"/>
+          </w:tcPr>
+          <w:p>
+            <w:pPr>
+              <w:spacing w:before="40" w:after="40" w:line="264" w:lineRule="auto"/>
+              <w:ind w:firstLine="0"/>
+              <w:jc w:val="left"/>
+            </w:pPr>
+            <w:r>
+              <w:rPr>
+                <w:sz w:val="24"/>
+              </w:rPr>
+              <w:t>Временные окна</w:t>
+            </w:r>
+          </w:p>
+        </w:tc>
+        <w:tc>
+          <w:tcPr>
+            <w:tcW w:w="3231" w:type="dxa"/>
+            <w:tcBorders>
+              <w:top w:val="single" w:sz="4" w:space="0" w:color="D9D9D9"/>
+              <w:left w:val="single" w:sz="4" w:space="0" w:color="D9D9D9"/>
+              <w:bottom w:val="single" w:sz="4" w:space="0" w:color="D9D9D9"/>
+              <w:right w:val="single" w:sz="4" w:space="0" w:color="D9D9D9"/>
+            </w:tcBorders>
+            <w:tcMar>
+              <w:top w:w="70" w:type="dxa"/>
+              <w:left w:w="90" w:type="dxa"/>
+              <w:bottom w:w="70" w:type="dxa"/>
+              <w:right w:w="90" w:type="dxa"/>
+            </w:tcMar>
+            <w:vAlign w:val="center"/>
+          </w:tcPr>
+          <w:p>
+            <w:pPr>
+              <w:spacing w:before="40" w:after="40" w:line="264" w:lineRule="auto"/>
+              <w:ind w:firstLine="0"/>
+              <w:jc w:val="left"/>
+            </w:pPr>
+            <w:r>
+              <w:rPr>
+                <w:sz w:val="24"/>
+              </w:rPr>
+              <w:t>Три и одна корректная запись</w:t>
+            </w:r>
+          </w:p>
+        </w:tc>
+        <w:tc>
+          <w:tcPr>
+            <w:tcW w:w="3798" w:type="dxa"/>
+            <w:tcBorders>
+              <w:top w:val="single" w:sz="4" w:space="0" w:color="D9D9D9"/>
+              <w:left w:val="single" w:sz="4" w:space="0" w:color="D9D9D9"/>
+              <w:bottom w:val="single" w:sz="4" w:space="0" w:color="D9D9D9"/>
+              <w:right w:val="single" w:sz="4" w:space="0" w:color="D9D9D9"/>
+            </w:tcBorders>
+            <w:tcMar>
+              <w:top w:w="70" w:type="dxa"/>
+              <w:left w:w="90" w:type="dxa"/>
+              <w:bottom w:w="70" w:type="dxa"/>
+              <w:right w:w="90" w:type="dxa"/>
+            </w:tcMar>
+            <w:vAlign w:val="center"/>
+          </w:tcPr>
+          <w:p>
+            <w:pPr>
+              <w:spacing w:before="40" w:after="40" w:line="264" w:lineRule="auto"/>
+              <w:ind w:firstLine="0"/>
+              <w:jc w:val="left"/>
+            </w:pPr>
+            <w:r>
+              <w:rPr>
+                <w:sz w:val="24"/>
+              </w:rPr>
+              <w:t>356 300; 59 500</w:t>
+            </w:r>
+          </w:p>
+        </w:tc>
+      </w:tr>
+      <w:tr>
+        <w:trPr>
+          <w:cantSplit/>
+          <w:jc w:val="center"/>
+        </w:trPr>
+        <w:tc>
+          <w:tcPr>
+            <w:tcW w:w="2324" w:type="dxa"/>
+            <w:tcBorders>
+              <w:top w:val="single" w:sz="4" w:space="0" w:color="D9D9D9"/>
+              <w:left w:val="single" w:sz="4" w:space="0" w:color="D9D9D9"/>
+              <w:bottom w:val="single" w:sz="4" w:space="0" w:color="D9D9D9"/>
+              <w:right w:val="single" w:sz="4" w:space="0" w:color="D9D9D9"/>
+            </w:tcBorders>
+            <w:tcMar>
+              <w:top w:w="70" w:type="dxa"/>
+              <w:left w:w="90" w:type="dxa"/>
+              <w:bottom w:w="70" w:type="dxa"/>
+              <w:right w:w="90" w:type="dxa"/>
+            </w:tcMar>
+            <w:vAlign w:val="center"/>
+          </w:tcPr>
+          <w:p>
+            <w:pPr>
+              <w:spacing w:before="40" w:after="40" w:line="264" w:lineRule="auto"/>
+              <w:ind w:firstLine="0"/>
+              <w:jc w:val="left"/>
+            </w:pPr>
+            <w:r>
+              <w:rPr>
+                <w:sz w:val="24"/>
+              </w:rPr>
+              <w:t>Перегрузка</w:t>
+            </w:r>
+          </w:p>
+        </w:tc>
+        <w:tc>
+          <w:tcPr>
+            <w:tcW w:w="3231" w:type="dxa"/>
+            <w:tcBorders>
+              <w:top w:val="single" w:sz="4" w:space="0" w:color="D9D9D9"/>
+              <w:left w:val="single" w:sz="4" w:space="0" w:color="D9D9D9"/>
+              <w:bottom w:val="single" w:sz="4" w:space="0" w:color="D9D9D9"/>
+              <w:right w:val="single" w:sz="4" w:space="0" w:color="D9D9D9"/>
+            </w:tcBorders>
+            <w:tcMar>
+              <w:top w:w="70" w:type="dxa"/>
+              <w:left w:w="90" w:type="dxa"/>
+              <w:bottom w:w="70" w:type="dxa"/>
+              <w:right w:w="90" w:type="dxa"/>
+            </w:tcMar>
+            <w:vAlign w:val="center"/>
+          </w:tcPr>
+          <w:p>
+            <w:pPr>
+              <w:spacing w:before="40" w:after="40" w:line="264" w:lineRule="auto"/>
+              <w:ind w:firstLine="0"/>
+              <w:jc w:val="left"/>
+            </w:pPr>
+            <w:r>
+              <w:rPr>
+                <w:sz w:val="24"/>
+              </w:rPr>
+              <w:t>500 событий; 1 мс и 12 мс</w:t>
+            </w:r>
+          </w:p>
+        </w:tc>
+        <w:tc>
+          <w:tcPr>
+            <w:tcW w:w="3798" w:type="dxa"/>
+            <w:tcBorders>
+              <w:top w:val="single" w:sz="4" w:space="0" w:color="D9D9D9"/>
+              <w:left w:val="single" w:sz="4" w:space="0" w:color="D9D9D9"/>
+              <w:bottom w:val="single" w:sz="4" w:space="0" w:color="D9D9D9"/>
+              <w:right w:val="single" w:sz="4" w:space="0" w:color="D9D9D9"/>
+            </w:tcBorders>
+            <w:tcMar>
+              <w:top w:w="70" w:type="dxa"/>
+              <w:left w:w="90" w:type="dxa"/>
+              <w:bottom w:w="70" w:type="dxa"/>
+              <w:right w:w="90" w:type="dxa"/>
+            </w:tcMar>
+            <w:vAlign w:val="center"/>
+          </w:tcPr>
+          <w:p>
+            <w:pPr>
+              <w:spacing w:before="40" w:after="40" w:line="264" w:lineRule="auto"/>
+              <w:ind w:firstLine="0"/>
+              <w:jc w:val="left"/>
+            </w:pPr>
+            <w:r>
+              <w:rPr>
+                <w:sz w:val="24"/>
+              </w:rPr>
+              <w:t>45 принято; 455 заменено; последний 499</w:t>
+            </w:r>
+          </w:p>
+        </w:tc>
+      </w:tr>
+    </w:tbl>
+    <w:p/>
+    <w:p>
+      <w:pPr>
         <w:pStyle w:val="aff9"/>
       </w:pPr>
       <w:r>
-        <w:t>Запись BAD обработана как RECOVERED. Итоги: поставщик 11 — 122 700 рублей, 22 — 87 600 рублей, 33 — 205 500 рублей. В сохранённом запуске быстрый источник сформировал 500 событий, обработчик получил 45; 455 промежуточных значений б</w:t>
+        <w:t xml:space="preserve">Суммы проверяются независимо от библиотеки: 63 200 + 59 500 = 122 700 для поставщика 11, 87 600 для </w:t>
       </w:r>
       <w:r>
-        <w:t>ыли заменены более свежими. Последнее значение 499 получено.</w:t>
+        <w:t>поставщика 22 и 205 500 для поставщика 33. Общая стоимость корректных доступных позиций равна 415 800. Окна live-потока дают тот же общий итог: 356 300 + 59 500. Совпадение подтверждает повторное использование одного правила проверки и преобразования.</w:t>
       </w:r>
     </w:p>
     <w:p>
@@ -1474,23 +5868,47 @@
         <w:pStyle w:val="aff9"/>
       </w:pPr>
       <w:r>
-        <w:t>Проверка выполнена 4 октября 2026 года. Рисунки ниже являются снимками окна просмотра сохранённых фактических логов. Полный вывод находится в run.log. Исходные снимки высокого разрешения находятс</w:t>
+        <w:lastRenderedPageBreak/>
+        <w:t>В со</w:t>
       </w:r>
       <w:r>
-        <w:t>я в screenshots.</w:t>
+        <w:t>хранённом запуске Flowable получены 45 элементов, включая последний 499; 455 промежуточных значений заменены. Эти числа характеризуют конкретный запуск, а не универсальную пропускную способность программы. Планировщик ОС, загрузка компьютера и точность тай</w:t>
+      </w:r>
+      <w:r>
+        <w:t>меров могут изменить received при повторении. Критерии корректности здесь — контролируемое завершение, отсутствие переполнения очереди и получение актуального конечного значения.</w:t>
       </w:r>
     </w:p>
     <w:p>
       <w:pPr>
         <w:pStyle w:val="21"/>
+      </w:pPr>
+      <w:bookmarkStart w:id="17" w:name="_Toc242051966"/>
+      <w:r>
+        <w:t>3.3 Скриншоты выполнения</w:t>
+      </w:r>
+      <w:bookmarkEnd w:id="17"/>
+    </w:p>
+    <w:p>
+      <w:pPr>
+        <w:pStyle w:val="aff9"/>
+      </w:pPr>
+      <w:r>
+        <w:t>Рисунки показывают окно просмотра фактических сохран</w:t>
+      </w:r>
+      <w:r>
+        <w:t>ённых протоколов выполненного приложения. Полные журналы и оригинальные изображения находятся в проекте.</w:t>
+      </w:r>
+    </w:p>
+    <w:p>
+      <w:pPr>
+        <w:pStyle w:val="aff9"/>
+        <w:keepNext/>
         <w:pageBreakBefore/>
       </w:pPr>
-      <w:bookmarkStart w:id="4" w:name="_Toc242034002"/>
       <w:r>
         <w:lastRenderedPageBreak/>
-        <w:t>2.1 Результаты выполнения</w:t>
+        <w:t>SOURCE, VALUED и SUMMARY связывают исходные позиции с итогами. RECOVERED обозначает отказ BAD, а имена потоков показывают использование двух Scheduler.</w:t>
       </w:r>
-      <w:bookmarkEnd w:id="4"/>
     </w:p>
     <w:p>
       <w:pPr>
@@ -1504,7 +5922,7 @@
           <w:noProof/>
         </w:rPr>
         <w:drawing>
-          <wp:inline distT="0" distB="0" distL="0" distR="0" wp14:anchorId="3FB3C3A8" wp14:editId="6E65E104">
+          <wp:inline distT="0" distB="0" distL="0" distR="0" wp14:anchorId="428DB742" wp14:editId="51BC29C1">
             <wp:extent cx="5940000" cy="3940529"/>
             <wp:effectExtent l="0" t="0" r="0" b="0"/>
             <wp:docPr id="3" name="Picture 3"/>
@@ -1519,7 +5937,7 @@
                     <pic:cNvPicPr/>
                   </pic:nvPicPr>
                   <pic:blipFill>
-                    <a:blip r:embed="rId9"/>
+                    <a:blip r:embed="rId12"/>
                     <a:stretch>
                       <a:fillRect/>
                     </a:stretch>
@@ -1551,14 +5969,12 @@
     <w:p>
       <w:pPr>
         <w:pStyle w:val="aff9"/>
+        <w:keepNext/>
+        <w:pageBreakBefore/>
       </w:pPr>
       <w:r>
-        <w:t>Фрагмент протокола подтверждает описанный сценарий. Полный исходный вывод сохранён рядом с кодом.</w:t>
-      </w:r>
-    </w:p>
-    <w:p>
-      <w:r>
-        <w:br w:type="page"/>
+        <w:lastRenderedPageBreak/>
+        <w:t>ARRIVAL отображает поступления с интервалом. WINDOW count и total показывают обработку текущих окон, включая неполное последнее окно.</w:t>
       </w:r>
     </w:p>
     <w:p>
@@ -1572,9 +5988,8 @@
         <w:rPr>
           <w:noProof/>
         </w:rPr>
-        <w:lastRenderedPageBreak/>
         <w:drawing>
-          <wp:inline distT="0" distB="0" distL="0" distR="0" wp14:anchorId="55764040" wp14:editId="348BC35F">
+          <wp:inline distT="0" distB="0" distL="0" distR="0" wp14:anchorId="3A9AB598" wp14:editId="5C3551F2">
             <wp:extent cx="5940000" cy="3940529"/>
             <wp:effectExtent l="0" t="0" r="0" b="0"/>
             <wp:docPr id="4" name="Picture 4"/>
@@ -1589,7 +6004,7 @@
                     <pic:cNvPicPr/>
                   </pic:nvPicPr>
                   <pic:blipFill>
-                    <a:blip r:embed="rId10"/>
+                    <a:blip r:embed="rId13"/>
                     <a:stretch>
                       <a:fillRect/>
                     </a:stretch>
@@ -1621,17 +6036,15 @@
     <w:p>
       <w:pPr>
         <w:pStyle w:val="aff9"/>
+        <w:keepNext/>
+        <w:pageBreakBefore/>
       </w:pPr>
       <w:r>
-        <w:t>Фрагмент протокола подтвер</w:t>
+        <w:lastRenderedPageBreak/>
+        <w:t>Сопоставлены быстрый источник и ме</w:t>
       </w:r>
       <w:r>
-        <w:t>ждает описанный сценарий. Полный исходный вывод сохранён рядом с кодом.</w:t>
-      </w:r>
-    </w:p>
-    <w:p>
-      <w:r>
-        <w:br w:type="page"/>
+        <w:t>дленный потребитель. produced, received и superseded относятся к фактическому запуску; последнее значение 499 получено.</w:t>
       </w:r>
     </w:p>
     <w:p>
@@ -1645,9 +6058,8 @@
         <w:rPr>
           <w:noProof/>
         </w:rPr>
-        <w:lastRenderedPageBreak/>
         <w:drawing>
-          <wp:inline distT="0" distB="0" distL="0" distR="0" wp14:anchorId="70D2F178" wp14:editId="67868041">
+          <wp:inline distT="0" distB="0" distL="0" distR="0" wp14:anchorId="0495A6EE" wp14:editId="7C31AF28">
             <wp:extent cx="5940000" cy="3940529"/>
             <wp:effectExtent l="0" t="0" r="0" b="0"/>
             <wp:docPr id="5" name="Picture 5"/>
@@ -1662,7 +6074,7 @@
                     <pic:cNvPicPr/>
                   </pic:nvPicPr>
                   <pic:blipFill>
-                    <a:blip r:embed="rId11"/>
+                    <a:blip r:embed="rId14"/>
                     <a:stretch>
                       <a:fillRect/>
                     </a:stretch>
@@ -1693,32 +6105,59 @@
     </w:p>
     <w:p>
       <w:pPr>
+        <w:pStyle w:val="21"/>
+      </w:pPr>
+      <w:bookmarkStart w:id="18" w:name="_Toc242051967"/>
+      <w:r>
+        <w:t>3.4 Ограничения реализации</w:t>
+      </w:r>
+      <w:bookmarkEnd w:id="18"/>
+    </w:p>
+    <w:p>
+      <w:pPr>
         <w:pStyle w:val="aff9"/>
       </w:pPr>
       <w:r>
-        <w:t>Количество заменённых значений зависит от времени выполнения потоков; приведён фактический результат этого запуска.</w:t>
+        <w:t>Источник конечный и учебный; приложение не подключается к базе Bo</w:t>
+      </w:r>
+      <w:r>
+        <w:t>otcamp и не сохраняет результаты во внешнем хранилище. Стратегия latest специально выделена из расчёта стоимости, потому что допускает пропуск промежуточных обновлений. Блокирующие ожидания находятся в консольном main.</w:t>
       </w:r>
     </w:p>
     <w:p>
       <w:pPr>
         <w:pStyle w:val="1"/>
       </w:pPr>
-      <w:bookmarkStart w:id="5" w:name="_Toc242034003"/>
+      <w:bookmarkStart w:id="19" w:name="_Toc242051968"/>
       <w:r>
         <w:lastRenderedPageBreak/>
-        <w:t>3 Прохождение Bootcamp</w:t>
+        <w:t>4 Связь с личным BootcampLabs</w:t>
+      </w:r>
+      <w:bookmarkEnd w:id="19"/>
+    </w:p>
+    <w:p>
+      <w:pPr>
+        <w:pStyle w:val="aff9"/>
+      </w:pPr>
+      <w:r>
+        <w:t>Связь с</w:t>
       </w:r>
       <w:r>
-        <w:t>Labs</w:t>
+        <w:t xml:space="preserve"> курсом: Back-end АС Поставщиков. В проекте используются аналогичные сущности и сценарии, без переноса чужого backend или базы данных. Для №2–4 это поставщики, товар, стоимость и представление заказа; для №5–8 — заказ, доставка, участники и изменение состо</w:t>
       </w:r>
-      <w:bookmarkEnd w:id="5"/>
+      <w:r>
+        <w:t>яния.</w:t>
+      </w:r>
     </w:p>
     <w:p>
       <w:pPr>
         <w:pStyle w:val="aff9"/>
       </w:pPr>
       <w:r>
-        <w:t>Связь с курсом: Back-end АС Поставщиков. Общий прогресс личного курса составляет 100 процентов; соответствующие модули отмечены как завершённые. На страницах могут оставаться необязательные задания, которые не требуются для достигнутого уровня.</w:t>
+        <w:t>Снимки получены из личного курса Кашпирева Михаила Дмитриевича. Общий прогресс курса составляет 100 процентов. Завершение модуля определяется отметкой курса и выполнением обязательных заданий целевого уровня; отдельные необязательные задания могут ос</w:t>
+      </w:r>
+      <w:r>
+        <w:t>таваться незапущенными.</w:t>
       </w:r>
     </w:p>
     <w:p>
@@ -1733,7 +6172,7 @@
           <w:noProof/>
         </w:rPr>
         <w:drawing>
-          <wp:inline distT="0" distB="0" distL="0" distR="0" wp14:anchorId="2DF31A9A" wp14:editId="62504961">
+          <wp:inline distT="0" distB="0" distL="0" distR="0" wp14:anchorId="1919824D" wp14:editId="02A885B0">
             <wp:extent cx="5940000" cy="3015375"/>
             <wp:effectExtent l="0" t="0" r="0" b="0"/>
             <wp:docPr id="6" name="Picture 6"/>
@@ -1748,7 +6187,7 @@
                     <pic:cNvPicPr/>
                   </pic:nvPicPr>
                   <pic:blipFill>
-                    <a:blip r:embed="rId12"/>
+                    <a:blip r:embed="rId15"/>
                     <a:stretch>
                       <a:fillRect/>
                     </a:stretch>
@@ -1774,10 +6213,7 @@
         <w:pStyle w:val="affc"/>
       </w:pPr>
       <w:r>
-        <w:t>Рису</w:t>
-      </w:r>
-      <w:r>
-        <w:t>нок 4 — Личный BootcampLabs</w:t>
+        <w:t>Рисунок 4 — Личный BootcampLabs</w:t>
       </w:r>
     </w:p>
     <w:p>
@@ -1785,22 +6221,22 @@
         <w:pStyle w:val="1"/>
         <w:jc w:val="center"/>
       </w:pPr>
-      <w:bookmarkStart w:id="6" w:name="_Toc242034004"/>
+      <w:bookmarkStart w:id="20" w:name="_Toc242051969"/>
       <w:r>
         <w:lastRenderedPageBreak/>
         <w:t>ЗАКЛЮЧЕНИЕ</w:t>
       </w:r>
-      <w:bookmarkEnd w:id="6"/>
+      <w:bookmarkEnd w:id="20"/>
     </w:p>
     <w:p>
       <w:pPr>
         <w:pStyle w:val="aff9"/>
       </w:pPr>
       <w:r>
-        <w:t xml:space="preserve">Поток автоматически обрабатывает новые данные, продолжает работу после ошибки отдельной записи и демонстрирует переключение потоков выполнения. Перегрузка медленного обработчика контролируется стратегией </w:t>
+        <w:t>Поток автоматически обрабатывает новые данные, продолжает работу после ошибки отдельной записи и демонстрирует переключение потоков выполнения. Перегрузка медленного обработчика контролир</w:t>
       </w:r>
       <w:r>
-        <w:t>latest.</w:t>
+        <w:t>уется стратегией latest.</w:t>
       </w:r>
     </w:p>
     <w:p>
@@ -1808,11 +6244,103 @@
         <w:pStyle w:val="aff9"/>
       </w:pPr>
       <w:r>
-        <w:t>Материалы проекта находятся в каталоге practice-03-rxjava. Исходники размещены в src или в каталогах отдельных сервисов; инструкции — в README.md. Отчёт относится к приложенному архиву практики 3.</w:t>
+        <w:t>Сопоставление с таблицей требований показывает, где реализованы обязательные функции и какими результатами они подтверждены. В отчёт включены выбранная модель данных, ключевые листинги, порядок запуска и разбор проверок. Приложенны</w:t>
+      </w:r>
+      <w:r>
+        <w:t>е журналы позволяют проверить числовые значения и последовательность операций независимо от кратких подписей рисунков.</w:t>
+      </w:r>
+    </w:p>
+    <w:p>
+      <w:pPr>
+        <w:pStyle w:val="aff9"/>
+      </w:pPr>
+      <w:r>
+        <w:t xml:space="preserve">Источник конечный и учебный; приложение не подключается к базе Bootcamp и не сохраняет результаты во внешнем хранилище. Стратегия latest </w:t>
+      </w:r>
+      <w:r>
+        <w:t>специально выделена из расчёта стоимости, потому что допускает пропуск промежуточных обновлений. Блокирующие ожидания находятся в консольном main.</w:t>
+      </w:r>
+    </w:p>
+    <w:p>
+      <w:pPr>
+        <w:pStyle w:val="aff9"/>
+      </w:pPr>
+      <w:r>
+        <w:t>Исходный код и материалы практики находятся в собственном публичном репозитории, папка practice-03-rxjava. DO</w:t>
+      </w:r>
+      <w:r>
+        <w:t>CX приложен и в общей папке отчётов, и в архиве соответствующей работы.</w:t>
+      </w:r>
+    </w:p>
+    <w:p>
+      <w:pPr>
+        <w:pStyle w:val="aff9"/>
+        <w:ind w:firstLine="0"/>
+      </w:pPr>
+      <w:hyperlink r:id="rId16">
+        <w:r>
+          <w:t>https://github.com/MikhailBOBR/PiRKSP_2_Kashpirev</w:t>
+        </w:r>
+      </w:hyperlink>
+    </w:p>
+    <w:p>
+      <w:pPr>
+        <w:pStyle w:val="1"/>
+        <w:jc w:val="center"/>
+      </w:pPr>
+      <w:bookmarkStart w:id="21" w:name="_Toc242051970"/>
+      <w:r>
+        <w:lastRenderedPageBreak/>
+        <w:t>ИСТОЧНИКИ И МАТЕРИАЛЫ</w:t>
+      </w:r>
+      <w:bookmarkEnd w:id="21"/>
+    </w:p>
+    <w:p>
+      <w:pPr>
+        <w:pStyle w:val="aff9"/>
+      </w:pPr>
+      <w:r>
+        <w:t xml:space="preserve">1. Условия практических работ №2–8 — </w:t>
+      </w:r>
+      <w:r>
+        <w:t>приложенный файл Задания.txt.</w:t>
+      </w:r>
+    </w:p>
+    <w:p>
+      <w:pPr>
+        <w:pStyle w:val="aff9"/>
+        <w:ind w:firstLine="0"/>
+      </w:pPr>
+      <w:hyperlink r:id="rId17">
+        <w:r>
+          <w:t>2. Собственный проект и фактические журналы</w:t>
+        </w:r>
+      </w:hyperlink>
+    </w:p>
+    <w:p>
+      <w:pPr>
+        <w:pStyle w:val="aff9"/>
+        <w:ind w:firstLine="0"/>
+      </w:pPr>
+      <w:hyperlink r:id="rId18">
+        <w:r>
+          <w:t>3. RxJava 3 Javadoc</w:t>
+        </w:r>
+      </w:hyperlink>
+    </w:p>
+    <w:p>
+      <w:pPr>
+        <w:pStyle w:val="aff9"/>
+      </w:pPr>
+      <w:r>
+        <w:t>Верс</w:t>
+      </w:r>
+      <w:r>
+        <w:t>ии библиотек для повторной сборки заданы в pom.xml. Указанные справочные материалы поясняют API; фактические результаты работы подтверждаются журналами и рисунками собственного проекта.</w:t>
       </w:r>
     </w:p>
     <w:sectPr>
-      <w:footerReference w:type="default" r:id="rId13"/>
+      <w:footerReference w:type="default" r:id="rId19"/>
       <w:pgSz w:w="11906" w:h="16838"/>
       <w:pgMar w:top="1134" w:right="850" w:bottom="1134" w:left="1701" w:header="720" w:footer="720" w:gutter="0"/>
       <w:cols w:space="720"/>
